--- a/nxt-school-launch/NXT_Meta_Creative_Plan.docx
+++ b/nxt-school-launch/NXT_Meta_Creative_Plan.docx
@@ -1284,6 +1284,1469 @@
         </w:tc>
       </w:tr>
     </w:tbl>
+    <w:p>
+      <w:pPr>
+        <w:pStyle w:val="Heading1"/>
+        <w:pageBreakBefore/>
+      </w:pPr>
+      <w:r>
+        <w:rPr>
+          <w:rFonts w:ascii="Arial" w:cs="Arial" w:eastAsia="Arial" w:hAnsi="Arial"/>
+        </w:rPr>
+        <w:t xml:space="preserve">When each angle runs — and in what format</w:t>
+      </w:r>
+    </w:p>
+    <w:tbl>
+      <w:tblPr>
+        <w:tblW w:type="dxa" w:w="9638"/>
+        <w:tblBorders>
+          <w:top w:val="single" w:color="auto" w:sz="4"/>
+          <w:left w:val="single" w:color="auto" w:sz="4"/>
+          <w:bottom w:val="single" w:color="auto" w:sz="4"/>
+          <w:right w:val="single" w:color="auto" w:sz="4"/>
+          <w:insideH w:val="single" w:color="auto" w:sz="4"/>
+          <w:insideV w:val="single" w:color="auto" w:sz="4"/>
+        </w:tblBorders>
+      </w:tblPr>
+      <w:tblGrid>
+        <w:gridCol w:w="9638"/>
+      </w:tblGrid>
+      <w:tr>
+        <w:tc>
+          <w:tcPr>
+            <w:tcW w:type="dxa" w:w="9638"/>
+            <w:tcBorders>
+              <w:top w:val="none" w:color="FFFFFF" w:sz="0"/>
+              <w:left w:val="single" w:color="007BFF" w:sz="24"/>
+              <w:bottom w:val="none" w:color="FFFFFF" w:sz="0"/>
+              <w:right w:val="none" w:color="FFFFFF" w:sz="0"/>
+            </w:tcBorders>
+            <w:shd w:fill="EEF4FF" w:color="auto" w:val="clear"/>
+            <w:tcMar>
+              <w:top w:type="dxa" w:w="110"/>
+              <w:left w:type="dxa" w:w="200"/>
+              <w:bottom w:type="dxa" w:w="110"/>
+              <w:right w:type="dxa" w:w="200"/>
+            </w:tcMar>
+          </w:tcPr>
+          <w:p>
+            <w:pPr>
+              <w:spacing w:after="30" w:line="250"/>
+            </w:pPr>
+            <w:r>
+              <w:rPr>
+                <w:rFonts w:ascii="Arial" w:cs="Arial" w:eastAsia="Arial" w:hAnsi="Arial"/>
+                <w:b/>
+                <w:bCs/>
+                <w:sz w:val="19"/>
+                <w:szCs w:val="19"/>
+              </w:rPr>
+              <w:t xml:space="preserve">Angles A, B and C don't take turns — they all start on day 1, side by side in Prospecting.</w:t>
+            </w:r>
+            <w:r>
+              <w:rPr>
+                <w:rFonts w:ascii="Arial" w:cs="Arial" w:eastAsia="Arial" w:hAnsi="Arial"/>
+                <w:sz w:val="19"/>
+                <w:szCs w:val="19"/>
+              </w:rPr>
+              <w:t xml:space="preserve"> That IS the test: same audience, same budget, 6 ads, and the data shows which angle wins. Only angle D (Open Day) is tied to dates.</w:t>
+            </w:r>
+          </w:p>
+        </w:tc>
+      </w:tr>
+    </w:tbl>
+    <w:p>
+      <w:pPr>
+        <w:spacing w:after="160"/>
+      </w:pPr>
+    </w:p>
+    <w:tbl>
+      <w:tblPr>
+        <w:tblW w:type="dxa" w:w="9638"/>
+        <w:tblBorders>
+          <w:top w:val="single" w:color="auto" w:sz="4"/>
+          <w:left w:val="single" w:color="auto" w:sz="4"/>
+          <w:bottom w:val="single" w:color="auto" w:sz="4"/>
+          <w:right w:val="single" w:color="auto" w:sz="4"/>
+          <w:insideH w:val="single" w:color="auto" w:sz="4"/>
+          <w:insideV w:val="single" w:color="auto" w:sz="4"/>
+        </w:tblBorders>
+      </w:tblPr>
+      <w:tblGrid>
+        <w:gridCol w:w="2300"/>
+        <w:gridCol w:w="1834"/>
+        <w:gridCol w:w="1834"/>
+        <w:gridCol w:w="1835"/>
+        <w:gridCol w:w="1835"/>
+      </w:tblGrid>
+      <w:tr>
+        <w:trPr>
+          <w:tblHeader/>
+        </w:trPr>
+        <w:tc>
+          <w:tcPr>
+            <w:tcW w:type="dxa" w:w="2300"/>
+            <w:tcBorders>
+              <w:top w:val="single" w:color="D9E1EC" w:sz="4"/>
+              <w:left w:val="single" w:color="D9E1EC" w:sz="4"/>
+              <w:bottom w:val="single" w:color="D9E1EC" w:sz="4"/>
+              <w:right w:val="single" w:color="D9E1EC" w:sz="4"/>
+            </w:tcBorders>
+            <w:shd w:fill="0F172A" w:color="auto" w:val="clear"/>
+            <w:tcMar>
+              <w:top w:type="dxa" w:w="90"/>
+              <w:left w:type="dxa" w:w="100"/>
+              <w:bottom w:type="dxa" w:w="90"/>
+              <w:right w:type="dxa" w:w="100"/>
+            </w:tcMar>
+            <w:vAlign w:val="center"/>
+          </w:tcPr>
+          <w:p>
+            <w:pPr>
+              <w:spacing w:after="30" w:line="250"/>
+            </w:pPr>
+            <w:r>
+              <w:rPr>
+                <w:rFonts w:ascii="Arial" w:cs="Arial" w:eastAsia="Arial" w:hAnsi="Arial"/>
+                <w:b/>
+                <w:bCs/>
+                <w:color w:val="FFFFFF"/>
+                <w:sz w:val="17"/>
+                <w:szCs w:val="17"/>
+              </w:rPr>
+              <w:t xml:space="preserve">Angle</w:t>
+            </w:r>
+          </w:p>
+        </w:tc>
+        <w:tc>
+          <w:tcPr>
+            <w:tcW w:type="dxa" w:w="1834"/>
+            <w:tcBorders>
+              <w:top w:val="single" w:color="D9E1EC" w:sz="4"/>
+              <w:left w:val="single" w:color="D9E1EC" w:sz="4"/>
+              <w:bottom w:val="single" w:color="D9E1EC" w:sz="4"/>
+              <w:right w:val="single" w:color="D9E1EC" w:sz="4"/>
+            </w:tcBorders>
+            <w:shd w:fill="0F172A" w:color="auto" w:val="clear"/>
+            <w:tcMar>
+              <w:top w:type="dxa" w:w="90"/>
+              <w:left w:type="dxa" w:w="100"/>
+              <w:bottom w:type="dxa" w:w="90"/>
+              <w:right w:type="dxa" w:w="100"/>
+            </w:tcMar>
+            <w:vAlign w:val="center"/>
+          </w:tcPr>
+          <w:p>
+            <w:pPr>
+              <w:spacing w:after="30" w:line="250"/>
+            </w:pPr>
+            <w:r>
+              <w:rPr>
+                <w:rFonts w:ascii="Arial" w:cs="Arial" w:eastAsia="Arial" w:hAnsi="Arial"/>
+                <w:b/>
+                <w:bCs/>
+                <w:color w:val="FFFFFF"/>
+                <w:sz w:val="17"/>
+                <w:szCs w:val="17"/>
+              </w:rPr>
+              <w:t xml:space="preserve">W1 · 6–11 Oct</w:t>
+            </w:r>
+          </w:p>
+          <w:p>
+            <w:pPr>
+              <w:spacing w:after="30" w:line="250"/>
+            </w:pPr>
+            <w:r>
+              <w:rPr>
+                <w:rFonts w:ascii="Arial" w:cs="Arial" w:eastAsia="Arial" w:hAnsi="Arial"/>
+                <w:b/>
+                <w:bCs/>
+                <w:color w:val="FFFFFF"/>
+                <w:sz w:val="17"/>
+                <w:szCs w:val="17"/>
+              </w:rPr>
+              <w:t xml:space="preserve">Launch</w:t>
+            </w:r>
+          </w:p>
+        </w:tc>
+        <w:tc>
+          <w:tcPr>
+            <w:tcW w:type="dxa" w:w="1834"/>
+            <w:tcBorders>
+              <w:top w:val="single" w:color="D9E1EC" w:sz="4"/>
+              <w:left w:val="single" w:color="D9E1EC" w:sz="4"/>
+              <w:bottom w:val="single" w:color="D9E1EC" w:sz="4"/>
+              <w:right w:val="single" w:color="D9E1EC" w:sz="4"/>
+            </w:tcBorders>
+            <w:shd w:fill="0F172A" w:color="auto" w:val="clear"/>
+            <w:tcMar>
+              <w:top w:type="dxa" w:w="90"/>
+              <w:left w:type="dxa" w:w="100"/>
+              <w:bottom w:type="dxa" w:w="90"/>
+              <w:right w:type="dxa" w:w="100"/>
+            </w:tcMar>
+            <w:vAlign w:val="center"/>
+          </w:tcPr>
+          <w:p>
+            <w:pPr>
+              <w:spacing w:after="30" w:line="250"/>
+            </w:pPr>
+            <w:r>
+              <w:rPr>
+                <w:rFonts w:ascii="Arial" w:cs="Arial" w:eastAsia="Arial" w:hAnsi="Arial"/>
+                <w:b/>
+                <w:bCs/>
+                <w:color w:val="FFFFFF"/>
+                <w:sz w:val="17"/>
+                <w:szCs w:val="17"/>
+              </w:rPr>
+              <w:t xml:space="preserve">W2 · 12–18 Oct</w:t>
+            </w:r>
+          </w:p>
+          <w:p>
+            <w:pPr>
+              <w:spacing w:after="30" w:line="250"/>
+            </w:pPr>
+            <w:r>
+              <w:rPr>
+                <w:rFonts w:ascii="Arial" w:cs="Arial" w:eastAsia="Arial" w:hAnsi="Arial"/>
+                <w:b/>
+                <w:bCs/>
+                <w:color w:val="FFFFFF"/>
+                <w:sz w:val="17"/>
+                <w:szCs w:val="17"/>
+              </w:rPr>
+              <w:t xml:space="preserve">First read</w:t>
+            </w:r>
+          </w:p>
+        </w:tc>
+        <w:tc>
+          <w:tcPr>
+            <w:tcW w:type="dxa" w:w="1835"/>
+            <w:tcBorders>
+              <w:top w:val="single" w:color="D9E1EC" w:sz="4"/>
+              <w:left w:val="single" w:color="D9E1EC" w:sz="4"/>
+              <w:bottom w:val="single" w:color="D9E1EC" w:sz="4"/>
+              <w:right w:val="single" w:color="D9E1EC" w:sz="4"/>
+            </w:tcBorders>
+            <w:shd w:fill="0F172A" w:color="auto" w:val="clear"/>
+            <w:tcMar>
+              <w:top w:type="dxa" w:w="90"/>
+              <w:left w:type="dxa" w:w="100"/>
+              <w:bottom w:type="dxa" w:w="90"/>
+              <w:right w:type="dxa" w:w="100"/>
+            </w:tcMar>
+            <w:vAlign w:val="center"/>
+          </w:tcPr>
+          <w:p>
+            <w:pPr>
+              <w:spacing w:after="30" w:line="250"/>
+            </w:pPr>
+            <w:r>
+              <w:rPr>
+                <w:rFonts w:ascii="Arial" w:cs="Arial" w:eastAsia="Arial" w:hAnsi="Arial"/>
+                <w:b/>
+                <w:bCs/>
+                <w:color w:val="FFFFFF"/>
+                <w:sz w:val="17"/>
+                <w:szCs w:val="17"/>
+              </w:rPr>
+              <w:t xml:space="preserve">W3 · 19–25 Oct</w:t>
+            </w:r>
+          </w:p>
+          <w:p>
+            <w:pPr>
+              <w:spacing w:after="30" w:line="250"/>
+            </w:pPr>
+            <w:r>
+              <w:rPr>
+                <w:rFonts w:ascii="Arial" w:cs="Arial" w:eastAsia="Arial" w:hAnsi="Arial"/>
+                <w:b/>
+                <w:bCs/>
+                <w:color w:val="FFFFFF"/>
+                <w:sz w:val="17"/>
+                <w:szCs w:val="17"/>
+              </w:rPr>
+              <w:t xml:space="preserve">Iterate winner</w:t>
+            </w:r>
+          </w:p>
+        </w:tc>
+        <w:tc>
+          <w:tcPr>
+            <w:tcW w:type="dxa" w:w="1835"/>
+            <w:tcBorders>
+              <w:top w:val="single" w:color="D9E1EC" w:sz="4"/>
+              <w:left w:val="single" w:color="D9E1EC" w:sz="4"/>
+              <w:bottom w:val="single" w:color="D9E1EC" w:sz="4"/>
+              <w:right w:val="single" w:color="D9E1EC" w:sz="4"/>
+            </w:tcBorders>
+            <w:shd w:fill="0F172A" w:color="auto" w:val="clear"/>
+            <w:tcMar>
+              <w:top w:type="dxa" w:w="90"/>
+              <w:left w:type="dxa" w:w="100"/>
+              <w:bottom w:type="dxa" w:w="90"/>
+              <w:right w:type="dxa" w:w="100"/>
+            </w:tcMar>
+            <w:vAlign w:val="center"/>
+          </w:tcPr>
+          <w:p>
+            <w:pPr>
+              <w:spacing w:after="30" w:line="250"/>
+            </w:pPr>
+            <w:r>
+              <w:rPr>
+                <w:rFonts w:ascii="Arial" w:cs="Arial" w:eastAsia="Arial" w:hAnsi="Arial"/>
+                <w:b/>
+                <w:bCs/>
+                <w:color w:val="FFFFFF"/>
+                <w:sz w:val="17"/>
+                <w:szCs w:val="17"/>
+              </w:rPr>
+              <w:t xml:space="preserve">W4 · 26 Oct →</w:t>
+            </w:r>
+          </w:p>
+          <w:p>
+            <w:pPr>
+              <w:spacing w:after="30" w:line="250"/>
+            </w:pPr>
+            <w:r>
+              <w:rPr>
+                <w:rFonts w:ascii="Arial" w:cs="Arial" w:eastAsia="Arial" w:hAnsi="Arial"/>
+                <w:b/>
+                <w:bCs/>
+                <w:color w:val="FFFFFF"/>
+                <w:sz w:val="17"/>
+                <w:szCs w:val="17"/>
+              </w:rPr>
+              <w:t xml:space="preserve">Real content</w:t>
+            </w:r>
+          </w:p>
+        </w:tc>
+      </w:tr>
+      <w:tr>
+        <w:trPr>
+          <w:cantSplit/>
+        </w:trPr>
+        <w:tc>
+          <w:tcPr>
+            <w:tcW w:type="dxa" w:w="2300"/>
+            <w:tcBorders>
+              <w:top w:val="single" w:color="D9E1EC" w:sz="4"/>
+              <w:left w:val="single" w:color="D9E1EC" w:sz="4"/>
+              <w:bottom w:val="single" w:color="D9E1EC" w:sz="4"/>
+              <w:right w:val="single" w:color="D9E1EC" w:sz="4"/>
+            </w:tcBorders>
+            <w:shd w:fill="FFFFFF" w:color="auto" w:val="clear"/>
+            <w:tcMar>
+              <w:top w:type="dxa" w:w="90"/>
+              <w:left w:type="dxa" w:w="100"/>
+              <w:bottom w:type="dxa" w:w="90"/>
+              <w:right w:type="dxa" w:w="100"/>
+            </w:tcMar>
+            <w:vAlign w:val="center"/>
+          </w:tcPr>
+          <w:p>
+            <w:pPr>
+              <w:spacing w:after="30" w:line="250"/>
+            </w:pPr>
+            <w:r>
+              <w:rPr>
+                <w:rFonts w:ascii="Arial" w:cs="Arial" w:eastAsia="Arial" w:hAnsi="Arial"/>
+                <w:b/>
+                <w:bCs/>
+                <w:sz w:val="17"/>
+                <w:szCs w:val="17"/>
+              </w:rPr>
+              <w:t xml:space="preserve">A · Problem</w:t>
+            </w:r>
+          </w:p>
+          <w:p>
+            <w:pPr>
+              <w:spacing w:after="30" w:line="250"/>
+            </w:pPr>
+            <w:r>
+              <w:rPr>
+                <w:rFonts w:ascii="Arial" w:cs="Arial" w:eastAsia="Arial" w:hAnsi="Arial"/>
+                <w:sz w:val="17"/>
+                <w:szCs w:val="17"/>
+              </w:rPr>
+              <w:t xml:space="preserve">"Less scrolling. More creating."</w:t>
+            </w:r>
+          </w:p>
+        </w:tc>
+        <w:tc>
+          <w:tcPr>
+            <w:tcW w:type="dxa" w:w="1834"/>
+            <w:tcBorders>
+              <w:top w:val="single" w:color="D9E1EC" w:sz="4"/>
+              <w:left w:val="single" w:color="D9E1EC" w:sz="4"/>
+              <w:bottom w:val="single" w:color="D9E1EC" w:sz="4"/>
+              <w:right w:val="single" w:color="D9E1EC" w:sz="4"/>
+            </w:tcBorders>
+            <w:shd w:fill="E8F2FF" w:color="auto" w:val="clear"/>
+            <w:tcMar>
+              <w:top w:type="dxa" w:w="90"/>
+              <w:left w:type="dxa" w:w="100"/>
+              <w:bottom w:type="dxa" w:w="90"/>
+              <w:right w:type="dxa" w:w="100"/>
+            </w:tcMar>
+            <w:vAlign w:val="center"/>
+          </w:tcPr>
+          <w:p>
+            <w:pPr>
+              <w:spacing w:after="30" w:line="250"/>
+            </w:pPr>
+            <w:r>
+              <w:rPr>
+                <w:rFonts w:ascii="Arial" w:cs="Arial" w:eastAsia="Arial" w:hAnsi="Arial"/>
+                <w:sz w:val="17"/>
+                <w:szCs w:val="17"/>
+              </w:rPr>
+              <w:t xml:space="preserve">P2, P4</w:t>
+            </w:r>
+          </w:p>
+          <w:p>
+            <w:pPr>
+              <w:spacing w:after="30" w:line="250"/>
+            </w:pPr>
+            <w:r>
+              <w:rPr>
+                <w:rFonts w:ascii="Arial" w:cs="Arial" w:eastAsia="Arial" w:hAnsi="Arial"/>
+                <w:sz w:val="17"/>
+                <w:szCs w:val="17"/>
+              </w:rPr>
+              <w:t xml:space="preserve">Static</w:t>
+            </w:r>
+          </w:p>
+        </w:tc>
+        <w:tc>
+          <w:tcPr>
+            <w:tcW w:type="dxa" w:w="1834"/>
+            <w:tcBorders>
+              <w:top w:val="single" w:color="D9E1EC" w:sz="4"/>
+              <w:left w:val="single" w:color="D9E1EC" w:sz="4"/>
+              <w:bottom w:val="single" w:color="D9E1EC" w:sz="4"/>
+              <w:right w:val="single" w:color="D9E1EC" w:sz="4"/>
+            </w:tcBorders>
+            <w:shd w:fill="E8F2FF" w:color="auto" w:val="clear"/>
+            <w:tcMar>
+              <w:top w:type="dxa" w:w="90"/>
+              <w:left w:type="dxa" w:w="100"/>
+              <w:bottom w:type="dxa" w:w="90"/>
+              <w:right w:type="dxa" w:w="100"/>
+            </w:tcMar>
+            <w:vAlign w:val="center"/>
+          </w:tcPr>
+          <w:p>
+            <w:pPr>
+              <w:spacing w:after="30" w:line="250"/>
+            </w:pPr>
+            <w:r>
+              <w:rPr>
+                <w:rFonts w:ascii="Arial" w:cs="Arial" w:eastAsia="Arial" w:hAnsi="Arial"/>
+                <w:sz w:val="17"/>
+                <w:szCs w:val="17"/>
+              </w:rPr>
+              <w:t xml:space="preserve">P2, P4 stay if in top 3</w:t>
+            </w:r>
+          </w:p>
+          <w:p>
+            <w:pPr>
+              <w:spacing w:after="30" w:line="250"/>
+            </w:pPr>
+            <w:r>
+              <w:rPr>
+                <w:rFonts w:ascii="Arial" w:cs="Arial" w:eastAsia="Arial" w:hAnsi="Arial"/>
+                <w:sz w:val="17"/>
+                <w:szCs w:val="17"/>
+              </w:rPr>
+              <w:t xml:space="preserve">Static</w:t>
+            </w:r>
+          </w:p>
+        </w:tc>
+        <w:tc>
+          <w:tcPr>
+            <w:tcW w:type="dxa" w:w="1835"/>
+            <w:tcBorders>
+              <w:top w:val="single" w:color="D9E1EC" w:sz="4"/>
+              <w:left w:val="single" w:color="D9E1EC" w:sz="4"/>
+              <w:bottom w:val="single" w:color="D9E1EC" w:sz="4"/>
+              <w:right w:val="single" w:color="D9E1EC" w:sz="4"/>
+            </w:tcBorders>
+            <w:shd w:fill="EDE8FF" w:color="auto" w:val="clear"/>
+            <w:tcMar>
+              <w:top w:type="dxa" w:w="90"/>
+              <w:left w:type="dxa" w:w="100"/>
+              <w:bottom w:type="dxa" w:w="90"/>
+              <w:right w:type="dxa" w:w="100"/>
+            </w:tcMar>
+            <w:vAlign w:val="center"/>
+          </w:tcPr>
+          <w:p>
+            <w:pPr>
+              <w:spacing w:after="30" w:line="250"/>
+            </w:pPr>
+            <w:r>
+              <w:rPr>
+                <w:rFonts w:ascii="Arial" w:cs="Arial" w:eastAsia="Arial" w:hAnsi="Arial"/>
+                <w:sz w:val="17"/>
+                <w:szCs w:val="17"/>
+              </w:rPr>
+              <w:t xml:space="preserve">If A wins: Serbian headline + 6 s motion of C3</w:t>
+            </w:r>
+          </w:p>
+        </w:tc>
+        <w:tc>
+          <w:tcPr>
+            <w:tcW w:type="dxa" w:w="1835"/>
+            <w:tcBorders>
+              <w:top w:val="single" w:color="D9E1EC" w:sz="4"/>
+              <w:left w:val="single" w:color="D9E1EC" w:sz="4"/>
+              <w:bottom w:val="single" w:color="D9E1EC" w:sz="4"/>
+              <w:right w:val="single" w:color="D9E1EC" w:sz="4"/>
+            </w:tcBorders>
+            <w:shd w:fill="E3F6EF" w:color="auto" w:val="clear"/>
+            <w:tcMar>
+              <w:top w:type="dxa" w:w="90"/>
+              <w:left w:type="dxa" w:w="100"/>
+              <w:bottom w:type="dxa" w:w="90"/>
+              <w:right w:type="dxa" w:w="100"/>
+            </w:tcMar>
+            <w:vAlign w:val="center"/>
+          </w:tcPr>
+          <w:p>
+            <w:pPr>
+              <w:spacing w:after="30" w:line="250"/>
+            </w:pPr>
+            <w:r>
+              <w:rPr>
+                <w:rFonts w:ascii="Arial" w:cs="Arial" w:eastAsia="Arial" w:hAnsi="Arial"/>
+                <w:sz w:val="17"/>
+                <w:szCs w:val="17"/>
+              </w:rPr>
+              <w:t xml:space="preserve">Real photo + 15 s Reel "scroll → create"</w:t>
+            </w:r>
+          </w:p>
+        </w:tc>
+      </w:tr>
+      <w:tr>
+        <w:trPr>
+          <w:cantSplit/>
+        </w:trPr>
+        <w:tc>
+          <w:tcPr>
+            <w:tcW w:type="dxa" w:w="2300"/>
+            <w:tcBorders>
+              <w:top w:val="single" w:color="D9E1EC" w:sz="4"/>
+              <w:left w:val="single" w:color="D9E1EC" w:sz="4"/>
+              <w:bottom w:val="single" w:color="D9E1EC" w:sz="4"/>
+              <w:right w:val="single" w:color="D9E1EC" w:sz="4"/>
+            </w:tcBorders>
+            <w:shd w:fill="FFFFFF" w:color="auto" w:val="clear"/>
+            <w:tcMar>
+              <w:top w:type="dxa" w:w="90"/>
+              <w:left w:type="dxa" w:w="100"/>
+              <w:bottom w:type="dxa" w:w="90"/>
+              <w:right w:type="dxa" w:w="100"/>
+            </w:tcMar>
+            <w:vAlign w:val="center"/>
+          </w:tcPr>
+          <w:p>
+            <w:pPr>
+              <w:spacing w:after="30" w:line="250"/>
+            </w:pPr>
+            <w:r>
+              <w:rPr>
+                <w:rFonts w:ascii="Arial" w:cs="Arial" w:eastAsia="Arial" w:hAnsi="Arial"/>
+                <w:b/>
+                <w:bCs/>
+                <w:sz w:val="17"/>
+                <w:szCs w:val="17"/>
+              </w:rPr>
+              <w:t xml:space="preserve">B · Future skills / AI</w:t>
+            </w:r>
+          </w:p>
+          <w:p>
+            <w:pPr>
+              <w:spacing w:after="30" w:line="250"/>
+            </w:pPr>
+            <w:r>
+              <w:rPr>
+                <w:rFonts w:ascii="Arial" w:cs="Arial" w:eastAsia="Arial" w:hAnsi="Arial"/>
+                <w:sz w:val="17"/>
+                <w:szCs w:val="17"/>
+              </w:rPr>
+              <w:t xml:space="preserve">"Veštine za svet u kojem će odrastati."</w:t>
+            </w:r>
+          </w:p>
+        </w:tc>
+        <w:tc>
+          <w:tcPr>
+            <w:tcW w:type="dxa" w:w="1834"/>
+            <w:tcBorders>
+              <w:top w:val="single" w:color="D9E1EC" w:sz="4"/>
+              <w:left w:val="single" w:color="D9E1EC" w:sz="4"/>
+              <w:bottom w:val="single" w:color="D9E1EC" w:sz="4"/>
+              <w:right w:val="single" w:color="D9E1EC" w:sz="4"/>
+            </w:tcBorders>
+            <w:shd w:fill="E8F2FF" w:color="auto" w:val="clear"/>
+            <w:tcMar>
+              <w:top w:type="dxa" w:w="90"/>
+              <w:left w:type="dxa" w:w="100"/>
+              <w:bottom w:type="dxa" w:w="90"/>
+              <w:right w:type="dxa" w:w="100"/>
+            </w:tcMar>
+            <w:vAlign w:val="center"/>
+          </w:tcPr>
+          <w:p>
+            <w:pPr>
+              <w:spacing w:after="30" w:line="250"/>
+            </w:pPr>
+            <w:r>
+              <w:rPr>
+                <w:rFonts w:ascii="Arial" w:cs="Arial" w:eastAsia="Arial" w:hAnsi="Arial"/>
+                <w:sz w:val="17"/>
+                <w:szCs w:val="17"/>
+              </w:rPr>
+              <w:t xml:space="preserve">P1, P3, P5</w:t>
+            </w:r>
+          </w:p>
+          <w:p>
+            <w:pPr>
+              <w:spacing w:after="30" w:line="250"/>
+            </w:pPr>
+            <w:r>
+              <w:rPr>
+                <w:rFonts w:ascii="Arial" w:cs="Arial" w:eastAsia="Arial" w:hAnsi="Arial"/>
+                <w:sz w:val="17"/>
+                <w:szCs w:val="17"/>
+              </w:rPr>
+              <w:t xml:space="preserve">Static</w:t>
+            </w:r>
+          </w:p>
+        </w:tc>
+        <w:tc>
+          <w:tcPr>
+            <w:tcW w:type="dxa" w:w="1834"/>
+            <w:tcBorders>
+              <w:top w:val="single" w:color="D9E1EC" w:sz="4"/>
+              <w:left w:val="single" w:color="D9E1EC" w:sz="4"/>
+              <w:bottom w:val="single" w:color="D9E1EC" w:sz="4"/>
+              <w:right w:val="single" w:color="D9E1EC" w:sz="4"/>
+            </w:tcBorders>
+            <w:shd w:fill="E8F2FF" w:color="auto" w:val="clear"/>
+            <w:tcMar>
+              <w:top w:type="dxa" w:w="90"/>
+              <w:left w:type="dxa" w:w="100"/>
+              <w:bottom w:type="dxa" w:w="90"/>
+              <w:right w:type="dxa" w:w="100"/>
+            </w:tcMar>
+            <w:vAlign w:val="center"/>
+          </w:tcPr>
+          <w:p>
+            <w:pPr>
+              <w:spacing w:after="30" w:line="250"/>
+            </w:pPr>
+            <w:r>
+              <w:rPr>
+                <w:rFonts w:ascii="Arial" w:cs="Arial" w:eastAsia="Arial" w:hAnsi="Arial"/>
+                <w:sz w:val="17"/>
+                <w:szCs w:val="17"/>
+              </w:rPr>
+              <w:t xml:space="preserve">Best 1–2 stay</w:t>
+            </w:r>
+          </w:p>
+          <w:p>
+            <w:pPr>
+              <w:spacing w:after="30" w:line="250"/>
+            </w:pPr>
+            <w:r>
+              <w:rPr>
+                <w:rFonts w:ascii="Arial" w:cs="Arial" w:eastAsia="Arial" w:hAnsi="Arial"/>
+                <w:sz w:val="17"/>
+                <w:szCs w:val="17"/>
+              </w:rPr>
+              <w:t xml:space="preserve">Static</w:t>
+            </w:r>
+          </w:p>
+        </w:tc>
+        <w:tc>
+          <w:tcPr>
+            <w:tcW w:type="dxa" w:w="1835"/>
+            <w:tcBorders>
+              <w:top w:val="single" w:color="D9E1EC" w:sz="4"/>
+              <w:left w:val="single" w:color="D9E1EC" w:sz="4"/>
+              <w:bottom w:val="single" w:color="D9E1EC" w:sz="4"/>
+              <w:right w:val="single" w:color="D9E1EC" w:sz="4"/>
+            </w:tcBorders>
+            <w:shd w:fill="EDE8FF" w:color="auto" w:val="clear"/>
+            <w:tcMar>
+              <w:top w:type="dxa" w:w="90"/>
+              <w:left w:type="dxa" w:w="100"/>
+              <w:bottom w:type="dxa" w:w="90"/>
+              <w:right w:type="dxa" w:w="100"/>
+            </w:tcMar>
+            <w:vAlign w:val="center"/>
+          </w:tcPr>
+          <w:p>
+            <w:pPr>
+              <w:spacing w:after="30" w:line="250"/>
+            </w:pPr>
+            <w:r>
+              <w:rPr>
+                <w:rFonts w:ascii="Arial" w:cs="Arial" w:eastAsia="Arial" w:hAnsi="Arial"/>
+                <w:sz w:val="17"/>
+                <w:szCs w:val="17"/>
+              </w:rPr>
+              <w:t xml:space="preserve">If B wins: C2 carousel + C1 photo layout</w:t>
+            </w:r>
+          </w:p>
+        </w:tc>
+        <w:tc>
+          <w:tcPr>
+            <w:tcW w:type="dxa" w:w="1835"/>
+            <w:tcBorders>
+              <w:top w:val="single" w:color="D9E1EC" w:sz="4"/>
+              <w:left w:val="single" w:color="D9E1EC" w:sz="4"/>
+              <w:bottom w:val="single" w:color="D9E1EC" w:sz="4"/>
+              <w:right w:val="single" w:color="D9E1EC" w:sz="4"/>
+            </w:tcBorders>
+            <w:shd w:fill="E3F6EF" w:color="auto" w:val="clear"/>
+            <w:tcMar>
+              <w:top w:type="dxa" w:w="90"/>
+              <w:left w:type="dxa" w:w="100"/>
+              <w:bottom w:type="dxa" w:w="90"/>
+              <w:right w:type="dxa" w:w="100"/>
+            </w:tcMar>
+            <w:vAlign w:val="center"/>
+          </w:tcPr>
+          <w:p>
+            <w:pPr>
+              <w:spacing w:after="30" w:line="250"/>
+            </w:pPr>
+            <w:r>
+              <w:rPr>
+                <w:rFonts w:ascii="Arial" w:cs="Arial" w:eastAsia="Arial" w:hAnsi="Arial"/>
+                <w:sz w:val="17"/>
+                <w:szCs w:val="17"/>
+              </w:rPr>
+              <w:t xml:space="preserve">Real-photo C1 / C4</w:t>
+            </w:r>
+          </w:p>
+        </w:tc>
+      </w:tr>
+      <w:tr>
+        <w:trPr>
+          <w:cantSplit/>
+        </w:trPr>
+        <w:tc>
+          <w:tcPr>
+            <w:tcW w:type="dxa" w:w="2300"/>
+            <w:tcBorders>
+              <w:top w:val="single" w:color="D9E1EC" w:sz="4"/>
+              <w:left w:val="single" w:color="D9E1EC" w:sz="4"/>
+              <w:bottom w:val="single" w:color="D9E1EC" w:sz="4"/>
+              <w:right w:val="single" w:color="D9E1EC" w:sz="4"/>
+            </w:tcBorders>
+            <w:shd w:fill="FFFFFF" w:color="auto" w:val="clear"/>
+            <w:tcMar>
+              <w:top w:type="dxa" w:w="90"/>
+              <w:left w:type="dxa" w:w="100"/>
+              <w:bottom w:type="dxa" w:w="90"/>
+              <w:right w:type="dxa" w:w="100"/>
+            </w:tcMar>
+            <w:vAlign w:val="center"/>
+          </w:tcPr>
+          <w:p>
+            <w:pPr>
+              <w:spacing w:after="30" w:line="250"/>
+            </w:pPr>
+            <w:r>
+              <w:rPr>
+                <w:rFonts w:ascii="Arial" w:cs="Arial" w:eastAsia="Arial" w:hAnsi="Arial"/>
+                <w:b/>
+                <w:bCs/>
+                <w:sz w:val="17"/>
+                <w:szCs w:val="17"/>
+              </w:rPr>
+              <w:t xml:space="preserve">C · Founding offer</w:t>
+            </w:r>
+          </w:p>
+          <w:p>
+            <w:pPr>
+              <w:spacing w:after="30" w:line="250"/>
+            </w:pPr>
+            <w:r>
+              <w:rPr>
+                <w:rFonts w:ascii="Arial" w:cs="Arial" w:eastAsia="Arial" w:hAnsi="Arial"/>
+                <w:sz w:val="17"/>
+                <w:szCs w:val="17"/>
+              </w:rPr>
+              <w:t xml:space="preserve">"Upisujemo prvu generaciju."</w:t>
+            </w:r>
+          </w:p>
+        </w:tc>
+        <w:tc>
+          <w:tcPr>
+            <w:tcW w:type="dxa" w:w="1834"/>
+            <w:tcBorders>
+              <w:top w:val="single" w:color="D9E1EC" w:sz="4"/>
+              <w:left w:val="single" w:color="D9E1EC" w:sz="4"/>
+              <w:bottom w:val="single" w:color="D9E1EC" w:sz="4"/>
+              <w:right w:val="single" w:color="D9E1EC" w:sz="4"/>
+            </w:tcBorders>
+            <w:shd w:fill="E8F2FF" w:color="auto" w:val="clear"/>
+            <w:tcMar>
+              <w:top w:type="dxa" w:w="90"/>
+              <w:left w:type="dxa" w:w="100"/>
+              <w:bottom w:type="dxa" w:w="90"/>
+              <w:right w:type="dxa" w:w="100"/>
+            </w:tcMar>
+            <w:vAlign w:val="center"/>
+          </w:tcPr>
+          <w:p>
+            <w:pPr>
+              <w:spacing w:after="30" w:line="250"/>
+            </w:pPr>
+            <w:r>
+              <w:rPr>
+                <w:rFonts w:ascii="Arial" w:cs="Arial" w:eastAsia="Arial" w:hAnsi="Arial"/>
+                <w:sz w:val="17"/>
+                <w:szCs w:val="17"/>
+              </w:rPr>
+              <w:t xml:space="preserve">P6 (cold audience)</w:t>
+            </w:r>
+          </w:p>
+          <w:p>
+            <w:pPr>
+              <w:spacing w:after="30" w:line="250"/>
+            </w:pPr>
+            <w:r>
+              <w:rPr>
+                <w:rFonts w:ascii="Arial" w:cs="Arial" w:eastAsia="Arial" w:hAnsi="Arial"/>
+                <w:sz w:val="17"/>
+                <w:szCs w:val="17"/>
+              </w:rPr>
+              <w:t xml:space="preserve">Static</w:t>
+            </w:r>
+          </w:p>
+        </w:tc>
+        <w:tc>
+          <w:tcPr>
+            <w:tcW w:type="dxa" w:w="1834"/>
+            <w:tcBorders>
+              <w:top w:val="single" w:color="D9E1EC" w:sz="4"/>
+              <w:left w:val="single" w:color="D9E1EC" w:sz="4"/>
+              <w:bottom w:val="single" w:color="D9E1EC" w:sz="4"/>
+              <w:right w:val="single" w:color="D9E1EC" w:sz="4"/>
+            </w:tcBorders>
+            <w:shd w:fill="E8F2FF" w:color="auto" w:val="clear"/>
+            <w:tcMar>
+              <w:top w:type="dxa" w:w="90"/>
+              <w:left w:type="dxa" w:w="100"/>
+              <w:bottom w:type="dxa" w:w="90"/>
+              <w:right w:type="dxa" w:w="100"/>
+            </w:tcMar>
+            <w:vAlign w:val="center"/>
+          </w:tcPr>
+          <w:p>
+            <w:pPr>
+              <w:spacing w:after="30" w:line="250"/>
+            </w:pPr>
+            <w:r>
+              <w:rPr>
+                <w:rFonts w:ascii="Arial" w:cs="Arial" w:eastAsia="Arial" w:hAnsi="Arial"/>
+                <w:sz w:val="17"/>
+                <w:szCs w:val="17"/>
+              </w:rPr>
+              <w:t xml:space="preserve">P6 + R1 in retargeting</w:t>
+            </w:r>
+          </w:p>
+          <w:p>
+            <w:pPr>
+              <w:spacing w:after="30" w:line="250"/>
+            </w:pPr>
+            <w:r>
+              <w:rPr>
+                <w:rFonts w:ascii="Arial" w:cs="Arial" w:eastAsia="Arial" w:hAnsi="Arial"/>
+                <w:sz w:val="17"/>
+                <w:szCs w:val="17"/>
+              </w:rPr>
+              <w:t xml:space="preserve">Static</w:t>
+            </w:r>
+          </w:p>
+        </w:tc>
+        <w:tc>
+          <w:tcPr>
+            <w:tcW w:type="dxa" w:w="1835"/>
+            <w:tcBorders>
+              <w:top w:val="single" w:color="D9E1EC" w:sz="4"/>
+              <w:left w:val="single" w:color="D9E1EC" w:sz="4"/>
+              <w:bottom w:val="single" w:color="D9E1EC" w:sz="4"/>
+              <w:right w:val="single" w:color="D9E1EC" w:sz="4"/>
+            </w:tcBorders>
+            <w:shd w:fill="E8F2FF" w:color="auto" w:val="clear"/>
+            <w:tcMar>
+              <w:top w:type="dxa" w:w="90"/>
+              <w:left w:type="dxa" w:w="100"/>
+              <w:bottom w:type="dxa" w:w="90"/>
+              <w:right w:type="dxa" w:w="100"/>
+            </w:tcMar>
+            <w:vAlign w:val="center"/>
+          </w:tcPr>
+          <w:p>
+            <w:pPr>
+              <w:spacing w:after="30" w:line="250"/>
+            </w:pPr>
+            <w:r>
+              <w:rPr>
+                <w:rFonts w:ascii="Arial" w:cs="Arial" w:eastAsia="Arial" w:hAnsi="Arial"/>
+                <w:sz w:val="17"/>
+                <w:szCs w:val="17"/>
+              </w:rPr>
+              <w:t xml:space="preserve">R1 price-led vs R2 FAQ</w:t>
+            </w:r>
+          </w:p>
+          <w:p>
+            <w:pPr>
+              <w:spacing w:after="30" w:line="250"/>
+            </w:pPr>
+            <w:r>
+              <w:rPr>
+                <w:rFonts w:ascii="Arial" w:cs="Arial" w:eastAsia="Arial" w:hAnsi="Arial"/>
+                <w:sz w:val="17"/>
+                <w:szCs w:val="17"/>
+              </w:rPr>
+              <w:t xml:space="preserve">Static</w:t>
+            </w:r>
+          </w:p>
+        </w:tc>
+        <w:tc>
+          <w:tcPr>
+            <w:tcW w:type="dxa" w:w="1835"/>
+            <w:tcBorders>
+              <w:top w:val="single" w:color="D9E1EC" w:sz="4"/>
+              <w:left w:val="single" w:color="D9E1EC" w:sz="4"/>
+              <w:bottom w:val="single" w:color="D9E1EC" w:sz="4"/>
+              <w:right w:val="single" w:color="D9E1EC" w:sz="4"/>
+            </w:tcBorders>
+            <w:shd w:fill="E3F6EF" w:color="auto" w:val="clear"/>
+            <w:tcMar>
+              <w:top w:type="dxa" w:w="90"/>
+              <w:left w:type="dxa" w:w="100"/>
+              <w:bottom w:type="dxa" w:w="90"/>
+              <w:right w:type="dxa" w:w="100"/>
+            </w:tcMar>
+            <w:vAlign w:val="center"/>
+          </w:tcPr>
+          <w:p>
+            <w:pPr>
+              <w:spacing w:after="30" w:line="250"/>
+            </w:pPr>
+            <w:r>
+              <w:rPr>
+                <w:rFonts w:ascii="Arial" w:cs="Arial" w:eastAsia="Arial" w:hAnsi="Arial"/>
+                <w:sz w:val="17"/>
+                <w:szCs w:val="17"/>
+              </w:rPr>
+              <w:t xml:space="preserve">R4 "Poslednja mesta" + parent quote</w:t>
+            </w:r>
+          </w:p>
+        </w:tc>
+      </w:tr>
+      <w:tr>
+        <w:trPr>
+          <w:cantSplit/>
+        </w:trPr>
+        <w:tc>
+          <w:tcPr>
+            <w:tcW w:type="dxa" w:w="2300"/>
+            <w:tcBorders>
+              <w:top w:val="single" w:color="D9E1EC" w:sz="4"/>
+              <w:left w:val="single" w:color="D9E1EC" w:sz="4"/>
+              <w:bottom w:val="single" w:color="D9E1EC" w:sz="4"/>
+              <w:right w:val="single" w:color="D9E1EC" w:sz="4"/>
+            </w:tcBorders>
+            <w:shd w:fill="FFFFFF" w:color="auto" w:val="clear"/>
+            <w:tcMar>
+              <w:top w:type="dxa" w:w="90"/>
+              <w:left w:type="dxa" w:w="100"/>
+              <w:bottom w:type="dxa" w:w="90"/>
+              <w:right w:type="dxa" w:w="100"/>
+            </w:tcMar>
+            <w:vAlign w:val="center"/>
+          </w:tcPr>
+          <w:p>
+            <w:pPr>
+              <w:spacing w:after="30" w:line="250"/>
+            </w:pPr>
+            <w:r>
+              <w:rPr>
+                <w:rFonts w:ascii="Arial" w:cs="Arial" w:eastAsia="Arial" w:hAnsi="Arial"/>
+                <w:b/>
+                <w:bCs/>
+                <w:sz w:val="17"/>
+                <w:szCs w:val="17"/>
+              </w:rPr>
+              <w:t xml:space="preserve">D · Open Day</w:t>
+            </w:r>
+          </w:p>
+          <w:p>
+            <w:pPr>
+              <w:spacing w:after="30" w:line="250"/>
+            </w:pPr>
+            <w:r>
+              <w:rPr>
+                <w:rFonts w:ascii="Arial" w:cs="Arial" w:eastAsia="Arial" w:hAnsi="Arial"/>
+                <w:sz w:val="17"/>
+                <w:szCs w:val="17"/>
+              </w:rPr>
+              <w:t xml:space="preserve">"Neka dete isproba."</w:t>
+            </w:r>
+          </w:p>
+        </w:tc>
+        <w:tc>
+          <w:tcPr>
+            <w:tcW w:type="dxa" w:w="1834"/>
+            <w:tcBorders>
+              <w:top w:val="single" w:color="D9E1EC" w:sz="4"/>
+              <w:left w:val="single" w:color="D9E1EC" w:sz="4"/>
+              <w:bottom w:val="single" w:color="D9E1EC" w:sz="4"/>
+              <w:right w:val="single" w:color="D9E1EC" w:sz="4"/>
+            </w:tcBorders>
+            <w:shd w:fill="F1F5F9" w:color="auto" w:val="clear"/>
+            <w:tcMar>
+              <w:top w:type="dxa" w:w="90"/>
+              <w:left w:type="dxa" w:w="100"/>
+              <w:bottom w:type="dxa" w:w="90"/>
+              <w:right w:type="dxa" w:w="100"/>
+            </w:tcMar>
+            <w:vAlign w:val="center"/>
+          </w:tcPr>
+          <w:p>
+            <w:pPr>
+              <w:spacing w:after="30" w:line="250"/>
+            </w:pPr>
+            <w:r>
+              <w:rPr>
+                <w:rFonts w:ascii="Arial" w:cs="Arial" w:eastAsia="Arial" w:hAnsi="Arial"/>
+                <w:sz w:val="17"/>
+                <w:szCs w:val="17"/>
+              </w:rPr>
+              <w:t xml:space="preserve">Off — design prep</w:t>
+            </w:r>
+          </w:p>
+        </w:tc>
+        <w:tc>
+          <w:tcPr>
+            <w:tcW w:type="dxa" w:w="1834"/>
+            <w:tcBorders>
+              <w:top w:val="single" w:color="D9E1EC" w:sz="4"/>
+              <w:left w:val="single" w:color="D9E1EC" w:sz="4"/>
+              <w:bottom w:val="single" w:color="D9E1EC" w:sz="4"/>
+              <w:right w:val="single" w:color="D9E1EC" w:sz="4"/>
+            </w:tcBorders>
+            <w:shd w:fill="E8F2FF" w:color="auto" w:val="clear"/>
+            <w:tcMar>
+              <w:top w:type="dxa" w:w="90"/>
+              <w:left w:type="dxa" w:w="100"/>
+              <w:bottom w:type="dxa" w:w="90"/>
+              <w:right w:type="dxa" w:w="100"/>
+            </w:tcMar>
+            <w:vAlign w:val="center"/>
+          </w:tcPr>
+          <w:p>
+            <w:pPr>
+              <w:spacing w:after="30" w:line="250"/>
+            </w:pPr>
+            <w:r>
+              <w:rPr>
+                <w:rFonts w:ascii="Arial" w:cs="Arial" w:eastAsia="Arial" w:hAnsi="Arial"/>
+                <w:sz w:val="17"/>
+                <w:szCs w:val="17"/>
+              </w:rPr>
+              <w:t xml:space="preserve">O1 (feed + story), O2 recut, R3</w:t>
+            </w:r>
+          </w:p>
+          <w:p>
+            <w:pPr>
+              <w:spacing w:after="30" w:line="250"/>
+            </w:pPr>
+            <w:r>
+              <w:rPr>
+                <w:rFonts w:ascii="Arial" w:cs="Arial" w:eastAsia="Arial" w:hAnsi="Arial"/>
+                <w:sz w:val="17"/>
+                <w:szCs w:val="17"/>
+              </w:rPr>
+              <w:t xml:space="preserve">Static</w:t>
+            </w:r>
+          </w:p>
+        </w:tc>
+        <w:tc>
+          <w:tcPr>
+            <w:tcW w:type="dxa" w:w="1835"/>
+            <w:tcBorders>
+              <w:top w:val="single" w:color="D9E1EC" w:sz="4"/>
+              <w:left w:val="single" w:color="D9E1EC" w:sz="4"/>
+              <w:bottom w:val="single" w:color="D9E1EC" w:sz="4"/>
+              <w:right w:val="single" w:color="D9E1EC" w:sz="4"/>
+            </w:tcBorders>
+            <w:shd w:fill="E8F2FF" w:color="auto" w:val="clear"/>
+            <w:tcMar>
+              <w:top w:type="dxa" w:w="90"/>
+              <w:left w:type="dxa" w:w="100"/>
+              <w:bottom w:type="dxa" w:w="90"/>
+              <w:right w:type="dxa" w:w="100"/>
+            </w:tcMar>
+            <w:vAlign w:val="center"/>
+          </w:tcPr>
+          <w:p>
+            <w:pPr>
+              <w:spacing w:after="30" w:line="250"/>
+            </w:pPr>
+            <w:r>
+              <w:rPr>
+                <w:rFonts w:ascii="Arial" w:cs="Arial" w:eastAsia="Arial" w:hAnsi="Arial"/>
+                <w:sz w:val="17"/>
+                <w:szCs w:val="17"/>
+              </w:rPr>
+              <w:t xml:space="preserve">O1 vs O3 countdown · ends 23 Oct · Open Day Sat 24</w:t>
+            </w:r>
+          </w:p>
+        </w:tc>
+        <w:tc>
+          <w:tcPr>
+            <w:tcW w:type="dxa" w:w="1835"/>
+            <w:tcBorders>
+              <w:top w:val="single" w:color="D9E1EC" w:sz="4"/>
+              <w:left w:val="single" w:color="D9E1EC" w:sz="4"/>
+              <w:bottom w:val="single" w:color="D9E1EC" w:sz="4"/>
+              <w:right w:val="single" w:color="D9E1EC" w:sz="4"/>
+            </w:tcBorders>
+            <w:shd w:fill="E3F6EF" w:color="auto" w:val="clear"/>
+            <w:tcMar>
+              <w:top w:type="dxa" w:w="90"/>
+              <w:left w:type="dxa" w:w="100"/>
+              <w:bottom w:type="dxa" w:w="90"/>
+              <w:right w:type="dxa" w:w="100"/>
+            </w:tcMar>
+            <w:vAlign w:val="center"/>
+          </w:tcPr>
+          <w:p>
+            <w:pPr>
+              <w:spacing w:after="30" w:line="250"/>
+            </w:pPr>
+            <w:r>
+              <w:rPr>
+                <w:rFonts w:ascii="Arial" w:cs="Arial" w:eastAsia="Arial" w:hAnsi="Arial"/>
+                <w:sz w:val="17"/>
+                <w:szCs w:val="17"/>
+              </w:rPr>
+              <w:t xml:space="preserve">R5 recap</w:t>
+            </w:r>
+          </w:p>
+          <w:p>
+            <w:pPr>
+              <w:spacing w:after="30" w:line="250"/>
+            </w:pPr>
+            <w:r>
+              <w:rPr>
+                <w:rFonts w:ascii="Arial" w:cs="Arial" w:eastAsia="Arial" w:hAnsi="Arial"/>
+                <w:sz w:val="17"/>
+                <w:szCs w:val="17"/>
+              </w:rPr>
+              <w:t xml:space="preserve">Real photos</w:t>
+            </w:r>
+          </w:p>
+        </w:tc>
+      </w:tr>
+    </w:tbl>
+    <w:p>
+      <w:pPr>
+        <w:spacing w:after="80"/>
+      </w:pPr>
+    </w:p>
+    <w:tbl>
+      <w:tblPr>
+        <w:tblW w:type="dxa" w:w="9636"/>
+        <w:tblBorders>
+          <w:top w:val="single" w:color="auto" w:sz="4"/>
+          <w:left w:val="single" w:color="auto" w:sz="4"/>
+          <w:bottom w:val="single" w:color="auto" w:sz="4"/>
+          <w:right w:val="single" w:color="auto" w:sz="4"/>
+          <w:insideH w:val="single" w:color="auto" w:sz="4"/>
+          <w:insideV w:val="single" w:color="auto" w:sz="4"/>
+        </w:tblBorders>
+      </w:tblPr>
+      <w:tblGrid>
+        <w:gridCol w:w="2409"/>
+        <w:gridCol w:w="2409"/>
+        <w:gridCol w:w="2409"/>
+        <w:gridCol w:w="2409"/>
+      </w:tblGrid>
+      <w:tr>
+        <w:tc>
+          <w:tcPr>
+            <w:tcW w:type="dxa" w:w="2409"/>
+            <w:tcBorders>
+              <w:top w:val="none" w:color="FFFFFF" w:sz="0"/>
+              <w:left w:val="none" w:color="FFFFFF" w:sz="0"/>
+              <w:bottom w:val="none" w:color="FFFFFF" w:sz="0"/>
+              <w:right w:val="single" w:color="FFFFFF" w:sz="24"/>
+            </w:tcBorders>
+            <w:shd w:fill="E8F2FF" w:color="auto" w:val="clear"/>
+            <w:tcMar>
+              <w:top w:type="dxa" w:w="50"/>
+              <w:left w:type="dxa" w:w="100"/>
+              <w:bottom w:type="dxa" w:w="50"/>
+              <w:right w:type="dxa" w:w="100"/>
+            </w:tcMar>
+          </w:tcPr>
+          <w:p>
+            <w:pPr>
+              <w:spacing w:after="30" w:line="250"/>
+              <w:jc w:val="center"/>
+            </w:pPr>
+            <w:r>
+              <w:rPr>
+                <w:rFonts w:ascii="Arial" w:cs="Arial" w:eastAsia="Arial" w:hAnsi="Arial"/>
+                <w:sz w:val="15"/>
+                <w:szCs w:val="15"/>
+              </w:rPr>
+              <w:t xml:space="preserve">Static — feed 4:5 + story 9:16</w:t>
+            </w:r>
+          </w:p>
+        </w:tc>
+        <w:tc>
+          <w:tcPr>
+            <w:tcW w:type="dxa" w:w="2409"/>
+            <w:tcBorders>
+              <w:top w:val="none" w:color="FFFFFF" w:sz="0"/>
+              <w:left w:val="none" w:color="FFFFFF" w:sz="0"/>
+              <w:bottom w:val="none" w:color="FFFFFF" w:sz="0"/>
+              <w:right w:val="single" w:color="FFFFFF" w:sz="24"/>
+            </w:tcBorders>
+            <w:shd w:fill="EDE8FF" w:color="auto" w:val="clear"/>
+            <w:tcMar>
+              <w:top w:type="dxa" w:w="50"/>
+              <w:left w:type="dxa" w:w="100"/>
+              <w:bottom w:type="dxa" w:w="50"/>
+              <w:right w:type="dxa" w:w="100"/>
+            </w:tcMar>
+          </w:tcPr>
+          <w:p>
+            <w:pPr>
+              <w:spacing w:after="30" w:line="250"/>
+              <w:jc w:val="center"/>
+            </w:pPr>
+            <w:r>
+              <w:rPr>
+                <w:rFonts w:ascii="Arial" w:cs="Arial" w:eastAsia="Arial" w:hAnsi="Arial"/>
+                <w:sz w:val="15"/>
+                <w:szCs w:val="15"/>
+              </w:rPr>
+              <w:t xml:space="preserve">Motion / carousel (test)</w:t>
+            </w:r>
+          </w:p>
+        </w:tc>
+        <w:tc>
+          <w:tcPr>
+            <w:tcW w:type="dxa" w:w="2409"/>
+            <w:tcBorders>
+              <w:top w:val="none" w:color="FFFFFF" w:sz="0"/>
+              <w:left w:val="none" w:color="FFFFFF" w:sz="0"/>
+              <w:bottom w:val="none" w:color="FFFFFF" w:sz="0"/>
+              <w:right w:val="single" w:color="FFFFFF" w:sz="24"/>
+            </w:tcBorders>
+            <w:shd w:fill="E3F6EF" w:color="auto" w:val="clear"/>
+            <w:tcMar>
+              <w:top w:type="dxa" w:w="50"/>
+              <w:left w:type="dxa" w:w="100"/>
+              <w:bottom w:type="dxa" w:w="50"/>
+              <w:right w:type="dxa" w:w="100"/>
+            </w:tcMar>
+          </w:tcPr>
+          <w:p>
+            <w:pPr>
+              <w:spacing w:after="30" w:line="250"/>
+              <w:jc w:val="center"/>
+            </w:pPr>
+            <w:r>
+              <w:rPr>
+                <w:rFonts w:ascii="Arial" w:cs="Arial" w:eastAsia="Arial" w:hAnsi="Arial"/>
+                <w:sz w:val="15"/>
+                <w:szCs w:val="15"/>
+              </w:rPr>
+              <w:t xml:space="preserve">Real photo / video</w:t>
+            </w:r>
+          </w:p>
+        </w:tc>
+        <w:tc>
+          <w:tcPr>
+            <w:tcW w:type="dxa" w:w="2409"/>
+            <w:tcBorders>
+              <w:top w:val="none" w:color="FFFFFF" w:sz="0"/>
+              <w:left w:val="none" w:color="FFFFFF" w:sz="0"/>
+              <w:bottom w:val="none" w:color="FFFFFF" w:sz="0"/>
+              <w:right w:val="single" w:color="FFFFFF" w:sz="24"/>
+            </w:tcBorders>
+            <w:shd w:fill="F1F5F9" w:color="auto" w:val="clear"/>
+            <w:tcMar>
+              <w:top w:type="dxa" w:w="50"/>
+              <w:left w:type="dxa" w:w="100"/>
+              <w:bottom w:type="dxa" w:w="50"/>
+              <w:right w:type="dxa" w:w="100"/>
+            </w:tcMar>
+          </w:tcPr>
+          <w:p>
+            <w:pPr>
+              <w:spacing w:after="30" w:line="250"/>
+              <w:jc w:val="center"/>
+            </w:pPr>
+            <w:r>
+              <w:rPr>
+                <w:rFonts w:ascii="Arial" w:cs="Arial" w:eastAsia="Arial" w:hAnsi="Arial"/>
+                <w:sz w:val="15"/>
+                <w:szCs w:val="15"/>
+              </w:rPr>
+              <w:t xml:space="preserve">Off</w:t>
+            </w:r>
+          </w:p>
+        </w:tc>
+      </w:tr>
+    </w:tbl>
+    <w:p>
+      <w:pPr>
+        <w:pStyle w:val="Heading3"/>
+        <w:keepNext/>
+      </w:pPr>
+      <w:r>
+        <w:rPr>
+          <w:rFonts w:ascii="Arial" w:cs="Arial" w:eastAsia="Arial" w:hAnsi="Arial"/>
+        </w:rPr>
+        <w:t xml:space="preserve">Why everything starts static</w:t>
+      </w:r>
+    </w:p>
+    <w:p>
+      <w:pPr>
+        <w:pStyle w:val="ListParagraph"/>
+        <w:numPr>
+          <w:ilvl w:val="0"/>
+          <w:numId w:val="3"/>
+        </w:numPr>
+        <w:spacing w:after="60" w:line="264"/>
+      </w:pPr>
+      <w:r>
+        <w:rPr>
+          <w:rFonts w:ascii="Arial" w:cs="Arial" w:eastAsia="Arial" w:hAnsi="Arial"/>
+          <w:b/>
+          <w:bCs/>
+        </w:rPr>
+        <w:t xml:space="preserve">No photos or video exist yet</w:t>
+      </w:r>
+      <w:r>
+        <w:rPr>
+          <w:rFonts w:ascii="Arial" w:cs="Arial" w:eastAsia="Arial" w:hAnsi="Arial"/>
+        </w:rPr>
+        <w:t xml:space="preserve"> — the shoot happens around the Open Day, so week 1–2 can only be designed graphics.</w:t>
+      </w:r>
+    </w:p>
+    <w:p>
+      <w:pPr>
+        <w:pStyle w:val="ListParagraph"/>
+        <w:numPr>
+          <w:ilvl w:val="0"/>
+          <w:numId w:val="3"/>
+        </w:numPr>
+        <w:spacing w:after="60" w:line="264"/>
+      </w:pPr>
+      <w:r>
+        <w:rPr>
+          <w:rFonts w:ascii="Arial" w:cs="Arial" w:eastAsia="Arial" w:hAnsi="Arial"/>
+          <w:b/>
+          <w:bCs/>
+        </w:rPr>
+        <w:t xml:space="preserve">Statics are the cleanest way to test messages.</w:t>
+      </w:r>
+      <w:r>
+        <w:rPr>
+          <w:rFonts w:ascii="Arial" w:cs="Arial" w:eastAsia="Arial" w:hAnsi="Arial"/>
+        </w:rPr>
+        <w:t xml:space="preserve"> When the only difference between ads is the angle, we know the angle won — not the editing or the music.</w:t>
+      </w:r>
+    </w:p>
+    <w:p>
+      <w:pPr>
+        <w:pStyle w:val="ListParagraph"/>
+        <w:numPr>
+          <w:ilvl w:val="0"/>
+          <w:numId w:val="3"/>
+        </w:numPr>
+        <w:spacing w:after="60" w:line="264"/>
+      </w:pPr>
+      <w:r>
+        <w:rPr>
+          <w:rFonts w:ascii="Arial" w:cs="Arial" w:eastAsia="Arial" w:hAnsi="Arial"/>
+          <w:b/>
+          <w:bCs/>
+        </w:rPr>
+        <w:t xml:space="preserve">Fast to make:</w:t>
+      </w:r>
+      <w:r>
+        <w:rPr>
+          <w:rFonts w:ascii="Arial" w:cs="Arial" w:eastAsia="Arial" w:hAnsi="Arial"/>
+        </w:rPr>
+        <w:t xml:space="preserve"> Nikola can ship all 6 by launch. Every static also gets a native 9:16 story version, so Stories and Reels placements are covered from day 1.</w:t>
+      </w:r>
+    </w:p>
+    <w:p>
+      <w:pPr>
+        <w:pStyle w:val="ListParagraph"/>
+        <w:numPr>
+          <w:ilvl w:val="0"/>
+          <w:numId w:val="3"/>
+        </w:numPr>
+        <w:spacing w:after="60" w:line="264"/>
+      </w:pPr>
+      <w:r>
+        <w:rPr>
+          <w:rFonts w:ascii="Arial" w:cs="Arial" w:eastAsia="Arial" w:hAnsi="Arial"/>
+          <w:b/>
+          <w:bCs/>
+        </w:rPr>
+        <w:t xml:space="preserve">Motion comes in week 3, only for the winning angle</w:t>
+      </w:r>
+      <w:r>
+        <w:rPr>
+          <w:rFonts w:ascii="Arial" w:cs="Arial" w:eastAsia="Arial" w:hAnsi="Arial"/>
+        </w:rPr>
+        <w:t xml:space="preserve"> — no animation budget wasted on angles that lose. Real video comes in week 4 from the shoot / Open Day.</w:t>
+      </w:r>
+    </w:p>
+    <w:p>
+      <w:pPr>
+        <w:pStyle w:val="ListParagraph"/>
+        <w:numPr>
+          <w:ilvl w:val="0"/>
+          <w:numId w:val="3"/>
+        </w:numPr>
+        <w:spacing w:after="60" w:line="264"/>
+      </w:pPr>
+      <w:r>
+        <w:rPr>
+          <w:rFonts w:ascii="Arial" w:cs="Arial" w:eastAsia="Arial" w:hAnsi="Arial"/>
+          <w:b/>
+          <w:bCs/>
+        </w:rPr>
+        <w:t xml:space="preserve">Optional upgrade if there's time:</w:t>
+      </w:r>
+      <w:r>
+        <w:rPr>
+          <w:rFonts w:ascii="Arial" w:cs="Arial" w:eastAsia="Arial" w:hAnsi="Arial"/>
+        </w:rPr>
+        <w:t xml:space="preserve"> animate the 9:16 versions of P4 (C3) and O1 (C6) — 6 s, same design, text builds in. Reels placements tend to favour motion, and it needs no footage.</w:t>
+      </w:r>
+    </w:p>
     <w:p>
       <w:pPr>
         <w:pStyle w:val="Heading1"/>

--- a/nxt-school-launch/NXT_Meta_Creative_Plan.docx
+++ b/nxt-school-launch/NXT_Meta_Creative_Plan.docx
@@ -4,7 +4,7 @@
   <w:body>
     <w:p>
       <w:pPr>
-        <w:spacing w:after="140" w:before="400"/>
+        <w:spacing w:after="100" w:before="0"/>
       </w:pPr>
       <w:r>
         <w:rPr>
@@ -37,7 +37,7 @@
     </w:p>
     <w:p>
       <w:pPr>
-        <w:spacing w:after="260"/>
+        <w:spacing w:after="180"/>
       </w:pPr>
       <w:r>
         <w:rPr>
@@ -305,6 +305,111 @@
                 <w:sz w:val="18"/>
                 <w:szCs w:val="18"/>
               </w:rPr>
+              <w:t xml:space="preserve">How it runs</w:t>
+            </w:r>
+          </w:p>
+        </w:tc>
+        <w:tc>
+          <w:tcPr>
+            <w:tcW w:type="dxa" w:w="7638"/>
+            <w:tcBorders>
+              <w:top w:val="single" w:color="D9E1EC" w:sz="4"/>
+              <w:left w:val="single" w:color="D9E1EC" w:sz="4"/>
+              <w:bottom w:val="single" w:color="D9E1EC" w:sz="4"/>
+              <w:right w:val="single" w:color="D9E1EC" w:sz="4"/>
+            </w:tcBorders>
+            <w:shd w:fill="F8FAFC" w:color="auto" w:val="clear"/>
+            <w:tcMar>
+              <w:top w:type="dxa" w:w="60"/>
+              <w:left w:type="dxa" w:w="100"/>
+              <w:bottom w:type="dxa" w:w="60"/>
+              <w:right w:type="dxa" w:w="100"/>
+            </w:tcMar>
+          </w:tcPr>
+          <w:p>
+            <w:pPr>
+              <w:spacing w:after="30" w:line="250"/>
+            </w:pPr>
+            <w:r>
+              <w:rPr>
+                <w:rFonts w:ascii="Arial" w:cs="Arial" w:eastAsia="Arial" w:hAnsi="Arial"/>
+                <w:sz w:val="18"/>
+                <w:szCs w:val="18"/>
+              </w:rPr>
+              <w:t xml:space="preserve">Angles A, B and C run </w:t>
+            </w:r>
+            <w:r>
+              <w:rPr>
+                <w:rFonts w:ascii="Arial" w:cs="Arial" w:eastAsia="Arial" w:hAnsi="Arial"/>
+                <w:b/>
+                <w:bCs/>
+                <w:sz w:val="18"/>
+                <w:szCs w:val="18"/>
+              </w:rPr>
+              <w:t xml:space="preserve">in parallel from day 1</w:t>
+            </w:r>
+            <w:r>
+              <w:rPr>
+                <w:rFonts w:ascii="Arial" w:cs="Arial" w:eastAsia="Arial" w:hAnsi="Arial"/>
+                <w:sz w:val="18"/>
+                <w:szCs w:val="18"/>
+              </w:rPr>
+              <w:t xml:space="preserve"> (that is the test) · angle D (Open Day) runs 12–23 Oct · </w:t>
+            </w:r>
+            <w:r>
+              <w:rPr>
+                <w:rFonts w:ascii="Arial" w:cs="Arial" w:eastAsia="Arial" w:hAnsi="Arial"/>
+                <w:b/>
+                <w:bCs/>
+                <w:sz w:val="18"/>
+                <w:szCs w:val="18"/>
+              </w:rPr>
+              <w:t xml:space="preserve">static first</w:t>
+            </w:r>
+            <w:r>
+              <w:rPr>
+                <w:rFonts w:ascii="Arial" w:cs="Arial" w:eastAsia="Arial" w:hAnsi="Arial"/>
+                <w:sz w:val="18"/>
+                <w:szCs w:val="18"/>
+              </w:rPr>
+              <w:t xml:space="preserve"> (W1–W2) → motion / carousel for the winner only (W3) → real photo / video (W4). Every ad below shows its week + format; colours: blue = static, purple = motion/carousel, green = real photo/video.</w:t>
+            </w:r>
+          </w:p>
+        </w:tc>
+      </w:tr>
+      <w:tr>
+        <w:trPr>
+          <w:cantSplit/>
+        </w:trPr>
+        <w:tc>
+          <w:tcPr>
+            <w:tcW w:type="dxa" w:w="2000"/>
+            <w:tcBorders>
+              <w:top w:val="single" w:color="D9E1EC" w:sz="4"/>
+              <w:left w:val="single" w:color="D9E1EC" w:sz="4"/>
+              <w:bottom w:val="single" w:color="D9E1EC" w:sz="4"/>
+              <w:right w:val="single" w:color="D9E1EC" w:sz="4"/>
+            </w:tcBorders>
+            <w:shd w:fill="F1F5F9" w:color="auto" w:val="clear"/>
+            <w:tcMar>
+              <w:top w:type="dxa" w:w="60"/>
+              <w:left w:type="dxa" w:w="100"/>
+              <w:bottom w:type="dxa" w:w="60"/>
+              <w:right w:type="dxa" w:w="100"/>
+            </w:tcMar>
+          </w:tcPr>
+          <w:p>
+            <w:pPr>
+              <w:spacing w:after="30" w:line="250"/>
+            </w:pPr>
+            <w:r>
+              <w:rPr>
+                <w:rFonts w:ascii="Arial" w:cs="Arial" w:eastAsia="Arial" w:hAnsi="Arial"/>
+                <w:b/>
+                <w:bCs/>
+                <w:sz w:val="18"/>
+                <w:szCs w:val="18"/>
+              </w:rPr>
               <w:t xml:space="preserve">Status of visuals</w:t>
             </w:r>
           </w:p>
@@ -318,7 +423,7 @@
               <w:bottom w:val="single" w:color="D9E1EC" w:sz="4"/>
               <w:right w:val="single" w:color="D9E1EC" w:sz="4"/>
             </w:tcBorders>
-            <w:shd w:fill="F8FAFC" w:color="auto" w:val="clear"/>
+            <w:shd w:fill="FFFFFF" w:color="auto" w:val="clear"/>
             <w:tcMar>
               <w:top w:type="dxa" w:w="60"/>
               <w:left w:type="dxa" w:w="100"/>
@@ -362,7 +467,7 @@
     </w:tbl>
     <w:p>
       <w:pPr>
-        <w:spacing w:after="200"/>
+        <w:spacing w:after="60"/>
       </w:pPr>
     </w:p>
     <w:p>
@@ -463,7 +568,23 @@
                 <w:sz w:val="18"/>
                 <w:szCs w:val="18"/>
               </w:rPr>
-              <w:t xml:space="preserve">START (launch)</w:t>
+              <w:t xml:space="preserve">START · W1–W2</w:t>
+            </w:r>
+          </w:p>
+          <w:p>
+            <w:pPr>
+              <w:spacing w:after="30" w:line="250"/>
+            </w:pPr>
+            <w:r>
+              <w:rPr>
+                <w:rFonts w:ascii="Arial" w:cs="Arial" w:eastAsia="Arial" w:hAnsi="Arial"/>
+                <w:b/>
+                <w:bCs/>
+                <w:color w:val="FFFFFF"/>
+                <w:sz w:val="18"/>
+                <w:szCs w:val="18"/>
+              </w:rPr>
+              <w:t xml:space="preserve">static</w:t>
             </w:r>
           </w:p>
         </w:tc>
@@ -497,7 +618,23 @@
                 <w:sz w:val="18"/>
                 <w:szCs w:val="18"/>
               </w:rPr>
-              <w:t xml:space="preserve">TEST next</w:t>
+              <w:t xml:space="preserve">TEST · W3</w:t>
+            </w:r>
+          </w:p>
+          <w:p>
+            <w:pPr>
+              <w:spacing w:after="30" w:line="250"/>
+            </w:pPr>
+            <w:r>
+              <w:rPr>
+                <w:rFonts w:ascii="Arial" w:cs="Arial" w:eastAsia="Arial" w:hAnsi="Arial"/>
+                <w:b/>
+                <w:bCs/>
+                <w:color w:val="FFFFFF"/>
+                <w:sz w:val="18"/>
+                <w:szCs w:val="18"/>
+              </w:rPr>
+              <w:t xml:space="preserve">winner only</w:t>
             </w:r>
           </w:p>
         </w:tc>
@@ -531,7 +668,23 @@
                 <w:sz w:val="18"/>
                 <w:szCs w:val="18"/>
               </w:rPr>
-              <w:t xml:space="preserve">SWAP IN later</w:t>
+              <w:t xml:space="preserve">SWAP IN · W4</w:t>
+            </w:r>
+          </w:p>
+          <w:p>
+            <w:pPr>
+              <w:spacing w:after="30" w:line="250"/>
+            </w:pPr>
+            <w:r>
+              <w:rPr>
+                <w:rFonts w:ascii="Arial" w:cs="Arial" w:eastAsia="Arial" w:hAnsi="Arial"/>
+                <w:b/>
+                <w:bCs/>
+                <w:color w:val="FFFFFF"/>
+                <w:sz w:val="18"/>
+                <w:szCs w:val="18"/>
+              </w:rPr>
+              <w:t xml:space="preserve">real photo / video</w:t>
             </w:r>
           </w:p>
         </w:tc>
@@ -608,90 +761,105 @@
               <w:bottom w:val="single" w:color="D9E1EC" w:sz="4"/>
               <w:right w:val="single" w:color="D9E1EC" w:sz="4"/>
             </w:tcBorders>
-            <w:shd w:fill="FFFFFF" w:color="auto" w:val="clear"/>
-            <w:tcMar>
-              <w:top w:type="dxa" w:w="60"/>
-              <w:left w:type="dxa" w:w="100"/>
-              <w:bottom w:type="dxa" w:w="60"/>
-              <w:right w:type="dxa" w:w="100"/>
-            </w:tcMar>
-          </w:tcPr>
-          <w:p>
-            <w:pPr>
-              <w:spacing w:after="30" w:line="250"/>
-            </w:pPr>
-            <w:r>
-              <w:rPr>
-                <w:rFonts w:ascii="Arial" w:cs="Arial" w:eastAsia="Arial" w:hAnsi="Arial"/>
-                <w:sz w:val="18"/>
-                <w:szCs w:val="18"/>
-              </w:rPr>
-              <w:t xml:space="preserve">P1 C1 Hero (angle B)</w:t>
-            </w:r>
-          </w:p>
-          <w:p>
-            <w:pPr>
-              <w:spacing w:after="30" w:line="250"/>
-            </w:pPr>
-            <w:r>
-              <w:rPr>
-                <w:rFonts w:ascii="Arial" w:cs="Arial" w:eastAsia="Arial" w:hAnsi="Arial"/>
-                <w:sz w:val="18"/>
-                <w:szCs w:val="18"/>
-              </w:rPr>
-              <w:t xml:space="preserve">P2 C1 Hero (angle A)</w:t>
-            </w:r>
-          </w:p>
-          <w:p>
-            <w:pPr>
-              <w:spacing w:after="30" w:line="250"/>
-            </w:pPr>
-            <w:r>
-              <w:rPr>
-                <w:rFonts w:ascii="Arial" w:cs="Arial" w:eastAsia="Arial" w:hAnsi="Arial"/>
-                <w:sz w:val="18"/>
-                <w:szCs w:val="18"/>
-              </w:rPr>
-              <w:t xml:space="preserve">P3 C2 Future Skills</w:t>
-            </w:r>
-          </w:p>
-          <w:p>
-            <w:pPr>
-              <w:spacing w:after="30" w:line="250"/>
-            </w:pPr>
-            <w:r>
-              <w:rPr>
-                <w:rFonts w:ascii="Arial" w:cs="Arial" w:eastAsia="Arial" w:hAnsi="Arial"/>
-                <w:sz w:val="18"/>
-                <w:szCs w:val="18"/>
-              </w:rPr>
-              <w:t xml:space="preserve">P4 C3 Less scrolling</w:t>
-            </w:r>
-          </w:p>
-          <w:p>
-            <w:pPr>
-              <w:spacing w:after="30" w:line="250"/>
-            </w:pPr>
-            <w:r>
-              <w:rPr>
-                <w:rFonts w:ascii="Arial" w:cs="Arial" w:eastAsia="Arial" w:hAnsi="Arial"/>
-                <w:sz w:val="18"/>
-                <w:szCs w:val="18"/>
-              </w:rPr>
-              <w:t xml:space="preserve">P5 C4 English + AI</w:t>
-            </w:r>
-          </w:p>
-          <w:p>
-            <w:pPr>
-              <w:spacing w:after="30" w:line="250"/>
-            </w:pPr>
-            <w:r>
-              <w:rPr>
-                <w:rFonts w:ascii="Arial" w:cs="Arial" w:eastAsia="Arial" w:hAnsi="Arial"/>
-                <w:sz w:val="18"/>
-                <w:szCs w:val="18"/>
-              </w:rPr>
-              <w:t xml:space="preserve">P6 C5 Founding</w:t>
+            <w:shd w:fill="E8F2FF" w:color="auto" w:val="clear"/>
+            <w:tcMar>
+              <w:top w:type="dxa" w:w="60"/>
+              <w:left w:type="dxa" w:w="100"/>
+              <w:bottom w:type="dxa" w:w="60"/>
+              <w:right w:type="dxa" w:w="100"/>
+            </w:tcMar>
+          </w:tcPr>
+          <w:p>
+            <w:pPr>
+              <w:spacing w:after="30" w:line="250"/>
+            </w:pPr>
+            <w:r>
+              <w:rPr>
+                <w:rFonts w:ascii="Arial" w:cs="Arial" w:eastAsia="Arial" w:hAnsi="Arial"/>
+                <w:b/>
+                <w:bCs/>
+                <w:sz w:val="18"/>
+                <w:szCs w:val="18"/>
+              </w:rPr>
+              <w:t xml:space="preserve">Angles A + B + C side by side, from day 1</w:t>
+            </w:r>
+          </w:p>
+          <w:p>
+            <w:pPr>
+              <w:spacing w:after="30" w:line="250"/>
+            </w:pPr>
+            <w:r>
+              <w:rPr>
+                <w:rFonts w:ascii="Arial" w:cs="Arial" w:eastAsia="Arial" w:hAnsi="Arial"/>
+                <w:sz w:val="18"/>
+                <w:szCs w:val="18"/>
+              </w:rPr>
+              <w:t xml:space="preserve">P1 C1 Hero (B)</w:t>
+            </w:r>
+          </w:p>
+          <w:p>
+            <w:pPr>
+              <w:spacing w:after="30" w:line="250"/>
+            </w:pPr>
+            <w:r>
+              <w:rPr>
+                <w:rFonts w:ascii="Arial" w:cs="Arial" w:eastAsia="Arial" w:hAnsi="Arial"/>
+                <w:sz w:val="18"/>
+                <w:szCs w:val="18"/>
+              </w:rPr>
+              <w:t xml:space="preserve">P2 C1 Hero (A)</w:t>
+            </w:r>
+          </w:p>
+          <w:p>
+            <w:pPr>
+              <w:spacing w:after="30" w:line="250"/>
+            </w:pPr>
+            <w:r>
+              <w:rPr>
+                <w:rFonts w:ascii="Arial" w:cs="Arial" w:eastAsia="Arial" w:hAnsi="Arial"/>
+                <w:sz w:val="18"/>
+                <w:szCs w:val="18"/>
+              </w:rPr>
+              <w:t xml:space="preserve">P3 C2 Future Skills (B)</w:t>
+            </w:r>
+          </w:p>
+          <w:p>
+            <w:pPr>
+              <w:spacing w:after="30" w:line="250"/>
+            </w:pPr>
+            <w:r>
+              <w:rPr>
+                <w:rFonts w:ascii="Arial" w:cs="Arial" w:eastAsia="Arial" w:hAnsi="Arial"/>
+                <w:sz w:val="18"/>
+                <w:szCs w:val="18"/>
+              </w:rPr>
+              <w:t xml:space="preserve">P4 C3 Less scrolling (A)</w:t>
+            </w:r>
+          </w:p>
+          <w:p>
+            <w:pPr>
+              <w:spacing w:after="30" w:line="250"/>
+            </w:pPr>
+            <w:r>
+              <w:rPr>
+                <w:rFonts w:ascii="Arial" w:cs="Arial" w:eastAsia="Arial" w:hAnsi="Arial"/>
+                <w:sz w:val="18"/>
+                <w:szCs w:val="18"/>
+              </w:rPr>
+              <w:t xml:space="preserve">P5 C4 English + AI (B)</w:t>
+            </w:r>
+          </w:p>
+          <w:p>
+            <w:pPr>
+              <w:spacing w:after="30" w:line="250"/>
+            </w:pPr>
+            <w:r>
+              <w:rPr>
+                <w:rFonts w:ascii="Arial" w:cs="Arial" w:eastAsia="Arial" w:hAnsi="Arial"/>
+                <w:sz w:val="18"/>
+                <w:szCs w:val="18"/>
+              </w:rPr>
+              <w:t xml:space="preserve">P6 C5 Founding (C)</w:t>
             </w:r>
           </w:p>
         </w:tc>
@@ -704,7 +872,7 @@
               <w:bottom w:val="single" w:color="D9E1EC" w:sz="4"/>
               <w:right w:val="single" w:color="D9E1EC" w:sz="4"/>
             </w:tcBorders>
-            <w:shd w:fill="FFFFFF" w:color="auto" w:val="clear"/>
+            <w:shd w:fill="EDE8FF" w:color="auto" w:val="clear"/>
             <w:tcMar>
               <w:top w:type="dxa" w:w="60"/>
               <w:left w:type="dxa" w:w="100"/>
@@ -740,7 +908,7 @@
                 <w:sz w:val="18"/>
                 <w:szCs w:val="18"/>
               </w:rPr>
-              <w:t xml:space="preserve">headline language (SR vs EN)</w:t>
+              <w:t xml:space="preserve">headline language (SR vs EN) — static</w:t>
             </w:r>
           </w:p>
           <w:p>
@@ -758,7 +926,7 @@
                 <w:sz w:val="18"/>
                 <w:szCs w:val="18"/>
               </w:rPr>
-              <w:t xml:space="preserve">format (static vs carousel / 6 s motion)</w:t>
+              <w:t xml:space="preserve">carousel or 6 s motion</w:t>
             </w:r>
           </w:p>
           <w:p>
@@ -789,7 +957,7 @@
               <w:bottom w:val="single" w:color="D9E1EC" w:sz="4"/>
               <w:right w:val="single" w:color="D9E1EC" w:sz="4"/>
             </w:tcBorders>
-            <w:shd w:fill="FFFFFF" w:color="auto" w:val="clear"/>
+            <w:shd w:fill="E3F6EF" w:color="auto" w:val="clear"/>
             <w:tcMar>
               <w:top w:type="dxa" w:w="60"/>
               <w:left w:type="dxa" w:w="100"/>
@@ -938,14 +1106,29 @@
               <w:bottom w:val="single" w:color="D9E1EC" w:sz="4"/>
               <w:right w:val="single" w:color="D9E1EC" w:sz="4"/>
             </w:tcBorders>
-            <w:shd w:fill="F8FAFC" w:color="auto" w:val="clear"/>
-            <w:tcMar>
-              <w:top w:type="dxa" w:w="60"/>
-              <w:left w:type="dxa" w:w="100"/>
-              <w:bottom w:type="dxa" w:w="60"/>
-              <w:right w:type="dxa" w:w="100"/>
-            </w:tcMar>
-          </w:tcPr>
+            <w:shd w:fill="E8F2FF" w:color="auto" w:val="clear"/>
+            <w:tcMar>
+              <w:top w:type="dxa" w:w="60"/>
+              <w:left w:type="dxa" w:w="100"/>
+              <w:bottom w:type="dxa" w:w="60"/>
+              <w:right w:type="dxa" w:w="100"/>
+            </w:tcMar>
+          </w:tcPr>
+          <w:p>
+            <w:pPr>
+              <w:spacing w:after="30" w:line="250"/>
+            </w:pPr>
+            <w:r>
+              <w:rPr>
+                <w:rFonts w:ascii="Arial" w:cs="Arial" w:eastAsia="Arial" w:hAnsi="Arial"/>
+                <w:b/>
+                <w:bCs/>
+                <w:sz w:val="18"/>
+                <w:szCs w:val="18"/>
+              </w:rPr>
+              <w:t xml:space="preserve">Angle D · from 12 Oct</w:t>
+            </w:r>
+          </w:p>
           <w:p>
             <w:pPr>
               <w:spacing w:after="30" w:line="250"/>
@@ -969,7 +1152,7 @@
                 <w:sz w:val="18"/>
                 <w:szCs w:val="18"/>
               </w:rPr>
-              <w:t xml:space="preserve">O2 best P-ad + Open Day band (from 13 Oct)</w:t>
+              <w:t xml:space="preserve">O2 best P-ad + Open Day band (13 Oct)</w:t>
             </w:r>
           </w:p>
         </w:tc>
@@ -982,25 +1165,25 @@
               <w:bottom w:val="single" w:color="D9E1EC" w:sz="4"/>
               <w:right w:val="single" w:color="D9E1EC" w:sz="4"/>
             </w:tcBorders>
-            <w:shd w:fill="F8FAFC" w:color="auto" w:val="clear"/>
-            <w:tcMar>
-              <w:top w:type="dxa" w:w="60"/>
-              <w:left w:type="dxa" w:w="100"/>
-              <w:bottom w:type="dxa" w:w="60"/>
-              <w:right w:type="dxa" w:w="100"/>
-            </w:tcMar>
-          </w:tcPr>
-          <w:p>
-            <w:pPr>
-              <w:spacing w:after="30" w:line="250"/>
-            </w:pPr>
-            <w:r>
-              <w:rPr>
-                <w:rFonts w:ascii="Arial" w:cs="Arial" w:eastAsia="Arial" w:hAnsi="Arial"/>
-                <w:sz w:val="18"/>
-                <w:szCs w:val="18"/>
-              </w:rPr>
-              <w:t xml:space="preserve">From 19 Oct: experience-led (O1) vs countdown (O3 "Još 5 dana")</w:t>
+            <w:shd w:fill="E8F2FF" w:color="auto" w:val="clear"/>
+            <w:tcMar>
+              <w:top w:type="dxa" w:w="60"/>
+              <w:left w:type="dxa" w:w="100"/>
+              <w:bottom w:type="dxa" w:w="60"/>
+              <w:right w:type="dxa" w:w="100"/>
+            </w:tcMar>
+          </w:tcPr>
+          <w:p>
+            <w:pPr>
+              <w:spacing w:after="30" w:line="250"/>
+            </w:pPr>
+            <w:r>
+              <w:rPr>
+                <w:rFonts w:ascii="Arial" w:cs="Arial" w:eastAsia="Arial" w:hAnsi="Arial"/>
+                <w:sz w:val="18"/>
+                <w:szCs w:val="18"/>
+              </w:rPr>
+              <w:t xml:space="preserve">From 19 Oct: experience-led (O1) vs countdown (O3 "Još 5 dana") — both static</w:t>
             </w:r>
           </w:p>
         </w:tc>
@@ -1013,7 +1196,7 @@
               <w:bottom w:val="single" w:color="D9E1EC" w:sz="4"/>
               <w:right w:val="single" w:color="D9E1EC" w:sz="4"/>
             </w:tcBorders>
-            <w:shd w:fill="F8FAFC" w:color="auto" w:val="clear"/>
+            <w:shd w:fill="F1F5F9" w:color="auto" w:val="clear"/>
             <w:tcMar>
               <w:top w:type="dxa" w:w="60"/>
               <w:left w:type="dxa" w:w="100"/>
@@ -1108,51 +1291,66 @@
               <w:bottom w:val="single" w:color="D9E1EC" w:sz="4"/>
               <w:right w:val="single" w:color="D9E1EC" w:sz="4"/>
             </w:tcBorders>
-            <w:shd w:fill="FFFFFF" w:color="auto" w:val="clear"/>
-            <w:tcMar>
-              <w:top w:type="dxa" w:w="60"/>
-              <w:left w:type="dxa" w:w="100"/>
-              <w:bottom w:type="dxa" w:w="60"/>
-              <w:right w:type="dxa" w:w="100"/>
-            </w:tcMar>
-          </w:tcPr>
-          <w:p>
-            <w:pPr>
-              <w:spacing w:after="30" w:line="250"/>
-            </w:pPr>
-            <w:r>
-              <w:rPr>
-                <w:rFonts w:ascii="Arial" w:cs="Arial" w:eastAsia="Arial" w:hAnsi="Arial"/>
-                <w:sz w:val="18"/>
-                <w:szCs w:val="18"/>
-              </w:rPr>
-              <w:t xml:space="preserve">R1 C5 Founding</w:t>
-            </w:r>
-          </w:p>
-          <w:p>
-            <w:pPr>
-              <w:spacing w:after="30" w:line="250"/>
-            </w:pPr>
-            <w:r>
-              <w:rPr>
-                <w:rFonts w:ascii="Arial" w:cs="Arial" w:eastAsia="Arial" w:hAnsi="Arial"/>
-                <w:sz w:val="18"/>
-                <w:szCs w:val="18"/>
-              </w:rPr>
-              <w:t xml:space="preserve">R2 FAQ "Još razmišljate?"</w:t>
-            </w:r>
-          </w:p>
-          <w:p>
-            <w:pPr>
-              <w:spacing w:after="30" w:line="250"/>
-            </w:pPr>
-            <w:r>
-              <w:rPr>
-                <w:rFonts w:ascii="Arial" w:cs="Arial" w:eastAsia="Arial" w:hAnsi="Arial"/>
-                <w:sz w:val="18"/>
-                <w:szCs w:val="18"/>
-              </w:rPr>
-              <w:t xml:space="preserve">R3 C6 Open Day (until 23 Oct)</w:t>
+            <w:shd w:fill="E8F2FF" w:color="auto" w:val="clear"/>
+            <w:tcMar>
+              <w:top w:type="dxa" w:w="60"/>
+              <w:left w:type="dxa" w:w="100"/>
+              <w:bottom w:type="dxa" w:w="60"/>
+              <w:right w:type="dxa" w:w="100"/>
+            </w:tcMar>
+          </w:tcPr>
+          <w:p>
+            <w:pPr>
+              <w:spacing w:after="30" w:line="250"/>
+            </w:pPr>
+            <w:r>
+              <w:rPr>
+                <w:rFonts w:ascii="Arial" w:cs="Arial" w:eastAsia="Arial" w:hAnsi="Arial"/>
+                <w:b/>
+                <w:bCs/>
+                <w:sz w:val="18"/>
+                <w:szCs w:val="18"/>
+              </w:rPr>
+              <w:t xml:space="preserve">Angles C + D · from 13 Oct</w:t>
+            </w:r>
+          </w:p>
+          <w:p>
+            <w:pPr>
+              <w:spacing w:after="30" w:line="250"/>
+            </w:pPr>
+            <w:r>
+              <w:rPr>
+                <w:rFonts w:ascii="Arial" w:cs="Arial" w:eastAsia="Arial" w:hAnsi="Arial"/>
+                <w:sz w:val="18"/>
+                <w:szCs w:val="18"/>
+              </w:rPr>
+              <w:t xml:space="preserve">R1 C5 Founding (C)</w:t>
+            </w:r>
+          </w:p>
+          <w:p>
+            <w:pPr>
+              <w:spacing w:after="30" w:line="250"/>
+            </w:pPr>
+            <w:r>
+              <w:rPr>
+                <w:rFonts w:ascii="Arial" w:cs="Arial" w:eastAsia="Arial" w:hAnsi="Arial"/>
+                <w:sz w:val="18"/>
+                <w:szCs w:val="18"/>
+              </w:rPr>
+              <w:t xml:space="preserve">R2 FAQ "Još razmišljate?" (C)</w:t>
+            </w:r>
+          </w:p>
+          <w:p>
+            <w:pPr>
+              <w:spacing w:after="30" w:line="250"/>
+            </w:pPr>
+            <w:r>
+              <w:rPr>
+                <w:rFonts w:ascii="Arial" w:cs="Arial" w:eastAsia="Arial" w:hAnsi="Arial"/>
+                <w:sz w:val="18"/>
+                <w:szCs w:val="18"/>
+              </w:rPr>
+              <w:t xml:space="preserve">R3 C6 Open Day (D, until 23 Oct)</w:t>
             </w:r>
           </w:p>
         </w:tc>
@@ -1165,25 +1363,25 @@
               <w:bottom w:val="single" w:color="D9E1EC" w:sz="4"/>
               <w:right w:val="single" w:color="D9E1EC" w:sz="4"/>
             </w:tcBorders>
-            <w:shd w:fill="FFFFFF" w:color="auto" w:val="clear"/>
-            <w:tcMar>
-              <w:top w:type="dxa" w:w="60"/>
-              <w:left w:type="dxa" w:w="100"/>
-              <w:bottom w:type="dxa" w:w="60"/>
-              <w:right w:type="dxa" w:w="100"/>
-            </w:tcMar>
-          </w:tcPr>
-          <w:p>
-            <w:pPr>
-              <w:spacing w:after="30" w:line="250"/>
-            </w:pPr>
-            <w:r>
-              <w:rPr>
-                <w:rFonts w:ascii="Arial" w:cs="Arial" w:eastAsia="Arial" w:hAnsi="Arial"/>
-                <w:sz w:val="18"/>
-                <w:szCs w:val="18"/>
-              </w:rPr>
-              <w:t xml:space="preserve">Price-led (R1) vs objection-led (R2)</w:t>
+            <w:shd w:fill="E8F2FF" w:color="auto" w:val="clear"/>
+            <w:tcMar>
+              <w:top w:type="dxa" w:w="60"/>
+              <w:left w:type="dxa" w:w="100"/>
+              <w:bottom w:type="dxa" w:w="60"/>
+              <w:right w:type="dxa" w:w="100"/>
+            </w:tcMar>
+          </w:tcPr>
+          <w:p>
+            <w:pPr>
+              <w:spacing w:after="30" w:line="250"/>
+            </w:pPr>
+            <w:r>
+              <w:rPr>
+                <w:rFonts w:ascii="Arial" w:cs="Arial" w:eastAsia="Arial" w:hAnsi="Arial"/>
+                <w:sz w:val="18"/>
+                <w:szCs w:val="18"/>
+              </w:rPr>
+              <w:t xml:space="preserve">Price-led (R1) vs objection-led (R2) — both static</w:t>
             </w:r>
           </w:p>
         </w:tc>
@@ -1196,7 +1394,7 @@
               <w:bottom w:val="single" w:color="D9E1EC" w:sz="4"/>
               <w:right w:val="single" w:color="D9E1EC" w:sz="4"/>
             </w:tcBorders>
-            <w:shd w:fill="FFFFFF" w:color="auto" w:val="clear"/>
+            <w:shd w:fill="E3F6EF" w:color="auto" w:val="clear"/>
             <w:tcMar>
               <w:top w:type="dxa" w:w="60"/>
               <w:left w:type="dxa" w:w="100"/>
@@ -1215,6 +1413,160 @@
                 <w:szCs w:val="18"/>
               </w:rPr>
               <w:t xml:space="preserve">From 26 Oct: R4 "Poslednja founding mesta" + R5 Open Day recap (real photos)</w:t>
+            </w:r>
+          </w:p>
+        </w:tc>
+      </w:tr>
+    </w:tbl>
+    <w:p>
+      <w:pPr>
+        <w:spacing w:after="80"/>
+      </w:pPr>
+    </w:p>
+    <w:tbl>
+      <w:tblPr>
+        <w:tblW w:type="dxa" w:w="9636"/>
+        <w:tblBorders>
+          <w:top w:val="single" w:color="auto" w:sz="4"/>
+          <w:left w:val="single" w:color="auto" w:sz="4"/>
+          <w:bottom w:val="single" w:color="auto" w:sz="4"/>
+          <w:right w:val="single" w:color="auto" w:sz="4"/>
+          <w:insideH w:val="single" w:color="auto" w:sz="4"/>
+          <w:insideV w:val="single" w:color="auto" w:sz="4"/>
+        </w:tblBorders>
+      </w:tblPr>
+      <w:tblGrid>
+        <w:gridCol w:w="2409"/>
+        <w:gridCol w:w="2409"/>
+        <w:gridCol w:w="2409"/>
+        <w:gridCol w:w="2409"/>
+      </w:tblGrid>
+      <w:tr>
+        <w:tc>
+          <w:tcPr>
+            <w:tcW w:type="dxa" w:w="2409"/>
+            <w:tcBorders>
+              <w:top w:val="none" w:color="FFFFFF" w:sz="0"/>
+              <w:left w:val="none" w:color="FFFFFF" w:sz="0"/>
+              <w:bottom w:val="none" w:color="FFFFFF" w:sz="0"/>
+              <w:right w:val="single" w:color="FFFFFF" w:sz="24"/>
+            </w:tcBorders>
+            <w:shd w:fill="E8F2FF" w:color="auto" w:val="clear"/>
+            <w:tcMar>
+              <w:top w:type="dxa" w:w="40"/>
+              <w:left w:type="dxa" w:w="100"/>
+              <w:bottom w:type="dxa" w:w="40"/>
+              <w:right w:type="dxa" w:w="100"/>
+            </w:tcMar>
+          </w:tcPr>
+          <w:p>
+            <w:pPr>
+              <w:spacing w:after="30" w:line="250"/>
+              <w:jc w:val="center"/>
+            </w:pPr>
+            <w:r>
+              <w:rPr>
+                <w:rFonts w:ascii="Arial" w:cs="Arial" w:eastAsia="Arial" w:hAnsi="Arial"/>
+                <w:sz w:val="15"/>
+                <w:szCs w:val="15"/>
+              </w:rPr>
+              <w:t xml:space="preserve">Static — feed 4:5 + story 9:16</w:t>
+            </w:r>
+          </w:p>
+        </w:tc>
+        <w:tc>
+          <w:tcPr>
+            <w:tcW w:type="dxa" w:w="2409"/>
+            <w:tcBorders>
+              <w:top w:val="none" w:color="FFFFFF" w:sz="0"/>
+              <w:left w:val="none" w:color="FFFFFF" w:sz="0"/>
+              <w:bottom w:val="none" w:color="FFFFFF" w:sz="0"/>
+              <w:right w:val="single" w:color="FFFFFF" w:sz="24"/>
+            </w:tcBorders>
+            <w:shd w:fill="EDE8FF" w:color="auto" w:val="clear"/>
+            <w:tcMar>
+              <w:top w:type="dxa" w:w="40"/>
+              <w:left w:type="dxa" w:w="100"/>
+              <w:bottom w:type="dxa" w:w="40"/>
+              <w:right w:type="dxa" w:w="100"/>
+            </w:tcMar>
+          </w:tcPr>
+          <w:p>
+            <w:pPr>
+              <w:spacing w:after="30" w:line="250"/>
+              <w:jc w:val="center"/>
+            </w:pPr>
+            <w:r>
+              <w:rPr>
+                <w:rFonts w:ascii="Arial" w:cs="Arial" w:eastAsia="Arial" w:hAnsi="Arial"/>
+                <w:sz w:val="15"/>
+                <w:szCs w:val="15"/>
+              </w:rPr>
+              <w:t xml:space="preserve">Motion / carousel (test)</w:t>
+            </w:r>
+          </w:p>
+        </w:tc>
+        <w:tc>
+          <w:tcPr>
+            <w:tcW w:type="dxa" w:w="2409"/>
+            <w:tcBorders>
+              <w:top w:val="none" w:color="FFFFFF" w:sz="0"/>
+              <w:left w:val="none" w:color="FFFFFF" w:sz="0"/>
+              <w:bottom w:val="none" w:color="FFFFFF" w:sz="0"/>
+              <w:right w:val="single" w:color="FFFFFF" w:sz="24"/>
+            </w:tcBorders>
+            <w:shd w:fill="E3F6EF" w:color="auto" w:val="clear"/>
+            <w:tcMar>
+              <w:top w:type="dxa" w:w="40"/>
+              <w:left w:type="dxa" w:w="100"/>
+              <w:bottom w:type="dxa" w:w="40"/>
+              <w:right w:type="dxa" w:w="100"/>
+            </w:tcMar>
+          </w:tcPr>
+          <w:p>
+            <w:pPr>
+              <w:spacing w:after="30" w:line="250"/>
+              <w:jc w:val="center"/>
+            </w:pPr>
+            <w:r>
+              <w:rPr>
+                <w:rFonts w:ascii="Arial" w:cs="Arial" w:eastAsia="Arial" w:hAnsi="Arial"/>
+                <w:sz w:val="15"/>
+                <w:szCs w:val="15"/>
+              </w:rPr>
+              <w:t xml:space="preserve">Real photo / video</w:t>
+            </w:r>
+          </w:p>
+        </w:tc>
+        <w:tc>
+          <w:tcPr>
+            <w:tcW w:type="dxa" w:w="2409"/>
+            <w:tcBorders>
+              <w:top w:val="none" w:color="FFFFFF" w:sz="0"/>
+              <w:left w:val="none" w:color="FFFFFF" w:sz="0"/>
+              <w:bottom w:val="none" w:color="FFFFFF" w:sz="0"/>
+              <w:right w:val="single" w:color="FFFFFF" w:sz="24"/>
+            </w:tcBorders>
+            <w:shd w:fill="F1F5F9" w:color="auto" w:val="clear"/>
+            <w:tcMar>
+              <w:top w:type="dxa" w:w="40"/>
+              <w:left w:type="dxa" w:w="100"/>
+              <w:bottom w:type="dxa" w:w="40"/>
+              <w:right w:type="dxa" w:w="100"/>
+            </w:tcMar>
+          </w:tcPr>
+          <w:p>
+            <w:pPr>
+              <w:spacing w:after="30" w:line="250"/>
+              <w:jc w:val="center"/>
+            </w:pPr>
+            <w:r>
+              <w:rPr>
+                <w:rFonts w:ascii="Arial" w:cs="Arial" w:eastAsia="Arial" w:hAnsi="Arial"/>
+                <w:sz w:val="15"/>
+                <w:szCs w:val="15"/>
+              </w:rPr>
+              <w:t xml:space="preserve">Off</w:t>
             </w:r>
           </w:p>
         </w:tc>
@@ -2496,9 +2848,9 @@
             </w:tcBorders>
             <w:shd w:fill="E8F2FF" w:color="auto" w:val="clear"/>
             <w:tcMar>
-              <w:top w:type="dxa" w:w="50"/>
-              <w:left w:type="dxa" w:w="100"/>
-              <w:bottom w:type="dxa" w:w="50"/>
+              <w:top w:type="dxa" w:w="40"/>
+              <w:left w:type="dxa" w:w="100"/>
+              <w:bottom w:type="dxa" w:w="40"/>
               <w:right w:type="dxa" w:w="100"/>
             </w:tcMar>
           </w:tcPr>
@@ -2528,9 +2880,9 @@
             </w:tcBorders>
             <w:shd w:fill="EDE8FF" w:color="auto" w:val="clear"/>
             <w:tcMar>
-              <w:top w:type="dxa" w:w="50"/>
-              <w:left w:type="dxa" w:w="100"/>
-              <w:bottom w:type="dxa" w:w="50"/>
+              <w:top w:type="dxa" w:w="40"/>
+              <w:left w:type="dxa" w:w="100"/>
+              <w:bottom w:type="dxa" w:w="40"/>
               <w:right w:type="dxa" w:w="100"/>
             </w:tcMar>
           </w:tcPr>
@@ -2560,9 +2912,9 @@
             </w:tcBorders>
             <w:shd w:fill="E3F6EF" w:color="auto" w:val="clear"/>
             <w:tcMar>
-              <w:top w:type="dxa" w:w="50"/>
-              <w:left w:type="dxa" w:w="100"/>
-              <w:bottom w:type="dxa" w:w="50"/>
+              <w:top w:type="dxa" w:w="40"/>
+              <w:left w:type="dxa" w:w="100"/>
+              <w:bottom w:type="dxa" w:w="40"/>
               <w:right w:type="dxa" w:w="100"/>
             </w:tcMar>
           </w:tcPr>
@@ -2592,9 +2944,9 @@
             </w:tcBorders>
             <w:shd w:fill="F1F5F9" w:color="auto" w:val="clear"/>
             <w:tcMar>
-              <w:top w:type="dxa" w:w="50"/>
-              <w:left w:type="dxa" w:w="100"/>
-              <w:bottom w:type="dxa" w:w="50"/>
+              <w:top w:type="dxa" w:w="40"/>
+              <w:left w:type="dxa" w:w="100"/>
+              <w:bottom w:type="dxa" w:w="40"/>
               <w:right w:type="dxa" w:w="100"/>
             </w:tcMar>
           </w:tcPr>
@@ -2942,10 +3294,11 @@
         </w:tblBorders>
       </w:tblPr>
       <w:tblGrid>
-        <w:gridCol w:w="1900"/>
-        <w:gridCol w:w="1500"/>
-        <w:gridCol w:w="3800"/>
-        <w:gridCol w:w="2438"/>
+        <w:gridCol w:w="1700"/>
+        <w:gridCol w:w="1250"/>
+        <w:gridCol w:w="2950"/>
+        <w:gridCol w:w="2200"/>
+        <w:gridCol w:w="1538"/>
       </w:tblGrid>
       <w:tr>
         <w:trPr>
@@ -2953,7 +3306,7 @@
         </w:trPr>
         <w:tc>
           <w:tcPr>
-            <w:tcW w:type="dxa" w:w="1900"/>
+            <w:tcW w:type="dxa" w:w="1700"/>
             <w:tcBorders>
               <w:top w:val="single" w:color="D9E1EC" w:sz="4"/>
               <w:left w:val="single" w:color="D9E1EC" w:sz="4"/>
@@ -2987,7 +3340,7 @@
         </w:tc>
         <w:tc>
           <w:tcPr>
-            <w:tcW w:type="dxa" w:w="1500"/>
+            <w:tcW w:type="dxa" w:w="1250"/>
             <w:tcBorders>
               <w:top w:val="single" w:color="D9E1EC" w:sz="4"/>
               <w:left w:val="single" w:color="D9E1EC" w:sz="4"/>
@@ -3021,7 +3374,7 @@
         </w:tc>
         <w:tc>
           <w:tcPr>
-            <w:tcW w:type="dxa" w:w="3800"/>
+            <w:tcW w:type="dxa" w:w="2950"/>
             <w:tcBorders>
               <w:top w:val="single" w:color="D9E1EC" w:sz="4"/>
               <w:left w:val="single" w:color="D9E1EC" w:sz="4"/>
@@ -3055,7 +3408,7 @@
         </w:tc>
         <w:tc>
           <w:tcPr>
-            <w:tcW w:type="dxa" w:w="2438"/>
+            <w:tcW w:type="dxa" w:w="2200"/>
             <w:tcBorders>
               <w:top w:val="single" w:color="D9E1EC" w:sz="4"/>
               <w:left w:val="single" w:color="D9E1EC" w:sz="4"/>
@@ -3084,6 +3437,40 @@
                 <w:szCs w:val="18"/>
               </w:rPr>
               <w:t xml:space="preserve">Used for</w:t>
+            </w:r>
+          </w:p>
+        </w:tc>
+        <w:tc>
+          <w:tcPr>
+            <w:tcW w:type="dxa" w:w="1538"/>
+            <w:tcBorders>
+              <w:top w:val="single" w:color="D9E1EC" w:sz="4"/>
+              <w:left w:val="single" w:color="D9E1EC" w:sz="4"/>
+              <w:bottom w:val="single" w:color="D9E1EC" w:sz="4"/>
+              <w:right w:val="single" w:color="D9E1EC" w:sz="4"/>
+            </w:tcBorders>
+            <w:shd w:fill="0F172A" w:color="auto" w:val="clear"/>
+            <w:tcMar>
+              <w:top w:type="dxa" w:w="70"/>
+              <w:left w:type="dxa" w:w="100"/>
+              <w:bottom w:type="dxa" w:w="70"/>
+              <w:right w:type="dxa" w:w="100"/>
+            </w:tcMar>
+          </w:tcPr>
+          <w:p>
+            <w:pPr>
+              <w:spacing w:after="30" w:line="250"/>
+            </w:pPr>
+            <w:r>
+              <w:rPr>
+                <w:rFonts w:ascii="Arial" w:cs="Arial" w:eastAsia="Arial" w:hAnsi="Arial"/>
+                <w:b/>
+                <w:bCs/>
+                <w:color w:val="FFFFFF"/>
+                <w:sz w:val="18"/>
+                <w:szCs w:val="18"/>
+              </w:rPr>
+              <w:t xml:space="preserve">When</w:t>
             </w:r>
           </w:p>
         </w:tc>
@@ -3094,7 +3481,38 @@
         </w:trPr>
         <w:tc>
           <w:tcPr>
-            <w:tcW w:type="dxa" w:w="1900"/>
+            <w:tcW w:type="dxa" w:w="1700"/>
+            <w:tcBorders>
+              <w:top w:val="single" w:color="D9E1EC" w:sz="4"/>
+              <w:left w:val="single" w:color="D9E1EC" w:sz="4"/>
+              <w:bottom w:val="single" w:color="D9E1EC" w:sz="4"/>
+              <w:right w:val="single" w:color="D9E1EC" w:sz="4"/>
+            </w:tcBorders>
+            <w:shd w:fill="E8F2FF" w:color="auto" w:val="clear"/>
+            <w:tcMar>
+              <w:top w:type="dxa" w:w="60"/>
+              <w:left w:type="dxa" w:w="100"/>
+              <w:bottom w:type="dxa" w:w="60"/>
+              <w:right w:type="dxa" w:w="100"/>
+            </w:tcMar>
+          </w:tcPr>
+          <w:p>
+            <w:pPr>
+              <w:spacing w:after="30" w:line="250"/>
+            </w:pPr>
+            <w:r>
+              <w:rPr>
+                <w:rFonts w:ascii="Arial" w:cs="Arial" w:eastAsia="Arial" w:hAnsi="Arial"/>
+                <w:sz w:val="18"/>
+                <w:szCs w:val="18"/>
+              </w:rPr>
+              <w:t xml:space="preserve">Static feed 4:5</w:t>
+            </w:r>
+          </w:p>
+        </w:tc>
+        <w:tc>
+          <w:tcPr>
+            <w:tcW w:type="dxa" w:w="1250"/>
             <w:tcBorders>
               <w:top w:val="single" w:color="D9E1EC" w:sz="4"/>
               <w:left w:val="single" w:color="D9E1EC" w:sz="4"/>
@@ -3119,13 +3537,13 @@
                 <w:sz w:val="18"/>
                 <w:szCs w:val="18"/>
               </w:rPr>
-              <w:t xml:space="preserve">Feed 4:5</w:t>
-            </w:r>
-          </w:p>
-        </w:tc>
-        <w:tc>
-          <w:tcPr>
-            <w:tcW w:type="dxa" w:w="1500"/>
+              <w:t xml:space="preserve">1080 × 1350</w:t>
+            </w:r>
+          </w:p>
+        </w:tc>
+        <w:tc>
+          <w:tcPr>
+            <w:tcW w:type="dxa" w:w="2950"/>
             <w:tcBorders>
               <w:top w:val="single" w:color="D9E1EC" w:sz="4"/>
               <w:left w:val="single" w:color="D9E1EC" w:sz="4"/>
@@ -3150,13 +3568,13 @@
                 <w:sz w:val="18"/>
                 <w:szCs w:val="18"/>
               </w:rPr>
-              <w:t xml:space="preserve">1080 × 1350</w:t>
-            </w:r>
-          </w:p>
-        </w:tc>
-        <w:tc>
-          <w:tcPr>
-            <w:tcW w:type="dxa" w:w="3800"/>
+              <w:t xml:space="preserve">≥ 60 px margins; CTA pill bottom-right</w:t>
+            </w:r>
+          </w:p>
+        </w:tc>
+        <w:tc>
+          <w:tcPr>
+            <w:tcW w:type="dxa" w:w="2200"/>
             <w:tcBorders>
               <w:top w:val="single" w:color="D9E1EC" w:sz="4"/>
               <w:left w:val="single" w:color="D9E1EC" w:sz="4"/>
@@ -3181,13 +3599,13 @@
                 <w:sz w:val="18"/>
                 <w:szCs w:val="18"/>
               </w:rPr>
-              <w:t xml:space="preserve">≥ 60 px margins; CTA pill bottom-right</w:t>
-            </w:r>
-          </w:p>
-        </w:tc>
-        <w:tc>
-          <w:tcPr>
-            <w:tcW w:type="dxa" w:w="2438"/>
+              <w:t xml:space="preserve">All ads (main format)</w:t>
+            </w:r>
+          </w:p>
+        </w:tc>
+        <w:tc>
+          <w:tcPr>
+            <w:tcW w:type="dxa" w:w="1538"/>
             <w:tcBorders>
               <w:top w:val="single" w:color="D9E1EC" w:sz="4"/>
               <w:left w:val="single" w:color="D9E1EC" w:sz="4"/>
@@ -3209,10 +3627,12 @@
             <w:r>
               <w:rPr>
                 <w:rFonts w:ascii="Arial" w:cs="Arial" w:eastAsia="Arial" w:hAnsi="Arial"/>
-                <w:sz w:val="18"/>
-                <w:szCs w:val="18"/>
-              </w:rPr>
-              <w:t xml:space="preserve">All ads (main format)</w:t>
+                <w:b/>
+                <w:bCs/>
+                <w:sz w:val="18"/>
+                <w:szCs w:val="18"/>
+              </w:rPr>
+              <w:t xml:space="preserve">W1 →</w:t>
             </w:r>
           </w:p>
         </w:tc>
@@ -3223,7 +3643,38 @@
         </w:trPr>
         <w:tc>
           <w:tcPr>
-            <w:tcW w:type="dxa" w:w="1900"/>
+            <w:tcW w:type="dxa" w:w="1700"/>
+            <w:tcBorders>
+              <w:top w:val="single" w:color="D9E1EC" w:sz="4"/>
+              <w:left w:val="single" w:color="D9E1EC" w:sz="4"/>
+              <w:bottom w:val="single" w:color="D9E1EC" w:sz="4"/>
+              <w:right w:val="single" w:color="D9E1EC" w:sz="4"/>
+            </w:tcBorders>
+            <w:shd w:fill="E8F2FF" w:color="auto" w:val="clear"/>
+            <w:tcMar>
+              <w:top w:type="dxa" w:w="60"/>
+              <w:left w:type="dxa" w:w="100"/>
+              <w:bottom w:type="dxa" w:w="60"/>
+              <w:right w:type="dxa" w:w="100"/>
+            </w:tcMar>
+          </w:tcPr>
+          <w:p>
+            <w:pPr>
+              <w:spacing w:after="30" w:line="250"/>
+            </w:pPr>
+            <w:r>
+              <w:rPr>
+                <w:rFonts w:ascii="Arial" w:cs="Arial" w:eastAsia="Arial" w:hAnsi="Arial"/>
+                <w:sz w:val="18"/>
+                <w:szCs w:val="18"/>
+              </w:rPr>
+              <w:t xml:space="preserve">Static story 9:16</w:t>
+            </w:r>
+          </w:p>
+        </w:tc>
+        <w:tc>
+          <w:tcPr>
+            <w:tcW w:type="dxa" w:w="1250"/>
             <w:tcBorders>
               <w:top w:val="single" w:color="D9E1EC" w:sz="4"/>
               <w:left w:val="single" w:color="D9E1EC" w:sz="4"/>
@@ -3248,13 +3699,13 @@
                 <w:sz w:val="18"/>
                 <w:szCs w:val="18"/>
               </w:rPr>
-              <w:t xml:space="preserve">Stories / Reels 9:16</w:t>
-            </w:r>
-          </w:p>
-        </w:tc>
-        <w:tc>
-          <w:tcPr>
-            <w:tcW w:type="dxa" w:w="1500"/>
+              <w:t xml:space="preserve">1080 × 1920</w:t>
+            </w:r>
+          </w:p>
+        </w:tc>
+        <w:tc>
+          <w:tcPr>
+            <w:tcW w:type="dxa" w:w="2950"/>
             <w:tcBorders>
               <w:top w:val="single" w:color="D9E1EC" w:sz="4"/>
               <w:left w:val="single" w:color="D9E1EC" w:sz="4"/>
@@ -3279,13 +3730,13 @@
                 <w:sz w:val="18"/>
                 <w:szCs w:val="18"/>
               </w:rPr>
-              <w:t xml:space="preserve">1080 × 1920</w:t>
-            </w:r>
-          </w:p>
-        </w:tc>
-        <w:tc>
-          <w:tcPr>
-            <w:tcW w:type="dxa" w:w="3800"/>
+              <w:t xml:space="preserve">Keep top 250 px and bottom 380 px free of text &amp; CTA</w:t>
+            </w:r>
+          </w:p>
+        </w:tc>
+        <w:tc>
+          <w:tcPr>
+            <w:tcW w:type="dxa" w:w="2200"/>
             <w:tcBorders>
               <w:top w:val="single" w:color="D9E1EC" w:sz="4"/>
               <w:left w:val="single" w:color="D9E1EC" w:sz="4"/>
@@ -3310,13 +3761,13 @@
                 <w:sz w:val="18"/>
                 <w:szCs w:val="18"/>
               </w:rPr>
-              <w:t xml:space="preserve">Keep top 250 px and bottom 380 px free of text &amp; CTA</w:t>
-            </w:r>
-          </w:p>
-        </w:tc>
-        <w:tc>
-          <w:tcPr>
-            <w:tcW w:type="dxa" w:w="2438"/>
+              <w:t xml:space="preserve">All ads (native version)</w:t>
+            </w:r>
+          </w:p>
+        </w:tc>
+        <w:tc>
+          <w:tcPr>
+            <w:tcW w:type="dxa" w:w="1538"/>
             <w:tcBorders>
               <w:top w:val="single" w:color="D9E1EC" w:sz="4"/>
               <w:left w:val="single" w:color="D9E1EC" w:sz="4"/>
@@ -3338,10 +3789,12 @@
             <w:r>
               <w:rPr>
                 <w:rFonts w:ascii="Arial" w:cs="Arial" w:eastAsia="Arial" w:hAnsi="Arial"/>
-                <w:sz w:val="18"/>
-                <w:szCs w:val="18"/>
-              </w:rPr>
-              <w:t xml:space="preserve">All ads (native version)</w:t>
+                <w:b/>
+                <w:bCs/>
+                <w:sz w:val="18"/>
+                <w:szCs w:val="18"/>
+              </w:rPr>
+              <w:t xml:space="preserve">W1 →</w:t>
             </w:r>
           </w:p>
         </w:tc>
@@ -3352,7 +3805,38 @@
         </w:trPr>
         <w:tc>
           <w:tcPr>
-            <w:tcW w:type="dxa" w:w="1900"/>
+            <w:tcW w:type="dxa" w:w="1700"/>
+            <w:tcBorders>
+              <w:top w:val="single" w:color="D9E1EC" w:sz="4"/>
+              <w:left w:val="single" w:color="D9E1EC" w:sz="4"/>
+              <w:bottom w:val="single" w:color="D9E1EC" w:sz="4"/>
+              <w:right w:val="single" w:color="D9E1EC" w:sz="4"/>
+            </w:tcBorders>
+            <w:shd w:fill="EDE8FF" w:color="auto" w:val="clear"/>
+            <w:tcMar>
+              <w:top w:type="dxa" w:w="60"/>
+              <w:left w:type="dxa" w:w="100"/>
+              <w:bottom w:type="dxa" w:w="60"/>
+              <w:right w:type="dxa" w:w="100"/>
+            </w:tcMar>
+          </w:tcPr>
+          <w:p>
+            <w:pPr>
+              <w:spacing w:after="30" w:line="250"/>
+            </w:pPr>
+            <w:r>
+              <w:rPr>
+                <w:rFonts w:ascii="Arial" w:cs="Arial" w:eastAsia="Arial" w:hAnsi="Arial"/>
+                <w:sz w:val="18"/>
+                <w:szCs w:val="18"/>
+              </w:rPr>
+              <w:t xml:space="preserve">Carousel 1:1</w:t>
+            </w:r>
+          </w:p>
+        </w:tc>
+        <w:tc>
+          <w:tcPr>
+            <w:tcW w:type="dxa" w:w="1250"/>
             <w:tcBorders>
               <w:top w:val="single" w:color="D9E1EC" w:sz="4"/>
               <w:left w:val="single" w:color="D9E1EC" w:sz="4"/>
@@ -3377,13 +3861,13 @@
                 <w:sz w:val="18"/>
                 <w:szCs w:val="18"/>
               </w:rPr>
-              <w:t xml:space="preserve">Carousel 1:1</w:t>
-            </w:r>
-          </w:p>
-        </w:tc>
-        <w:tc>
-          <w:tcPr>
-            <w:tcW w:type="dxa" w:w="1500"/>
+              <w:t xml:space="preserve">1080 × 1080</w:t>
+            </w:r>
+          </w:p>
+        </w:tc>
+        <w:tc>
+          <w:tcPr>
+            <w:tcW w:type="dxa" w:w="2950"/>
             <w:tcBorders>
               <w:top w:val="single" w:color="D9E1EC" w:sz="4"/>
               <w:left w:val="single" w:color="D9E1EC" w:sz="4"/>
@@ -3408,13 +3892,13 @@
                 <w:sz w:val="18"/>
                 <w:szCs w:val="18"/>
               </w:rPr>
-              <w:t xml:space="preserve">1080 × 1080</w:t>
-            </w:r>
-          </w:p>
-        </w:tc>
-        <w:tc>
-          <w:tcPr>
-            <w:tcW w:type="dxa" w:w="3800"/>
+              <w:t xml:space="preserve">Card 1 = hook, last card = offer + CTA</w:t>
+            </w:r>
+          </w:p>
+        </w:tc>
+        <w:tc>
+          <w:tcPr>
+            <w:tcW w:type="dxa" w:w="2200"/>
             <w:tcBorders>
               <w:top w:val="single" w:color="D9E1EC" w:sz="4"/>
               <w:left w:val="single" w:color="D9E1EC" w:sz="4"/>
@@ -3439,13 +3923,13 @@
                 <w:sz w:val="18"/>
                 <w:szCs w:val="18"/>
               </w:rPr>
-              <w:t xml:space="preserve">Card 1 = hook, last card = offer + CTA</w:t>
-            </w:r>
-          </w:p>
-        </w:tc>
-        <w:tc>
-          <w:tcPr>
-            <w:tcW w:type="dxa" w:w="2438"/>
+              <w:t xml:space="preserve">C2, if angle B wins</w:t>
+            </w:r>
+          </w:p>
+        </w:tc>
+        <w:tc>
+          <w:tcPr>
+            <w:tcW w:type="dxa" w:w="1538"/>
             <w:tcBorders>
               <w:top w:val="single" w:color="D9E1EC" w:sz="4"/>
               <w:left w:val="single" w:color="D9E1EC" w:sz="4"/>
@@ -3467,10 +3951,12 @@
             <w:r>
               <w:rPr>
                 <w:rFonts w:ascii="Arial" w:cs="Arial" w:eastAsia="Arial" w:hAnsi="Arial"/>
-                <w:sz w:val="18"/>
-                <w:szCs w:val="18"/>
-              </w:rPr>
-              <w:t xml:space="preserve">C2 test only</w:t>
+                <w:b/>
+                <w:bCs/>
+                <w:sz w:val="18"/>
+                <w:szCs w:val="18"/>
+              </w:rPr>
+              <w:t xml:space="preserve">W3</w:t>
             </w:r>
           </w:p>
         </w:tc>
@@ -3481,7 +3967,38 @@
         </w:trPr>
         <w:tc>
           <w:tcPr>
-            <w:tcW w:type="dxa" w:w="1900"/>
+            <w:tcW w:type="dxa" w:w="1700"/>
+            <w:tcBorders>
+              <w:top w:val="single" w:color="D9E1EC" w:sz="4"/>
+              <w:left w:val="single" w:color="D9E1EC" w:sz="4"/>
+              <w:bottom w:val="single" w:color="D9E1EC" w:sz="4"/>
+              <w:right w:val="single" w:color="D9E1EC" w:sz="4"/>
+            </w:tcBorders>
+            <w:shd w:fill="EDE8FF" w:color="auto" w:val="clear"/>
+            <w:tcMar>
+              <w:top w:type="dxa" w:w="60"/>
+              <w:left w:type="dxa" w:w="100"/>
+              <w:bottom w:type="dxa" w:w="60"/>
+              <w:right w:type="dxa" w:w="100"/>
+            </w:tcMar>
+          </w:tcPr>
+          <w:p>
+            <w:pPr>
+              <w:spacing w:after="30" w:line="250"/>
+            </w:pPr>
+            <w:r>
+              <w:rPr>
+                <w:rFonts w:ascii="Arial" w:cs="Arial" w:eastAsia="Arial" w:hAnsi="Arial"/>
+                <w:sz w:val="18"/>
+                <w:szCs w:val="18"/>
+              </w:rPr>
+              <w:t xml:space="preserve">Motion 6 s</w:t>
+            </w:r>
+          </w:p>
+        </w:tc>
+        <w:tc>
+          <w:tcPr>
+            <w:tcW w:type="dxa" w:w="1250"/>
             <w:tcBorders>
               <w:top w:val="single" w:color="D9E1EC" w:sz="4"/>
               <w:left w:val="single" w:color="D9E1EC" w:sz="4"/>
@@ -3506,13 +4023,13 @@
                 <w:sz w:val="18"/>
                 <w:szCs w:val="18"/>
               </w:rPr>
-              <w:t xml:space="preserve">Motion 6 s</w:t>
-            </w:r>
-          </w:p>
-        </w:tc>
-        <w:tc>
-          <w:tcPr>
-            <w:tcW w:type="dxa" w:w="1500"/>
+              <w:t xml:space="preserve">4:5 + 9:16</w:t>
+            </w:r>
+          </w:p>
+        </w:tc>
+        <w:tc>
+          <w:tcPr>
+            <w:tcW w:type="dxa" w:w="2950"/>
             <w:tcBorders>
               <w:top w:val="single" w:color="D9E1EC" w:sz="4"/>
               <w:left w:val="single" w:color="D9E1EC" w:sz="4"/>
@@ -3537,69 +4054,233 @@
                 <w:sz w:val="18"/>
                 <w:szCs w:val="18"/>
               </w:rPr>
+              <w:t xml:space="preserve">First frame must work as a static; no sound needed</w:t>
+            </w:r>
+          </w:p>
+        </w:tc>
+        <w:tc>
+          <w:tcPr>
+            <w:tcW w:type="dxa" w:w="2200"/>
+            <w:tcBorders>
+              <w:top w:val="single" w:color="D9E1EC" w:sz="4"/>
+              <w:left w:val="single" w:color="D9E1EC" w:sz="4"/>
+              <w:bottom w:val="single" w:color="D9E1EC" w:sz="4"/>
+              <w:right w:val="single" w:color="D9E1EC" w:sz="4"/>
+            </w:tcBorders>
+            <w:shd w:fill="F8FAFC" w:color="auto" w:val="clear"/>
+            <w:tcMar>
+              <w:top w:type="dxa" w:w="60"/>
+              <w:left w:type="dxa" w:w="100"/>
+              <w:bottom w:type="dxa" w:w="60"/>
+              <w:right w:type="dxa" w:w="100"/>
+            </w:tcMar>
+          </w:tcPr>
+          <w:p>
+            <w:pPr>
+              <w:spacing w:after="30" w:line="250"/>
+            </w:pPr>
+            <w:r>
+              <w:rPr>
+                <w:rFonts w:ascii="Arial" w:cs="Arial" w:eastAsia="Arial" w:hAnsi="Arial"/>
+                <w:sz w:val="18"/>
+                <w:szCs w:val="18"/>
+              </w:rPr>
+              <w:t xml:space="preserve">C3, if angle A wins (optional at launch for P4 / O1 stories)</w:t>
+            </w:r>
+          </w:p>
+        </w:tc>
+        <w:tc>
+          <w:tcPr>
+            <w:tcW w:type="dxa" w:w="1538"/>
+            <w:tcBorders>
+              <w:top w:val="single" w:color="D9E1EC" w:sz="4"/>
+              <w:left w:val="single" w:color="D9E1EC" w:sz="4"/>
+              <w:bottom w:val="single" w:color="D9E1EC" w:sz="4"/>
+              <w:right w:val="single" w:color="D9E1EC" w:sz="4"/>
+            </w:tcBorders>
+            <w:shd w:fill="F8FAFC" w:color="auto" w:val="clear"/>
+            <w:tcMar>
+              <w:top w:type="dxa" w:w="60"/>
+              <w:left w:type="dxa" w:w="100"/>
+              <w:bottom w:type="dxa" w:w="60"/>
+              <w:right w:type="dxa" w:w="100"/>
+            </w:tcMar>
+          </w:tcPr>
+          <w:p>
+            <w:pPr>
+              <w:spacing w:after="30" w:line="250"/>
+            </w:pPr>
+            <w:r>
+              <w:rPr>
+                <w:rFonts w:ascii="Arial" w:cs="Arial" w:eastAsia="Arial" w:hAnsi="Arial"/>
+                <w:b/>
+                <w:bCs/>
+                <w:sz w:val="18"/>
+                <w:szCs w:val="18"/>
+              </w:rPr>
+              <w:t xml:space="preserve">W3</w:t>
+            </w:r>
+          </w:p>
+        </w:tc>
+      </w:tr>
+      <w:tr>
+        <w:trPr>
+          <w:cantSplit/>
+        </w:trPr>
+        <w:tc>
+          <w:tcPr>
+            <w:tcW w:type="dxa" w:w="1700"/>
+            <w:tcBorders>
+              <w:top w:val="single" w:color="D9E1EC" w:sz="4"/>
+              <w:left w:val="single" w:color="D9E1EC" w:sz="4"/>
+              <w:bottom w:val="single" w:color="D9E1EC" w:sz="4"/>
+              <w:right w:val="single" w:color="D9E1EC" w:sz="4"/>
+            </w:tcBorders>
+            <w:shd w:fill="E3F6EF" w:color="auto" w:val="clear"/>
+            <w:tcMar>
+              <w:top w:type="dxa" w:w="60"/>
+              <w:left w:type="dxa" w:w="100"/>
+              <w:bottom w:type="dxa" w:w="60"/>
+              <w:right w:type="dxa" w:w="100"/>
+            </w:tcMar>
+          </w:tcPr>
+          <w:p>
+            <w:pPr>
+              <w:spacing w:after="30" w:line="250"/>
+            </w:pPr>
+            <w:r>
+              <w:rPr>
+                <w:rFonts w:ascii="Arial" w:cs="Arial" w:eastAsia="Arial" w:hAnsi="Arial"/>
+                <w:sz w:val="18"/>
+                <w:szCs w:val="18"/>
+              </w:rPr>
+              <w:t xml:space="preserve">Real photo / 15 s video</w:t>
+            </w:r>
+          </w:p>
+        </w:tc>
+        <w:tc>
+          <w:tcPr>
+            <w:tcW w:type="dxa" w:w="1250"/>
+            <w:tcBorders>
+              <w:top w:val="single" w:color="D9E1EC" w:sz="4"/>
+              <w:left w:val="single" w:color="D9E1EC" w:sz="4"/>
+              <w:bottom w:val="single" w:color="D9E1EC" w:sz="4"/>
+              <w:right w:val="single" w:color="D9E1EC" w:sz="4"/>
+            </w:tcBorders>
+            <w:shd w:fill="FFFFFF" w:color="auto" w:val="clear"/>
+            <w:tcMar>
+              <w:top w:type="dxa" w:w="60"/>
+              <w:left w:type="dxa" w:w="100"/>
+              <w:bottom w:type="dxa" w:w="60"/>
+              <w:right w:type="dxa" w:w="100"/>
+            </w:tcMar>
+          </w:tcPr>
+          <w:p>
+            <w:pPr>
+              <w:spacing w:after="30" w:line="250"/>
+            </w:pPr>
+            <w:r>
+              <w:rPr>
+                <w:rFonts w:ascii="Arial" w:cs="Arial" w:eastAsia="Arial" w:hAnsi="Arial"/>
+                <w:sz w:val="18"/>
+                <w:szCs w:val="18"/>
+              </w:rPr>
               <w:t xml:space="preserve">4:5 + 9:16</w:t>
             </w:r>
           </w:p>
         </w:tc>
         <w:tc>
           <w:tcPr>
-            <w:tcW w:type="dxa" w:w="3800"/>
-            <w:tcBorders>
-              <w:top w:val="single" w:color="D9E1EC" w:sz="4"/>
-              <w:left w:val="single" w:color="D9E1EC" w:sz="4"/>
-              <w:bottom w:val="single" w:color="D9E1EC" w:sz="4"/>
-              <w:right w:val="single" w:color="D9E1EC" w:sz="4"/>
-            </w:tcBorders>
-            <w:shd w:fill="F8FAFC" w:color="auto" w:val="clear"/>
-            <w:tcMar>
-              <w:top w:type="dxa" w:w="60"/>
-              <w:left w:type="dxa" w:w="100"/>
-              <w:bottom w:type="dxa" w:w="60"/>
-              <w:right w:type="dxa" w:w="100"/>
-            </w:tcMar>
-          </w:tcPr>
-          <w:p>
-            <w:pPr>
-              <w:spacing w:after="30" w:line="250"/>
-            </w:pPr>
-            <w:r>
-              <w:rPr>
-                <w:rFonts w:ascii="Arial" w:cs="Arial" w:eastAsia="Arial" w:hAnsi="Arial"/>
-                <w:sz w:val="18"/>
-                <w:szCs w:val="18"/>
-              </w:rPr>
-              <w:t xml:space="preserve">First frame must work as a static; no sound needed</w:t>
-            </w:r>
-          </w:p>
-        </w:tc>
-        <w:tc>
-          <w:tcPr>
-            <w:tcW w:type="dxa" w:w="2438"/>
-            <w:tcBorders>
-              <w:top w:val="single" w:color="D9E1EC" w:sz="4"/>
-              <w:left w:val="single" w:color="D9E1EC" w:sz="4"/>
-              <w:bottom w:val="single" w:color="D9E1EC" w:sz="4"/>
-              <w:right w:val="single" w:color="D9E1EC" w:sz="4"/>
-            </w:tcBorders>
-            <w:shd w:fill="F8FAFC" w:color="auto" w:val="clear"/>
-            <w:tcMar>
-              <w:top w:type="dxa" w:w="60"/>
-              <w:left w:type="dxa" w:w="100"/>
-              <w:bottom w:type="dxa" w:w="60"/>
-              <w:right w:type="dxa" w:w="100"/>
-            </w:tcMar>
-          </w:tcPr>
-          <w:p>
-            <w:pPr>
-              <w:spacing w:after="30" w:line="250"/>
-            </w:pPr>
-            <w:r>
-              <w:rPr>
-                <w:rFonts w:ascii="Arial" w:cs="Arial" w:eastAsia="Arial" w:hAnsi="Arial"/>
-                <w:sz w:val="18"/>
-                <w:szCs w:val="18"/>
-              </w:rPr>
-              <w:t xml:space="preserve">C3 test only</w:t>
+            <w:tcW w:type="dxa" w:w="2950"/>
+            <w:tcBorders>
+              <w:top w:val="single" w:color="D9E1EC" w:sz="4"/>
+              <w:left w:val="single" w:color="D9E1EC" w:sz="4"/>
+              <w:bottom w:val="single" w:color="D9E1EC" w:sz="4"/>
+              <w:right w:val="single" w:color="D9E1EC" w:sz="4"/>
+            </w:tcBorders>
+            <w:shd w:fill="FFFFFF" w:color="auto" w:val="clear"/>
+            <w:tcMar>
+              <w:top w:type="dxa" w:w="60"/>
+              <w:left w:type="dxa" w:w="100"/>
+              <w:bottom w:type="dxa" w:w="60"/>
+              <w:right w:type="dxa" w:w="100"/>
+            </w:tcMar>
+          </w:tcPr>
+          <w:p>
+            <w:pPr>
+              <w:spacing w:after="30" w:line="250"/>
+            </w:pPr>
+            <w:r>
+              <w:rPr>
+                <w:rFonts w:ascii="Arial" w:cs="Arial" w:eastAsia="Arial" w:hAnsi="Arial"/>
+                <w:sz w:val="18"/>
+                <w:szCs w:val="18"/>
+              </w:rPr>
+              <w:t xml:space="preserve">Kid-eye height, natural light, signed consent</w:t>
+            </w:r>
+          </w:p>
+        </w:tc>
+        <w:tc>
+          <w:tcPr>
+            <w:tcW w:type="dxa" w:w="2200"/>
+            <w:tcBorders>
+              <w:top w:val="single" w:color="D9E1EC" w:sz="4"/>
+              <w:left w:val="single" w:color="D9E1EC" w:sz="4"/>
+              <w:bottom w:val="single" w:color="D9E1EC" w:sz="4"/>
+              <w:right w:val="single" w:color="D9E1EC" w:sz="4"/>
+            </w:tcBorders>
+            <w:shd w:fill="FFFFFF" w:color="auto" w:val="clear"/>
+            <w:tcMar>
+              <w:top w:type="dxa" w:w="60"/>
+              <w:left w:type="dxa" w:w="100"/>
+              <w:bottom w:type="dxa" w:w="60"/>
+              <w:right w:type="dxa" w:w="100"/>
+            </w:tcMar>
+          </w:tcPr>
+          <w:p>
+            <w:pPr>
+              <w:spacing w:after="30" w:line="250"/>
+            </w:pPr>
+            <w:r>
+              <w:rPr>
+                <w:rFonts w:ascii="Arial" w:cs="Arial" w:eastAsia="Arial" w:hAnsi="Arial"/>
+                <w:sz w:val="18"/>
+                <w:szCs w:val="18"/>
+              </w:rPr>
+              <w:t xml:space="preserve">Top 2 ads, Reel, R4–R5</w:t>
+            </w:r>
+          </w:p>
+        </w:tc>
+        <w:tc>
+          <w:tcPr>
+            <w:tcW w:type="dxa" w:w="1538"/>
+            <w:tcBorders>
+              <w:top w:val="single" w:color="D9E1EC" w:sz="4"/>
+              <w:left w:val="single" w:color="D9E1EC" w:sz="4"/>
+              <w:bottom w:val="single" w:color="D9E1EC" w:sz="4"/>
+              <w:right w:val="single" w:color="D9E1EC" w:sz="4"/>
+            </w:tcBorders>
+            <w:shd w:fill="FFFFFF" w:color="auto" w:val="clear"/>
+            <w:tcMar>
+              <w:top w:type="dxa" w:w="60"/>
+              <w:left w:type="dxa" w:w="100"/>
+              <w:bottom w:type="dxa" w:w="60"/>
+              <w:right w:type="dxa" w:w="100"/>
+            </w:tcMar>
+          </w:tcPr>
+          <w:p>
+            <w:pPr>
+              <w:spacing w:after="30" w:line="250"/>
+            </w:pPr>
+            <w:r>
+              <w:rPr>
+                <w:rFonts w:ascii="Arial" w:cs="Arial" w:eastAsia="Arial" w:hAnsi="Arial"/>
+                <w:b/>
+                <w:bCs/>
+                <w:sz w:val="18"/>
+                <w:szCs w:val="18"/>
+              </w:rPr>
+              <w:t xml:space="preserve">W4 →</w:t>
             </w:r>
           </w:p>
         </w:tc>
@@ -3796,6 +4477,437 @@
               <w:t xml:space="preserve">Job of the creatives: find which message makes cold Novi Sad parents apply — and which grades respond.</w:t>
             </w:r>
           </w:p>
+          <w:p>
+            <w:pPr>
+              <w:spacing w:after="20"/>
+            </w:pPr>
+            <w:r>
+              <w:rPr>
+                <w:rFonts w:ascii="Arial" w:cs="Arial" w:eastAsia="Arial" w:hAnsi="Arial"/>
+                <w:color w:val="CBD5E1"/>
+                <w:sz w:val="18"/>
+                <w:szCs w:val="18"/>
+              </w:rPr>
+              <w:t xml:space="preserve">Angles: </w:t>
+            </w:r>
+            <w:r>
+              <w:rPr>
+                <w:rFonts w:ascii="Arial" w:cs="Arial" w:eastAsia="Arial" w:hAnsi="Arial"/>
+                <w:b/>
+                <w:bCs/>
+                <w:color w:val="CBD5E1"/>
+                <w:sz w:val="18"/>
+                <w:szCs w:val="18"/>
+              </w:rPr>
+              <w:t xml:space="preserve">A + B + C, all live in parallel from day 1</w:t>
+            </w:r>
+            <w:r>
+              <w:rPr>
+                <w:rFonts w:ascii="Arial" w:cs="Arial" w:eastAsia="Arial" w:hAnsi="Arial"/>
+                <w:color w:val="CBD5E1"/>
+                <w:sz w:val="18"/>
+                <w:szCs w:val="18"/>
+              </w:rPr>
+              <w:t xml:space="preserve"> · formats: static (W1–W2) → winner's motion / carousel (W3) → real photo / video (W4)</w:t>
+            </w:r>
+          </w:p>
+        </w:tc>
+      </w:tr>
+    </w:tbl>
+    <w:p>
+      <w:pPr>
+        <w:spacing w:after="100"/>
+      </w:pPr>
+    </w:p>
+    <w:tbl>
+      <w:tblPr>
+        <w:tblW w:type="dxa" w:w="9638"/>
+        <w:tblBorders>
+          <w:top w:val="single" w:color="auto" w:sz="4"/>
+          <w:left w:val="single" w:color="auto" w:sz="4"/>
+          <w:bottom w:val="single" w:color="auto" w:sz="4"/>
+          <w:right w:val="single" w:color="auto" w:sz="4"/>
+          <w:insideH w:val="single" w:color="auto" w:sz="4"/>
+          <w:insideV w:val="single" w:color="auto" w:sz="4"/>
+        </w:tblBorders>
+      </w:tblPr>
+      <w:tblGrid>
+        <w:gridCol w:w="1400"/>
+        <w:gridCol w:w="2059"/>
+        <w:gridCol w:w="2059"/>
+        <w:gridCol w:w="2059"/>
+        <w:gridCol w:w="2061"/>
+      </w:tblGrid>
+      <w:tr>
+        <w:tc>
+          <w:tcPr>
+            <w:tcW w:type="dxa" w:w="1400"/>
+            <w:tcBorders>
+              <w:top w:val="single" w:color="D9E1EC" w:sz="4"/>
+              <w:left w:val="single" w:color="D9E1EC" w:sz="4"/>
+              <w:bottom w:val="single" w:color="D9E1EC" w:sz="4"/>
+              <w:right w:val="single" w:color="D9E1EC" w:sz="4"/>
+            </w:tcBorders>
+            <w:shd w:fill="0F172A" w:color="auto" w:val="clear"/>
+            <w:tcMar>
+              <w:top w:type="dxa" w:w="60"/>
+              <w:left w:type="dxa" w:w="90"/>
+              <w:bottom w:type="dxa" w:w="60"/>
+              <w:right w:type="dxa" w:w="90"/>
+            </w:tcMar>
+            <w:vAlign w:val="center"/>
+          </w:tcPr>
+          <w:p>
+            <w:pPr>
+              <w:spacing w:after="30" w:line="250"/>
+            </w:pPr>
+          </w:p>
+        </w:tc>
+        <w:tc>
+          <w:tcPr>
+            <w:tcW w:type="dxa" w:w="2059"/>
+            <w:tcBorders>
+              <w:top w:val="single" w:color="D9E1EC" w:sz="4"/>
+              <w:left w:val="single" w:color="D9E1EC" w:sz="4"/>
+              <w:bottom w:val="single" w:color="D9E1EC" w:sz="4"/>
+              <w:right w:val="single" w:color="D9E1EC" w:sz="4"/>
+            </w:tcBorders>
+            <w:shd w:fill="0F172A" w:color="auto" w:val="clear"/>
+            <w:tcMar>
+              <w:top w:type="dxa" w:w="60"/>
+              <w:left w:type="dxa" w:w="90"/>
+              <w:bottom w:type="dxa" w:w="60"/>
+              <w:right w:type="dxa" w:w="90"/>
+            </w:tcMar>
+            <w:vAlign w:val="center"/>
+          </w:tcPr>
+          <w:p>
+            <w:pPr>
+              <w:spacing w:after="30" w:line="250"/>
+            </w:pPr>
+            <w:r>
+              <w:rPr>
+                <w:rFonts w:ascii="Arial" w:cs="Arial" w:eastAsia="Arial" w:hAnsi="Arial"/>
+                <w:b/>
+                <w:bCs/>
+                <w:color w:val="FFFFFF"/>
+                <w:sz w:val="16"/>
+                <w:szCs w:val="16"/>
+              </w:rPr>
+              <w:t xml:space="preserve">W1 · 6–11 Oct</w:t>
+            </w:r>
+          </w:p>
+        </w:tc>
+        <w:tc>
+          <w:tcPr>
+            <w:tcW w:type="dxa" w:w="2059"/>
+            <w:tcBorders>
+              <w:top w:val="single" w:color="D9E1EC" w:sz="4"/>
+              <w:left w:val="single" w:color="D9E1EC" w:sz="4"/>
+              <w:bottom w:val="single" w:color="D9E1EC" w:sz="4"/>
+              <w:right w:val="single" w:color="D9E1EC" w:sz="4"/>
+            </w:tcBorders>
+            <w:shd w:fill="0F172A" w:color="auto" w:val="clear"/>
+            <w:tcMar>
+              <w:top w:type="dxa" w:w="60"/>
+              <w:left w:type="dxa" w:w="90"/>
+              <w:bottom w:type="dxa" w:w="60"/>
+              <w:right w:type="dxa" w:w="90"/>
+            </w:tcMar>
+            <w:vAlign w:val="center"/>
+          </w:tcPr>
+          <w:p>
+            <w:pPr>
+              <w:spacing w:after="30" w:line="250"/>
+            </w:pPr>
+            <w:r>
+              <w:rPr>
+                <w:rFonts w:ascii="Arial" w:cs="Arial" w:eastAsia="Arial" w:hAnsi="Arial"/>
+                <w:b/>
+                <w:bCs/>
+                <w:color w:val="FFFFFF"/>
+                <w:sz w:val="16"/>
+                <w:szCs w:val="16"/>
+              </w:rPr>
+              <w:t xml:space="preserve">W2 · 12–18 Oct</w:t>
+            </w:r>
+          </w:p>
+        </w:tc>
+        <w:tc>
+          <w:tcPr>
+            <w:tcW w:type="dxa" w:w="2059"/>
+            <w:tcBorders>
+              <w:top w:val="single" w:color="D9E1EC" w:sz="4"/>
+              <w:left w:val="single" w:color="D9E1EC" w:sz="4"/>
+              <w:bottom w:val="single" w:color="D9E1EC" w:sz="4"/>
+              <w:right w:val="single" w:color="D9E1EC" w:sz="4"/>
+            </w:tcBorders>
+            <w:shd w:fill="0F172A" w:color="auto" w:val="clear"/>
+            <w:tcMar>
+              <w:top w:type="dxa" w:w="60"/>
+              <w:left w:type="dxa" w:w="90"/>
+              <w:bottom w:type="dxa" w:w="60"/>
+              <w:right w:type="dxa" w:w="90"/>
+            </w:tcMar>
+            <w:vAlign w:val="center"/>
+          </w:tcPr>
+          <w:p>
+            <w:pPr>
+              <w:spacing w:after="30" w:line="250"/>
+            </w:pPr>
+            <w:r>
+              <w:rPr>
+                <w:rFonts w:ascii="Arial" w:cs="Arial" w:eastAsia="Arial" w:hAnsi="Arial"/>
+                <w:b/>
+                <w:bCs/>
+                <w:color w:val="FFFFFF"/>
+                <w:sz w:val="16"/>
+                <w:szCs w:val="16"/>
+              </w:rPr>
+              <w:t xml:space="preserve">W3 · 19–25 Oct</w:t>
+            </w:r>
+          </w:p>
+        </w:tc>
+        <w:tc>
+          <w:tcPr>
+            <w:tcW w:type="dxa" w:w="2061"/>
+            <w:tcBorders>
+              <w:top w:val="single" w:color="D9E1EC" w:sz="4"/>
+              <w:left w:val="single" w:color="D9E1EC" w:sz="4"/>
+              <w:bottom w:val="single" w:color="D9E1EC" w:sz="4"/>
+              <w:right w:val="single" w:color="D9E1EC" w:sz="4"/>
+            </w:tcBorders>
+            <w:shd w:fill="0F172A" w:color="auto" w:val="clear"/>
+            <w:tcMar>
+              <w:top w:type="dxa" w:w="60"/>
+              <w:left w:type="dxa" w:w="90"/>
+              <w:bottom w:type="dxa" w:w="60"/>
+              <w:right w:type="dxa" w:w="90"/>
+            </w:tcMar>
+            <w:vAlign w:val="center"/>
+          </w:tcPr>
+          <w:p>
+            <w:pPr>
+              <w:spacing w:after="30" w:line="250"/>
+            </w:pPr>
+            <w:r>
+              <w:rPr>
+                <w:rFonts w:ascii="Arial" w:cs="Arial" w:eastAsia="Arial" w:hAnsi="Arial"/>
+                <w:b/>
+                <w:bCs/>
+                <w:color w:val="FFFFFF"/>
+                <w:sz w:val="16"/>
+                <w:szCs w:val="16"/>
+              </w:rPr>
+              <w:t xml:space="preserve">W4 · 26 Oct →</w:t>
+            </w:r>
+          </w:p>
+        </w:tc>
+      </w:tr>
+      <w:tr>
+        <w:trPr>
+          <w:cantSplit/>
+        </w:trPr>
+        <w:tc>
+          <w:tcPr>
+            <w:tcW w:type="dxa" w:w="1400"/>
+            <w:tcBorders>
+              <w:top w:val="single" w:color="D9E1EC" w:sz="4"/>
+              <w:left w:val="single" w:color="D9E1EC" w:sz="4"/>
+              <w:bottom w:val="single" w:color="D9E1EC" w:sz="4"/>
+              <w:right w:val="single" w:color="D9E1EC" w:sz="4"/>
+            </w:tcBorders>
+            <w:shd w:fill="FFFFFF" w:color="auto" w:val="clear"/>
+            <w:tcMar>
+              <w:top w:type="dxa" w:w="60"/>
+              <w:left w:type="dxa" w:w="90"/>
+              <w:bottom w:type="dxa" w:w="60"/>
+              <w:right w:type="dxa" w:w="90"/>
+            </w:tcMar>
+            <w:vAlign w:val="center"/>
+          </w:tcPr>
+          <w:p>
+            <w:pPr>
+              <w:spacing w:after="30" w:line="250"/>
+            </w:pPr>
+            <w:r>
+              <w:rPr>
+                <w:rFonts w:ascii="Arial" w:cs="Arial" w:eastAsia="Arial" w:hAnsi="Arial"/>
+                <w:b/>
+                <w:bCs/>
+                <w:sz w:val="16"/>
+                <w:szCs w:val="16"/>
+              </w:rPr>
+              <w:t xml:space="preserve">This ad set</w:t>
+            </w:r>
+          </w:p>
+        </w:tc>
+        <w:tc>
+          <w:tcPr>
+            <w:tcW w:type="dxa" w:w="2059"/>
+            <w:tcBorders>
+              <w:top w:val="single" w:color="D9E1EC" w:sz="4"/>
+              <w:left w:val="single" w:color="D9E1EC" w:sz="4"/>
+              <w:bottom w:val="single" w:color="D9E1EC" w:sz="4"/>
+              <w:right w:val="single" w:color="D9E1EC" w:sz="4"/>
+            </w:tcBorders>
+            <w:shd w:fill="E8F2FF" w:color="auto" w:val="clear"/>
+            <w:tcMar>
+              <w:top w:type="dxa" w:w="60"/>
+              <w:left w:type="dxa" w:w="90"/>
+              <w:bottom w:type="dxa" w:w="60"/>
+              <w:right w:type="dxa" w:w="90"/>
+            </w:tcMar>
+            <w:vAlign w:val="center"/>
+          </w:tcPr>
+          <w:p>
+            <w:pPr>
+              <w:spacing w:after="30" w:line="250"/>
+            </w:pPr>
+            <w:r>
+              <w:rPr>
+                <w:rFonts w:ascii="Arial" w:cs="Arial" w:eastAsia="Arial" w:hAnsi="Arial"/>
+                <w:sz w:val="16"/>
+                <w:szCs w:val="16"/>
+              </w:rPr>
+              <w:t xml:space="preserve">P1–P6 live · angles A + B + C side by side</w:t>
+            </w:r>
+          </w:p>
+          <w:p>
+            <w:pPr>
+              <w:spacing w:after="30" w:line="250"/>
+            </w:pPr>
+            <w:r>
+              <w:rPr>
+                <w:rFonts w:ascii="Arial" w:cs="Arial" w:eastAsia="Arial" w:hAnsi="Arial"/>
+                <w:sz w:val="16"/>
+                <w:szCs w:val="16"/>
+              </w:rPr>
+              <w:t xml:space="preserve">Static</w:t>
+            </w:r>
+          </w:p>
+        </w:tc>
+        <w:tc>
+          <w:tcPr>
+            <w:tcW w:type="dxa" w:w="2059"/>
+            <w:tcBorders>
+              <w:top w:val="single" w:color="D9E1EC" w:sz="4"/>
+              <w:left w:val="single" w:color="D9E1EC" w:sz="4"/>
+              <w:bottom w:val="single" w:color="D9E1EC" w:sz="4"/>
+              <w:right w:val="single" w:color="D9E1EC" w:sz="4"/>
+            </w:tcBorders>
+            <w:shd w:fill="E8F2FF" w:color="auto" w:val="clear"/>
+            <w:tcMar>
+              <w:top w:type="dxa" w:w="60"/>
+              <w:left w:type="dxa" w:w="90"/>
+              <w:bottom w:type="dxa" w:w="60"/>
+              <w:right w:type="dxa" w:w="90"/>
+            </w:tcMar>
+            <w:vAlign w:val="center"/>
+          </w:tcPr>
+          <w:p>
+            <w:pPr>
+              <w:spacing w:after="30" w:line="250"/>
+            </w:pPr>
+            <w:r>
+              <w:rPr>
+                <w:rFonts w:ascii="Arial" w:cs="Arial" w:eastAsia="Arial" w:hAnsi="Arial"/>
+                <w:sz w:val="16"/>
+                <w:szCs w:val="16"/>
+              </w:rPr>
+              <w:t xml:space="preserve">First read → pause bottom 2–3</w:t>
+            </w:r>
+          </w:p>
+          <w:p>
+            <w:pPr>
+              <w:spacing w:after="30" w:line="250"/>
+            </w:pPr>
+            <w:r>
+              <w:rPr>
+                <w:rFonts w:ascii="Arial" w:cs="Arial" w:eastAsia="Arial" w:hAnsi="Arial"/>
+                <w:sz w:val="16"/>
+                <w:szCs w:val="16"/>
+              </w:rPr>
+              <w:t xml:space="preserve">Static</w:t>
+            </w:r>
+          </w:p>
+        </w:tc>
+        <w:tc>
+          <w:tcPr>
+            <w:tcW w:type="dxa" w:w="2059"/>
+            <w:tcBorders>
+              <w:top w:val="single" w:color="D9E1EC" w:sz="4"/>
+              <w:left w:val="single" w:color="D9E1EC" w:sz="4"/>
+              <w:bottom w:val="single" w:color="D9E1EC" w:sz="4"/>
+              <w:right w:val="single" w:color="D9E1EC" w:sz="4"/>
+            </w:tcBorders>
+            <w:shd w:fill="EDE8FF" w:color="auto" w:val="clear"/>
+            <w:tcMar>
+              <w:top w:type="dxa" w:w="60"/>
+              <w:left w:type="dxa" w:w="90"/>
+              <w:bottom w:type="dxa" w:w="60"/>
+              <w:right w:type="dxa" w:w="90"/>
+            </w:tcMar>
+            <w:vAlign w:val="center"/>
+          </w:tcPr>
+          <w:p>
+            <w:pPr>
+              <w:spacing w:after="30" w:line="250"/>
+            </w:pPr>
+            <w:r>
+              <w:rPr>
+                <w:rFonts w:ascii="Arial" w:cs="Arial" w:eastAsia="Arial" w:hAnsi="Arial"/>
+                <w:sz w:val="16"/>
+                <w:szCs w:val="16"/>
+              </w:rPr>
+              <w:t xml:space="preserve">Round 2: winner iterations</w:t>
+            </w:r>
+          </w:p>
+          <w:p>
+            <w:pPr>
+              <w:spacing w:after="30" w:line="250"/>
+            </w:pPr>
+            <w:r>
+              <w:rPr>
+                <w:rFonts w:ascii="Arial" w:cs="Arial" w:eastAsia="Arial" w:hAnsi="Arial"/>
+                <w:sz w:val="16"/>
+                <w:szCs w:val="16"/>
+              </w:rPr>
+              <w:t xml:space="preserve">Static + motion / carousel</w:t>
+            </w:r>
+          </w:p>
+        </w:tc>
+        <w:tc>
+          <w:tcPr>
+            <w:tcW w:type="dxa" w:w="2061"/>
+            <w:tcBorders>
+              <w:top w:val="single" w:color="D9E1EC" w:sz="4"/>
+              <w:left w:val="single" w:color="D9E1EC" w:sz="4"/>
+              <w:bottom w:val="single" w:color="D9E1EC" w:sz="4"/>
+              <w:right w:val="single" w:color="D9E1EC" w:sz="4"/>
+            </w:tcBorders>
+            <w:shd w:fill="E3F6EF" w:color="auto" w:val="clear"/>
+            <w:tcMar>
+              <w:top w:type="dxa" w:w="60"/>
+              <w:left w:type="dxa" w:w="90"/>
+              <w:bottom w:type="dxa" w:w="60"/>
+              <w:right w:type="dxa" w:w="90"/>
+            </w:tcMar>
+            <w:vAlign w:val="center"/>
+          </w:tcPr>
+          <w:p>
+            <w:pPr>
+              <w:spacing w:after="30" w:line="250"/>
+            </w:pPr>
+            <w:r>
+              <w:rPr>
+                <w:rFonts w:ascii="Arial" w:cs="Arial" w:eastAsia="Arial" w:hAnsi="Arial"/>
+                <w:sz w:val="16"/>
+                <w:szCs w:val="16"/>
+              </w:rPr>
+              <w:t xml:space="preserve">Round 3: real-photo versions + 15 s Reel</w:t>
+            </w:r>
+          </w:p>
         </w:tc>
       </w:tr>
     </w:tbl>
@@ -3808,7 +4920,7 @@
         <w:rPr>
           <w:rFonts w:ascii="Arial" w:cs="Arial" w:eastAsia="Arial" w:hAnsi="Arial"/>
         </w:rPr>
-        <w:t xml:space="preserve">START — 6 ads at launch</w:t>
+        <w:t xml:space="preserve">START — W1 · 6 static ads, angles A + B + C side by side</w:t>
       </w:r>
     </w:p>
     <w:p>
@@ -3819,7 +4931,21 @@
         <w:rPr>
           <w:rFonts w:ascii="Arial" w:cs="Arial" w:eastAsia="Arial" w:hAnsi="Arial"/>
         </w:rPr>
-        <w:t xml:space="preserve">All six go into the same ad set on day 1. They cover four different emotional territories (aspiration, mechanism, problem, offer), so Meta can find the right parent for each — and we get a clean read on which angle wins. P1 and P2 share one visual to test </w:t>
+        <w:t xml:space="preserve">All six go live together on day 1, in the same ad set — the angles run </w:t>
+      </w:r>
+      <w:r>
+        <w:rPr>
+          <w:rFonts w:ascii="Arial" w:cs="Arial" w:eastAsia="Arial" w:hAnsi="Arial"/>
+          <w:b/>
+          <w:bCs/>
+        </w:rPr>
+        <w:t xml:space="preserve">side by side, not one after another</w:t>
+      </w:r>
+      <w:r>
+        <w:rPr>
+          <w:rFonts w:ascii="Arial" w:cs="Arial" w:eastAsia="Arial" w:hAnsi="Arial"/>
+        </w:rPr>
+        <w:t xml:space="preserve">. They cover four different emotional territories (aspiration, mechanism, problem, offer), so Meta can find the right parent for each — and we get a clean read on which angle wins. P1 and P2 share one visual to test </w:t>
       </w:r>
       <w:r>
         <w:rPr>
@@ -3954,6 +5080,30 @@
           </w:p>
           <w:p>
             <w:pPr>
+              <w:shd w:fill="E8F2FF" w:color="auto" w:val="clear"/>
+              <w:spacing w:after="90"/>
+            </w:pPr>
+            <w:r>
+              <w:rPr>
+                <w:rFonts w:ascii="Arial" w:cs="Arial" w:eastAsia="Arial" w:hAnsi="Arial"/>
+                <w:b/>
+                <w:bCs/>
+                <w:sz w:val="18"/>
+                <w:szCs w:val="18"/>
+              </w:rPr>
+              <w:t xml:space="preserve">When · format:</w:t>
+            </w:r>
+            <w:r>
+              <w:rPr>
+                <w:rFonts w:ascii="Arial" w:cs="Arial" w:eastAsia="Arial" w:hAnsi="Arial"/>
+                <w:sz w:val="18"/>
+                <w:szCs w:val="18"/>
+              </w:rPr>
+              <w:t xml:space="preserve"> From W1 · stays while in the top 3 · static 4:5 + 9:16</w:t>
+            </w:r>
+          </w:p>
+          <w:p>
+            <w:pPr>
               <w:spacing w:after="55" w:line="250"/>
             </w:pPr>
             <w:r>
@@ -4216,6 +5366,30 @@
           </w:p>
           <w:p>
             <w:pPr>
+              <w:shd w:fill="E8F2FF" w:color="auto" w:val="clear"/>
+              <w:spacing w:after="90"/>
+            </w:pPr>
+            <w:r>
+              <w:rPr>
+                <w:rFonts w:ascii="Arial" w:cs="Arial" w:eastAsia="Arial" w:hAnsi="Arial"/>
+                <w:b/>
+                <w:bCs/>
+                <w:sz w:val="18"/>
+                <w:szCs w:val="18"/>
+              </w:rPr>
+              <w:t xml:space="preserve">When · format:</w:t>
+            </w:r>
+            <w:r>
+              <w:rPr>
+                <w:rFonts w:ascii="Arial" w:cs="Arial" w:eastAsia="Arial" w:hAnsi="Arial"/>
+                <w:sz w:val="18"/>
+                <w:szCs w:val="18"/>
+              </w:rPr>
+              <w:t xml:space="preserve"> From W1 · read in W2 · copy test vs P1 · static (reuses P1)</w:t>
+            </w:r>
+          </w:p>
+          <w:p>
+            <w:pPr>
               <w:spacing w:after="55" w:line="250"/>
             </w:pPr>
             <w:r>
@@ -4455,6 +5629,30 @@
           </w:p>
           <w:p>
             <w:pPr>
+              <w:shd w:fill="E8F2FF" w:color="auto" w:val="clear"/>
+              <w:spacing w:after="90"/>
+            </w:pPr>
+            <w:r>
+              <w:rPr>
+                <w:rFonts w:ascii="Arial" w:cs="Arial" w:eastAsia="Arial" w:hAnsi="Arial"/>
+                <w:b/>
+                <w:bCs/>
+                <w:sz w:val="18"/>
+                <w:szCs w:val="18"/>
+              </w:rPr>
+              <w:t xml:space="preserve">When · format:</w:t>
+            </w:r>
+            <w:r>
+              <w:rPr>
+                <w:rFonts w:ascii="Arial" w:cs="Arial" w:eastAsia="Arial" w:hAnsi="Arial"/>
+                <w:sz w:val="18"/>
+                <w:szCs w:val="18"/>
+              </w:rPr>
+              <w:t xml:space="preserve"> From W1 · static · carousel version in W3 if angle B wins</w:t>
+            </w:r>
+          </w:p>
+          <w:p>
+            <w:pPr>
               <w:spacing w:after="55" w:line="250"/>
             </w:pPr>
             <w:r>
@@ -4717,6 +5915,30 @@
           </w:p>
           <w:p>
             <w:pPr>
+              <w:shd w:fill="E8F2FF" w:color="auto" w:val="clear"/>
+              <w:spacing w:after="90"/>
+            </w:pPr>
+            <w:r>
+              <w:rPr>
+                <w:rFonts w:ascii="Arial" w:cs="Arial" w:eastAsia="Arial" w:hAnsi="Arial"/>
+                <w:b/>
+                <w:bCs/>
+                <w:sz w:val="18"/>
+                <w:szCs w:val="18"/>
+              </w:rPr>
+              <w:t xml:space="preserve">When · format:</w:t>
+            </w:r>
+            <w:r>
+              <w:rPr>
+                <w:rFonts w:ascii="Arial" w:cs="Arial" w:eastAsia="Arial" w:hAnsi="Arial"/>
+                <w:sz w:val="18"/>
+                <w:szCs w:val="18"/>
+              </w:rPr>
+              <w:t xml:space="preserve"> From W1 · static · 6 s motion in W3 if angle A wins (optional earlier for the 9:16)</w:t>
+            </w:r>
+          </w:p>
+          <w:p>
+            <w:pPr>
               <w:spacing w:after="55" w:line="250"/>
             </w:pPr>
             <w:r>
@@ -4979,6 +6201,30 @@
           </w:p>
           <w:p>
             <w:pPr>
+              <w:shd w:fill="E8F2FF" w:color="auto" w:val="clear"/>
+              <w:spacing w:after="90"/>
+            </w:pPr>
+            <w:r>
+              <w:rPr>
+                <w:rFonts w:ascii="Arial" w:cs="Arial" w:eastAsia="Arial" w:hAnsi="Arial"/>
+                <w:b/>
+                <w:bCs/>
+                <w:sz w:val="18"/>
+                <w:szCs w:val="18"/>
+              </w:rPr>
+              <w:t xml:space="preserve">When · format:</w:t>
+            </w:r>
+            <w:r>
+              <w:rPr>
+                <w:rFonts w:ascii="Arial" w:cs="Arial" w:eastAsia="Arial" w:hAnsi="Arial"/>
+                <w:sz w:val="18"/>
+                <w:szCs w:val="18"/>
+              </w:rPr>
+              <w:t xml:space="preserve"> From W1 · stays while in the top 3 · static 4:5 + 9:16</w:t>
+            </w:r>
+          </w:p>
+          <w:p>
+            <w:pPr>
               <w:spacing w:after="55" w:line="250"/>
             </w:pPr>
             <w:r>
@@ -5241,6 +6487,30 @@
           </w:p>
           <w:p>
             <w:pPr>
+              <w:shd w:fill="E8F2FF" w:color="auto" w:val="clear"/>
+              <w:spacing w:after="90"/>
+            </w:pPr>
+            <w:r>
+              <w:rPr>
+                <w:rFonts w:ascii="Arial" w:cs="Arial" w:eastAsia="Arial" w:hAnsi="Arial"/>
+                <w:b/>
+                <w:bCs/>
+                <w:sz w:val="18"/>
+                <w:szCs w:val="18"/>
+              </w:rPr>
+              <w:t xml:space="preserve">When · format:</w:t>
+            </w:r>
+            <w:r>
+              <w:rPr>
+                <w:rFonts w:ascii="Arial" w:cs="Arial" w:eastAsia="Arial" w:hAnsi="Arial"/>
+                <w:sz w:val="18"/>
+                <w:szCs w:val="18"/>
+              </w:rPr>
+              <w:t xml:space="preserve"> From W1 in Prospecting · from W2 also R1 in Retargeting · static</w:t>
+            </w:r>
+          </w:p>
+          <w:p>
+            <w:pPr>
               <w:spacing w:after="55" w:line="250"/>
             </w:pPr>
             <w:r>
@@ -5394,7 +6664,7 @@
         <w:rPr>
           <w:rFonts w:ascii="Arial" w:cs="Arial" w:eastAsia="Arial" w:hAnsi="Arial"/>
         </w:rPr>
-        <w:t xml:space="preserve">TEST — what we do after the first read</w:t>
+        <w:t xml:space="preserve">TEST — W2 first read → W3 iterations of the winner</w:t>
       </w:r>
     </w:p>
     <w:tbl>
@@ -5410,10 +6680,11 @@
         </w:tblBorders>
       </w:tblPr>
       <w:tblGrid>
-        <w:gridCol w:w="1900"/>
-        <w:gridCol w:w="1300"/>
-        <w:gridCol w:w="3400"/>
-        <w:gridCol w:w="3038"/>
+        <w:gridCol w:w="1700"/>
+        <w:gridCol w:w="1150"/>
+        <w:gridCol w:w="1500"/>
+        <w:gridCol w:w="2900"/>
+        <w:gridCol w:w="2388"/>
       </w:tblGrid>
       <w:tr>
         <w:trPr>
@@ -5421,7 +6692,7 @@
         </w:trPr>
         <w:tc>
           <w:tcPr>
-            <w:tcW w:type="dxa" w:w="1900"/>
+            <w:tcW w:type="dxa" w:w="1700"/>
             <w:tcBorders>
               <w:top w:val="single" w:color="D9E1EC" w:sz="4"/>
               <w:left w:val="single" w:color="D9E1EC" w:sz="4"/>
@@ -5455,7 +6726,7 @@
         </w:tc>
         <w:tc>
           <w:tcPr>
-            <w:tcW w:type="dxa" w:w="1300"/>
+            <w:tcW w:type="dxa" w:w="1150"/>
             <w:tcBorders>
               <w:top w:val="single" w:color="D9E1EC" w:sz="4"/>
               <w:left w:val="single" w:color="D9E1EC" w:sz="4"/>
@@ -5489,7 +6760,7 @@
         </w:tc>
         <w:tc>
           <w:tcPr>
-            <w:tcW w:type="dxa" w:w="3400"/>
+            <w:tcW w:type="dxa" w:w="1500"/>
             <w:tcBorders>
               <w:top w:val="single" w:color="D9E1EC" w:sz="4"/>
               <w:left w:val="single" w:color="D9E1EC" w:sz="4"/>
@@ -5517,13 +6788,47 @@
                 <w:sz w:val="18"/>
                 <w:szCs w:val="18"/>
               </w:rPr>
+              <w:t xml:space="preserve">Format</w:t>
+            </w:r>
+          </w:p>
+        </w:tc>
+        <w:tc>
+          <w:tcPr>
+            <w:tcW w:type="dxa" w:w="2900"/>
+            <w:tcBorders>
+              <w:top w:val="single" w:color="D9E1EC" w:sz="4"/>
+              <w:left w:val="single" w:color="D9E1EC" w:sz="4"/>
+              <w:bottom w:val="single" w:color="D9E1EC" w:sz="4"/>
+              <w:right w:val="single" w:color="D9E1EC" w:sz="4"/>
+            </w:tcBorders>
+            <w:shd w:fill="0F172A" w:color="auto" w:val="clear"/>
+            <w:tcMar>
+              <w:top w:type="dxa" w:w="70"/>
+              <w:left w:type="dxa" w:w="100"/>
+              <w:bottom w:type="dxa" w:w="70"/>
+              <w:right w:type="dxa" w:w="100"/>
+            </w:tcMar>
+          </w:tcPr>
+          <w:p>
+            <w:pPr>
+              <w:spacing w:after="30" w:line="250"/>
+            </w:pPr>
+            <w:r>
+              <w:rPr>
+                <w:rFonts w:ascii="Arial" w:cs="Arial" w:eastAsia="Arial" w:hAnsi="Arial"/>
+                <w:b/>
+                <w:bCs/>
+                <w:color w:val="FFFFFF"/>
+                <w:sz w:val="18"/>
+                <w:szCs w:val="18"/>
+              </w:rPr>
               <w:t xml:space="preserve">What</w:t>
             </w:r>
           </w:p>
         </w:tc>
         <w:tc>
           <w:tcPr>
-            <w:tcW w:type="dxa" w:w="3038"/>
+            <w:tcW w:type="dxa" w:w="2388"/>
             <w:tcBorders>
               <w:top w:val="single" w:color="D9E1EC" w:sz="4"/>
               <w:left w:val="single" w:color="D9E1EC" w:sz="4"/>
@@ -5562,7 +6867,7 @@
         </w:trPr>
         <w:tc>
           <w:tcPr>
-            <w:tcW w:type="dxa" w:w="1900"/>
+            <w:tcW w:type="dxa" w:w="1700"/>
             <w:tcBorders>
               <w:top w:val="single" w:color="D9E1EC" w:sz="4"/>
               <w:left w:val="single" w:color="D9E1EC" w:sz="4"/>
@@ -5589,13 +6894,13 @@
                 <w:sz w:val="18"/>
                 <w:szCs w:val="18"/>
               </w:rPr>
-              <w:t xml:space="preserve">R1 · Angle test</w:t>
-            </w:r>
-          </w:p>
-        </w:tc>
-        <w:tc>
-          <w:tcPr>
-            <w:tcW w:type="dxa" w:w="1300"/>
+              <w:t xml:space="preserve">Round 1 · Angle test</w:t>
+            </w:r>
+          </w:p>
+        </w:tc>
+        <w:tc>
+          <w:tcPr>
+            <w:tcW w:type="dxa" w:w="1150"/>
             <w:tcBorders>
               <w:top w:val="single" w:color="D9E1EC" w:sz="4"/>
               <w:left w:val="single" w:color="D9E1EC" w:sz="4"/>
@@ -5620,13 +6925,57 @@
                 <w:sz w:val="18"/>
                 <w:szCs w:val="18"/>
               </w:rPr>
+              <w:t xml:space="preserve">W1–W2</w:t>
+            </w:r>
+          </w:p>
+          <w:p>
+            <w:pPr>
+              <w:spacing w:after="30" w:line="250"/>
+            </w:pPr>
+            <w:r>
+              <w:rPr>
+                <w:rFonts w:ascii="Arial" w:cs="Arial" w:eastAsia="Arial" w:hAnsi="Arial"/>
+                <w:sz w:val="18"/>
+                <w:szCs w:val="18"/>
+              </w:rPr>
               <w:t xml:space="preserve">6 → ~14 Oct</w:t>
             </w:r>
           </w:p>
         </w:tc>
         <w:tc>
           <w:tcPr>
-            <w:tcW w:type="dxa" w:w="3400"/>
+            <w:tcW w:type="dxa" w:w="1500"/>
+            <w:tcBorders>
+              <w:top w:val="single" w:color="D9E1EC" w:sz="4"/>
+              <w:left w:val="single" w:color="D9E1EC" w:sz="4"/>
+              <w:bottom w:val="single" w:color="D9E1EC" w:sz="4"/>
+              <w:right w:val="single" w:color="D9E1EC" w:sz="4"/>
+            </w:tcBorders>
+            <w:shd w:fill="E8F2FF" w:color="auto" w:val="clear"/>
+            <w:tcMar>
+              <w:top w:type="dxa" w:w="60"/>
+              <w:left w:type="dxa" w:w="100"/>
+              <w:bottom w:type="dxa" w:w="60"/>
+              <w:right w:type="dxa" w:w="100"/>
+            </w:tcMar>
+          </w:tcPr>
+          <w:p>
+            <w:pPr>
+              <w:spacing w:after="30" w:line="250"/>
+            </w:pPr>
+            <w:r>
+              <w:rPr>
+                <w:rFonts w:ascii="Arial" w:cs="Arial" w:eastAsia="Arial" w:hAnsi="Arial"/>
+                <w:sz w:val="18"/>
+                <w:szCs w:val="18"/>
+              </w:rPr>
+              <w:t xml:space="preserve">Static (feed + story)</w:t>
+            </w:r>
+          </w:p>
+        </w:tc>
+        <w:tc>
+          <w:tcPr>
+            <w:tcW w:type="dxa" w:w="2900"/>
             <w:tcBorders>
               <w:top w:val="single" w:color="D9E1EC" w:sz="4"/>
               <w:left w:val="single" w:color="D9E1EC" w:sz="4"/>
@@ -5651,13 +7000,13 @@
                 <w:sz w:val="18"/>
                 <w:szCs w:val="18"/>
               </w:rPr>
-              <w:t xml:space="preserve">The 6 launch ads above. Hands off for 72 h.</w:t>
-            </w:r>
-          </w:p>
-        </w:tc>
-        <w:tc>
-          <w:tcPr>
-            <w:tcW w:type="dxa" w:w="3038"/>
+              <w:t xml:space="preserve">The 6 launch ads above, angles side by side. Hands off for 72 h.</w:t>
+            </w:r>
+          </w:p>
+        </w:tc>
+        <w:tc>
+          <w:tcPr>
+            <w:tcW w:type="dxa" w:w="2388"/>
             <w:tcBorders>
               <w:top w:val="single" w:color="D9E1EC" w:sz="4"/>
               <w:left w:val="single" w:color="D9E1EC" w:sz="4"/>
@@ -5693,7 +7042,7 @@
         </w:trPr>
         <w:tc>
           <w:tcPr>
-            <w:tcW w:type="dxa" w:w="1900"/>
+            <w:tcW w:type="dxa" w:w="1700"/>
             <w:tcBorders>
               <w:top w:val="single" w:color="D9E1EC" w:sz="4"/>
               <w:left w:val="single" w:color="D9E1EC" w:sz="4"/>
@@ -5720,13 +7069,13 @@
                 <w:sz w:val="18"/>
                 <w:szCs w:val="18"/>
               </w:rPr>
-              <w:t xml:space="preserve">R2 · Iterate the winner</w:t>
-            </w:r>
-          </w:p>
-        </w:tc>
-        <w:tc>
-          <w:tcPr>
-            <w:tcW w:type="dxa" w:w="1300"/>
+              <w:t xml:space="preserve">Round 2 · Iterate the winner</w:t>
+            </w:r>
+          </w:p>
+        </w:tc>
+        <w:tc>
+          <w:tcPr>
+            <w:tcW w:type="dxa" w:w="1150"/>
             <w:tcBorders>
               <w:top w:val="single" w:color="D9E1EC" w:sz="4"/>
               <w:left w:val="single" w:color="D9E1EC" w:sz="4"/>
@@ -5751,13 +7100,57 @@
                 <w:sz w:val="18"/>
                 <w:szCs w:val="18"/>
               </w:rPr>
+              <w:t xml:space="preserve">W3</w:t>
+            </w:r>
+          </w:p>
+          <w:p>
+            <w:pPr>
+              <w:spacing w:after="30" w:line="250"/>
+            </w:pPr>
+            <w:r>
+              <w:rPr>
+                <w:rFonts w:ascii="Arial" w:cs="Arial" w:eastAsia="Arial" w:hAnsi="Arial"/>
+                <w:sz w:val="18"/>
+                <w:szCs w:val="18"/>
+              </w:rPr>
               <w:t xml:space="preserve">~14 → 25 Oct</w:t>
             </w:r>
           </w:p>
         </w:tc>
         <w:tc>
           <w:tcPr>
-            <w:tcW w:type="dxa" w:w="3400"/>
+            <w:tcW w:type="dxa" w:w="1500"/>
+            <w:tcBorders>
+              <w:top w:val="single" w:color="D9E1EC" w:sz="4"/>
+              <w:left w:val="single" w:color="D9E1EC" w:sz="4"/>
+              <w:bottom w:val="single" w:color="D9E1EC" w:sz="4"/>
+              <w:right w:val="single" w:color="D9E1EC" w:sz="4"/>
+            </w:tcBorders>
+            <w:shd w:fill="EDE8FF" w:color="auto" w:val="clear"/>
+            <w:tcMar>
+              <w:top w:type="dxa" w:w="60"/>
+              <w:left w:type="dxa" w:w="100"/>
+              <w:bottom w:type="dxa" w:w="60"/>
+              <w:right w:type="dxa" w:w="100"/>
+            </w:tcMar>
+          </w:tcPr>
+          <w:p>
+            <w:pPr>
+              <w:spacing w:after="30" w:line="250"/>
+            </w:pPr>
+            <w:r>
+              <w:rPr>
+                <w:rFonts w:ascii="Arial" w:cs="Arial" w:eastAsia="Arial" w:hAnsi="Arial"/>
+                <w:sz w:val="18"/>
+                <w:szCs w:val="18"/>
+              </w:rPr>
+              <w:t xml:space="preserve">Static + motion / carousel — winner only</w:t>
+            </w:r>
+          </w:p>
+        </w:tc>
+        <w:tc>
+          <w:tcPr>
+            <w:tcW w:type="dxa" w:w="2900"/>
             <w:tcBorders>
               <w:top w:val="single" w:color="D9E1EC" w:sz="4"/>
               <w:left w:val="single" w:color="D9E1EC" w:sz="4"/>
@@ -5806,7 +7199,7 @@
         </w:tc>
         <w:tc>
           <w:tcPr>
-            <w:tcW w:type="dxa" w:w="3038"/>
+            <w:tcW w:type="dxa" w:w="2388"/>
             <w:tcBorders>
               <w:top w:val="single" w:color="D9E1EC" w:sz="4"/>
               <w:left w:val="single" w:color="D9E1EC" w:sz="4"/>
@@ -5842,7 +7235,7 @@
         </w:trPr>
         <w:tc>
           <w:tcPr>
-            <w:tcW w:type="dxa" w:w="1900"/>
+            <w:tcW w:type="dxa" w:w="1700"/>
             <w:tcBorders>
               <w:top w:val="single" w:color="D9E1EC" w:sz="4"/>
               <w:left w:val="single" w:color="D9E1EC" w:sz="4"/>
@@ -5869,13 +7262,13 @@
                 <w:sz w:val="18"/>
                 <w:szCs w:val="18"/>
               </w:rPr>
-              <w:t xml:space="preserve">R3 · Real content</w:t>
-            </w:r>
-          </w:p>
-        </w:tc>
-        <w:tc>
-          <w:tcPr>
-            <w:tcW w:type="dxa" w:w="1300"/>
+              <w:t xml:space="preserve">Round 3 · Real content</w:t>
+            </w:r>
+          </w:p>
+        </w:tc>
+        <w:tc>
+          <w:tcPr>
+            <w:tcW w:type="dxa" w:w="1150"/>
             <w:tcBorders>
               <w:top w:val="single" w:color="D9E1EC" w:sz="4"/>
               <w:left w:val="single" w:color="D9E1EC" w:sz="4"/>
@@ -5900,13 +7293,57 @@
                 <w:sz w:val="18"/>
                 <w:szCs w:val="18"/>
               </w:rPr>
-              <w:t xml:space="preserve">From 26 Oct</w:t>
-            </w:r>
-          </w:p>
-        </w:tc>
-        <w:tc>
-          <w:tcPr>
-            <w:tcW w:type="dxa" w:w="3400"/>
+              <w:t xml:space="preserve">W4</w:t>
+            </w:r>
+          </w:p>
+          <w:p>
+            <w:pPr>
+              <w:spacing w:after="30" w:line="250"/>
+            </w:pPr>
+            <w:r>
+              <w:rPr>
+                <w:rFonts w:ascii="Arial" w:cs="Arial" w:eastAsia="Arial" w:hAnsi="Arial"/>
+                <w:sz w:val="18"/>
+                <w:szCs w:val="18"/>
+              </w:rPr>
+              <w:t xml:space="preserve">from 26 Oct</w:t>
+            </w:r>
+          </w:p>
+        </w:tc>
+        <w:tc>
+          <w:tcPr>
+            <w:tcW w:type="dxa" w:w="1500"/>
+            <w:tcBorders>
+              <w:top w:val="single" w:color="D9E1EC" w:sz="4"/>
+              <w:left w:val="single" w:color="D9E1EC" w:sz="4"/>
+              <w:bottom w:val="single" w:color="D9E1EC" w:sz="4"/>
+              <w:right w:val="single" w:color="D9E1EC" w:sz="4"/>
+            </w:tcBorders>
+            <w:shd w:fill="E3F6EF" w:color="auto" w:val="clear"/>
+            <w:tcMar>
+              <w:top w:type="dxa" w:w="60"/>
+              <w:left w:type="dxa" w:w="100"/>
+              <w:bottom w:type="dxa" w:w="60"/>
+              <w:right w:type="dxa" w:w="100"/>
+            </w:tcMar>
+          </w:tcPr>
+          <w:p>
+            <w:pPr>
+              <w:spacing w:after="30" w:line="250"/>
+            </w:pPr>
+            <w:r>
+              <w:rPr>
+                <w:rFonts w:ascii="Arial" w:cs="Arial" w:eastAsia="Arial" w:hAnsi="Arial"/>
+                <w:sz w:val="18"/>
+                <w:szCs w:val="18"/>
+              </w:rPr>
+              <w:t xml:space="preserve">Real photo + 15 s video</w:t>
+            </w:r>
+          </w:p>
+        </w:tc>
+        <w:tc>
+          <w:tcPr>
+            <w:tcW w:type="dxa" w:w="2900"/>
             <w:tcBorders>
               <w:top w:val="single" w:color="D9E1EC" w:sz="4"/>
               <w:left w:val="single" w:color="D9E1EC" w:sz="4"/>
@@ -5937,7 +7374,7 @@
         </w:tc>
         <w:tc>
           <w:tcPr>
-            <w:tcW w:type="dxa" w:w="3038"/>
+            <w:tcW w:type="dxa" w:w="2388"/>
             <w:tcBorders>
               <w:top w:val="single" w:color="D9E1EC" w:sz="4"/>
               <w:left w:val="single" w:color="D9E1EC" w:sz="4"/>
@@ -5977,7 +7414,7 @@
         <w:rPr>
           <w:rFonts w:ascii="Arial" w:cs="Arial" w:eastAsia="Arial" w:hAnsi="Arial"/>
         </w:rPr>
-        <w:t xml:space="preserve">Iteration library — pick the row of the angle that wins</w:t>
+        <w:t xml:space="preserve">Iteration library — W3, only for the angle that wins (one change per variant)</w:t>
       </w:r>
     </w:p>
     <w:tbl>
@@ -6193,25 +7630,35 @@
               <w:bottom w:val="single" w:color="D9E1EC" w:sz="4"/>
               <w:right w:val="single" w:color="D9E1EC" w:sz="4"/>
             </w:tcBorders>
-            <w:shd w:fill="FFFFFF" w:color="auto" w:val="clear"/>
-            <w:tcMar>
-              <w:top w:type="dxa" w:w="60"/>
-              <w:left w:type="dxa" w:w="100"/>
-              <w:bottom w:type="dxa" w:w="60"/>
-              <w:right w:type="dxa" w:w="100"/>
-            </w:tcMar>
-          </w:tcPr>
-          <w:p>
-            <w:pPr>
-              <w:spacing w:after="30" w:line="250"/>
-            </w:pPr>
-            <w:r>
-              <w:rPr>
-                <w:rFonts w:ascii="Arial" w:cs="Arial" w:eastAsia="Arial" w:hAnsi="Arial"/>
-                <w:sz w:val="18"/>
-                <w:szCs w:val="18"/>
-              </w:rPr>
-              <w:t xml:space="preserve">Headline language: Serbian "Manje skrolovanja. Više stvaranja." vs English</w:t>
+            <w:shd w:fill="E8F2FF" w:color="auto" w:val="clear"/>
+            <w:tcMar>
+              <w:top w:type="dxa" w:w="60"/>
+              <w:left w:type="dxa" w:w="100"/>
+              <w:bottom w:type="dxa" w:w="60"/>
+              <w:right w:type="dxa" w:w="100"/>
+            </w:tcMar>
+          </w:tcPr>
+          <w:p>
+            <w:pPr>
+              <w:spacing w:after="30" w:line="250"/>
+            </w:pPr>
+            <w:r>
+              <w:rPr>
+                <w:rFonts w:ascii="Arial" w:cs="Arial" w:eastAsia="Arial" w:hAnsi="Arial"/>
+                <w:b/>
+                <w:bCs/>
+                <w:sz w:val="18"/>
+                <w:szCs w:val="18"/>
+              </w:rPr>
+              <w:t xml:space="preserve">Static:</w:t>
+            </w:r>
+            <w:r>
+              <w:rPr>
+                <w:rFonts w:ascii="Arial" w:cs="Arial" w:eastAsia="Arial" w:hAnsi="Arial"/>
+                <w:sz w:val="18"/>
+                <w:szCs w:val="18"/>
+              </w:rPr>
+              <w:t xml:space="preserve"> Serbian headline "Manje skrolovanja. Više stvaranja." vs English</w:t>
             </w:r>
           </w:p>
         </w:tc>
@@ -6224,25 +7671,35 @@
               <w:bottom w:val="single" w:color="D9E1EC" w:sz="4"/>
               <w:right w:val="single" w:color="D9E1EC" w:sz="4"/>
             </w:tcBorders>
-            <w:shd w:fill="FFFFFF" w:color="auto" w:val="clear"/>
-            <w:tcMar>
-              <w:top w:type="dxa" w:w="60"/>
-              <w:left w:type="dxa" w:w="100"/>
-              <w:bottom w:type="dxa" w:w="60"/>
-              <w:right w:type="dxa" w:w="100"/>
-            </w:tcMar>
-          </w:tcPr>
-          <w:p>
-            <w:pPr>
-              <w:spacing w:after="30" w:line="250"/>
-            </w:pPr>
-            <w:r>
-              <w:rPr>
-                <w:rFonts w:ascii="Arial" w:cs="Arial" w:eastAsia="Arial" w:hAnsi="Arial"/>
-                <w:sz w:val="18"/>
-                <w:szCs w:val="18"/>
-              </w:rPr>
-              <w:t xml:space="preserve">Boy vs girl copy ("Napravio…" vs "Napravila…")</w:t>
+            <w:shd w:fill="E8F2FF" w:color="auto" w:val="clear"/>
+            <w:tcMar>
+              <w:top w:type="dxa" w:w="60"/>
+              <w:left w:type="dxa" w:w="100"/>
+              <w:bottom w:type="dxa" w:w="60"/>
+              <w:right w:type="dxa" w:w="100"/>
+            </w:tcMar>
+          </w:tcPr>
+          <w:p>
+            <w:pPr>
+              <w:spacing w:after="30" w:line="250"/>
+            </w:pPr>
+            <w:r>
+              <w:rPr>
+                <w:rFonts w:ascii="Arial" w:cs="Arial" w:eastAsia="Arial" w:hAnsi="Arial"/>
+                <w:b/>
+                <w:bCs/>
+                <w:sz w:val="18"/>
+                <w:szCs w:val="18"/>
+              </w:rPr>
+              <w:t xml:space="preserve">Static:</w:t>
+            </w:r>
+            <w:r>
+              <w:rPr>
+                <w:rFonts w:ascii="Arial" w:cs="Arial" w:eastAsia="Arial" w:hAnsi="Arial"/>
+                <w:sz w:val="18"/>
+                <w:szCs w:val="18"/>
+              </w:rPr>
+              <w:t xml:space="preserve"> boy vs girl copy ("Napravio…" vs "Napravila…")</w:t>
             </w:r>
           </w:p>
         </w:tc>
@@ -6255,25 +7712,35 @@
               <w:bottom w:val="single" w:color="D9E1EC" w:sz="4"/>
               <w:right w:val="single" w:color="D9E1EC" w:sz="4"/>
             </w:tcBorders>
-            <w:shd w:fill="FFFFFF" w:color="auto" w:val="clear"/>
-            <w:tcMar>
-              <w:top w:type="dxa" w:w="60"/>
-              <w:left w:type="dxa" w:w="100"/>
-              <w:bottom w:type="dxa" w:w="60"/>
-              <w:right w:type="dxa" w:w="100"/>
-            </w:tcMar>
-          </w:tcPr>
-          <w:p>
-            <w:pPr>
-              <w:spacing w:after="30" w:line="250"/>
-            </w:pPr>
-            <w:r>
-              <w:rPr>
-                <w:rFonts w:ascii="Arial" w:cs="Arial" w:eastAsia="Arial" w:hAnsi="Arial"/>
-                <w:sz w:val="18"/>
-                <w:szCs w:val="18"/>
-              </w:rPr>
-              <w:t xml:space="preserve">6 s motion: alerts slide in one by one</w:t>
+            <w:shd w:fill="EDE8FF" w:color="auto" w:val="clear"/>
+            <w:tcMar>
+              <w:top w:type="dxa" w:w="60"/>
+              <w:left w:type="dxa" w:w="100"/>
+              <w:bottom w:type="dxa" w:w="60"/>
+              <w:right w:type="dxa" w:w="100"/>
+            </w:tcMar>
+          </w:tcPr>
+          <w:p>
+            <w:pPr>
+              <w:spacing w:after="30" w:line="250"/>
+            </w:pPr>
+            <w:r>
+              <w:rPr>
+                <w:rFonts w:ascii="Arial" w:cs="Arial" w:eastAsia="Arial" w:hAnsi="Arial"/>
+                <w:b/>
+                <w:bCs/>
+                <w:sz w:val="18"/>
+                <w:szCs w:val="18"/>
+              </w:rPr>
+              <w:t xml:space="preserve">Motion 6 s:</w:t>
+            </w:r>
+            <w:r>
+              <w:rPr>
+                <w:rFonts w:ascii="Arial" w:cs="Arial" w:eastAsia="Arial" w:hAnsi="Arial"/>
+                <w:sz w:val="18"/>
+                <w:szCs w:val="18"/>
+              </w:rPr>
+              <w:t xml:space="preserve"> alerts slide in one by one</w:t>
             </w:r>
           </w:p>
         </w:tc>
@@ -6332,25 +7799,35 @@
               <w:bottom w:val="single" w:color="D9E1EC" w:sz="4"/>
               <w:right w:val="single" w:color="D9E1EC" w:sz="4"/>
             </w:tcBorders>
-            <w:shd w:fill="F8FAFC" w:color="auto" w:val="clear"/>
-            <w:tcMar>
-              <w:top w:type="dxa" w:w="60"/>
-              <w:left w:type="dxa" w:w="100"/>
-              <w:bottom w:type="dxa" w:w="60"/>
-              <w:right w:type="dxa" w:w="100"/>
-            </w:tcMar>
-          </w:tcPr>
-          <w:p>
-            <w:pPr>
-              <w:spacing w:after="30" w:line="250"/>
-            </w:pPr>
-            <w:r>
-              <w:rPr>
-                <w:rFonts w:ascii="Arial" w:cs="Arial" w:eastAsia="Arial" w:hAnsi="Arial"/>
-                <w:sz w:val="18"/>
-                <w:szCs w:val="18"/>
-              </w:rPr>
-              <w:t xml:space="preserve">C2 static vs 7-card carousel</w:t>
+            <w:shd w:fill="EDE8FF" w:color="auto" w:val="clear"/>
+            <w:tcMar>
+              <w:top w:type="dxa" w:w="60"/>
+              <w:left w:type="dxa" w:w="100"/>
+              <w:bottom w:type="dxa" w:w="60"/>
+              <w:right w:type="dxa" w:w="100"/>
+            </w:tcMar>
+          </w:tcPr>
+          <w:p>
+            <w:pPr>
+              <w:spacing w:after="30" w:line="250"/>
+            </w:pPr>
+            <w:r>
+              <w:rPr>
+                <w:rFonts w:ascii="Arial" w:cs="Arial" w:eastAsia="Arial" w:hAnsi="Arial"/>
+                <w:b/>
+                <w:bCs/>
+                <w:sz w:val="18"/>
+                <w:szCs w:val="18"/>
+              </w:rPr>
+              <w:t xml:space="preserve">Carousel:</w:t>
+            </w:r>
+            <w:r>
+              <w:rPr>
+                <w:rFonts w:ascii="Arial" w:cs="Arial" w:eastAsia="Arial" w:hAnsi="Arial"/>
+                <w:sz w:val="18"/>
+                <w:szCs w:val="18"/>
+              </w:rPr>
+              <w:t xml:space="preserve"> C2 static vs 7-card carousel</w:t>
             </w:r>
           </w:p>
         </w:tc>
@@ -6363,25 +7840,35 @@
               <w:bottom w:val="single" w:color="D9E1EC" w:sz="4"/>
               <w:right w:val="single" w:color="D9E1EC" w:sz="4"/>
             </w:tcBorders>
-            <w:shd w:fill="F8FAFC" w:color="auto" w:val="clear"/>
-            <w:tcMar>
-              <w:top w:type="dxa" w:w="60"/>
-              <w:left w:type="dxa" w:w="100"/>
-              <w:bottom w:type="dxa" w:w="60"/>
-              <w:right w:type="dxa" w:w="100"/>
-            </w:tcMar>
-          </w:tcPr>
-          <w:p>
-            <w:pPr>
-              <w:spacing w:after="30" w:line="250"/>
-            </w:pPr>
-            <w:r>
-              <w:rPr>
-                <w:rFonts w:ascii="Arial" w:cs="Arial" w:eastAsia="Arial" w:hAnsi="Arial"/>
-                <w:sz w:val="18"/>
-                <w:szCs w:val="18"/>
-              </w:rPr>
-              <w:t xml:space="preserve">C1 typographic vs real photo (kid 9–11)</w:t>
+            <w:shd w:fill="E3F6EF" w:color="auto" w:val="clear"/>
+            <w:tcMar>
+              <w:top w:type="dxa" w:w="60"/>
+              <w:left w:type="dxa" w:w="100"/>
+              <w:bottom w:type="dxa" w:w="60"/>
+              <w:right w:type="dxa" w:w="100"/>
+            </w:tcMar>
+          </w:tcPr>
+          <w:p>
+            <w:pPr>
+              <w:spacing w:after="30" w:line="250"/>
+            </w:pPr>
+            <w:r>
+              <w:rPr>
+                <w:rFonts w:ascii="Arial" w:cs="Arial" w:eastAsia="Arial" w:hAnsi="Arial"/>
+                <w:b/>
+                <w:bCs/>
+                <w:sz w:val="18"/>
+                <w:szCs w:val="18"/>
+              </w:rPr>
+              <w:t xml:space="preserve">Photo:</w:t>
+            </w:r>
+            <w:r>
+              <w:rPr>
+                <w:rFonts w:ascii="Arial" w:cs="Arial" w:eastAsia="Arial" w:hAnsi="Arial"/>
+                <w:sz w:val="18"/>
+                <w:szCs w:val="18"/>
+              </w:rPr>
+              <w:t xml:space="preserve"> C1 typographic vs real photo (kid 9–11) — once photos exist</w:t>
             </w:r>
           </w:p>
         </w:tc>
@@ -6394,25 +7881,35 @@
               <w:bottom w:val="single" w:color="D9E1EC" w:sz="4"/>
               <w:right w:val="single" w:color="D9E1EC" w:sz="4"/>
             </w:tcBorders>
-            <w:shd w:fill="F8FAFC" w:color="auto" w:val="clear"/>
-            <w:tcMar>
-              <w:top w:type="dxa" w:w="60"/>
-              <w:left w:type="dxa" w:w="100"/>
-              <w:bottom w:type="dxa" w:w="60"/>
-              <w:right w:type="dxa" w:w="100"/>
-            </w:tcMar>
-          </w:tcPr>
-          <w:p>
-            <w:pPr>
-              <w:spacing w:after="30" w:line="250"/>
-            </w:pPr>
-            <w:r>
-              <w:rPr>
-                <w:rFonts w:ascii="Arial" w:cs="Arial" w:eastAsia="Arial" w:hAnsi="Arial"/>
-                <w:sz w:val="18"/>
-                <w:szCs w:val="18"/>
-              </w:rPr>
-              <w:t xml:space="preserve">C4 new dialogue, e.g. "Let's make a comic about our city!"</w:t>
+            <w:shd w:fill="E8F2FF" w:color="auto" w:val="clear"/>
+            <w:tcMar>
+              <w:top w:type="dxa" w:w="60"/>
+              <w:left w:type="dxa" w:w="100"/>
+              <w:bottom w:type="dxa" w:w="60"/>
+              <w:right w:type="dxa" w:w="100"/>
+            </w:tcMar>
+          </w:tcPr>
+          <w:p>
+            <w:pPr>
+              <w:spacing w:after="30" w:line="250"/>
+            </w:pPr>
+            <w:r>
+              <w:rPr>
+                <w:rFonts w:ascii="Arial" w:cs="Arial" w:eastAsia="Arial" w:hAnsi="Arial"/>
+                <w:b/>
+                <w:bCs/>
+                <w:sz w:val="18"/>
+                <w:szCs w:val="18"/>
+              </w:rPr>
+              <w:t xml:space="preserve">Static:</w:t>
+            </w:r>
+            <w:r>
+              <w:rPr>
+                <w:rFonts w:ascii="Arial" w:cs="Arial" w:eastAsia="Arial" w:hAnsi="Arial"/>
+                <w:sz w:val="18"/>
+                <w:szCs w:val="18"/>
+              </w:rPr>
+              <w:t xml:space="preserve"> C4 new dialogue, e.g. "Let's make a comic about our city!"</w:t>
             </w:r>
           </w:p>
         </w:tc>
@@ -6471,25 +7968,35 @@
               <w:bottom w:val="single" w:color="D9E1EC" w:sz="4"/>
               <w:right w:val="single" w:color="D9E1EC" w:sz="4"/>
             </w:tcBorders>
-            <w:shd w:fill="FFFFFF" w:color="auto" w:val="clear"/>
-            <w:tcMar>
-              <w:top w:type="dxa" w:w="60"/>
-              <w:left w:type="dxa" w:w="100"/>
-              <w:bottom w:type="dxa" w:w="60"/>
-              <w:right w:type="dxa" w:w="100"/>
-            </w:tcMar>
-          </w:tcPr>
-          <w:p>
-            <w:pPr>
-              <w:spacing w:after="30" w:line="250"/>
-            </w:pPr>
-            <w:r>
-              <w:rPr>
-                <w:rFonts w:ascii="Arial" w:cs="Arial" w:eastAsia="Arial" w:hAnsi="Arial"/>
-                <w:sz w:val="18"/>
-                <w:szCs w:val="18"/>
-              </w:rPr>
-              <w:t xml:space="preserve">Price-first vs proof-first layout</w:t>
+            <w:shd w:fill="E8F2FF" w:color="auto" w:val="clear"/>
+            <w:tcMar>
+              <w:top w:type="dxa" w:w="60"/>
+              <w:left w:type="dxa" w:w="100"/>
+              <w:bottom w:type="dxa" w:w="60"/>
+              <w:right w:type="dxa" w:w="100"/>
+            </w:tcMar>
+          </w:tcPr>
+          <w:p>
+            <w:pPr>
+              <w:spacing w:after="30" w:line="250"/>
+            </w:pPr>
+            <w:r>
+              <w:rPr>
+                <w:rFonts w:ascii="Arial" w:cs="Arial" w:eastAsia="Arial" w:hAnsi="Arial"/>
+                <w:b/>
+                <w:bCs/>
+                <w:sz w:val="18"/>
+                <w:szCs w:val="18"/>
+              </w:rPr>
+              <w:t xml:space="preserve">Static:</w:t>
+            </w:r>
+            <w:r>
+              <w:rPr>
+                <w:rFonts w:ascii="Arial" w:cs="Arial" w:eastAsia="Arial" w:hAnsi="Arial"/>
+                <w:sz w:val="18"/>
+                <w:szCs w:val="18"/>
+              </w:rPr>
+              <w:t xml:space="preserve"> price-first vs proof-first layout</w:t>
             </w:r>
           </w:p>
         </w:tc>
@@ -6502,25 +8009,35 @@
               <w:bottom w:val="single" w:color="D9E1EC" w:sz="4"/>
               <w:right w:val="single" w:color="D9E1EC" w:sz="4"/>
             </w:tcBorders>
-            <w:shd w:fill="FFFFFF" w:color="auto" w:val="clear"/>
-            <w:tcMar>
-              <w:top w:type="dxa" w:w="60"/>
-              <w:left w:type="dxa" w:w="100"/>
-              <w:bottom w:type="dxa" w:w="60"/>
-              <w:right w:type="dxa" w:w="100"/>
-            </w:tcMar>
-          </w:tcPr>
-          <w:p>
-            <w:pPr>
-              <w:spacing w:after="30" w:line="250"/>
-            </w:pPr>
-            <w:r>
-              <w:rPr>
-                <w:rFonts w:ascii="Arial" w:cs="Arial" w:eastAsia="Arial" w:hAnsi="Arial"/>
-                <w:sz w:val="18"/>
-                <w:szCs w:val="18"/>
-              </w:rPr>
-              <w:t xml:space="preserve">Add founding deadline badge (once date is set)</w:t>
+            <w:shd w:fill="E8F2FF" w:color="auto" w:val="clear"/>
+            <w:tcMar>
+              <w:top w:type="dxa" w:w="60"/>
+              <w:left w:type="dxa" w:w="100"/>
+              <w:bottom w:type="dxa" w:w="60"/>
+              <w:right w:type="dxa" w:w="100"/>
+            </w:tcMar>
+          </w:tcPr>
+          <w:p>
+            <w:pPr>
+              <w:spacing w:after="30" w:line="250"/>
+            </w:pPr>
+            <w:r>
+              <w:rPr>
+                <w:rFonts w:ascii="Arial" w:cs="Arial" w:eastAsia="Arial" w:hAnsi="Arial"/>
+                <w:b/>
+                <w:bCs/>
+                <w:sz w:val="18"/>
+                <w:szCs w:val="18"/>
+              </w:rPr>
+              <w:t xml:space="preserve">Static:</w:t>
+            </w:r>
+            <w:r>
+              <w:rPr>
+                <w:rFonts w:ascii="Arial" w:cs="Arial" w:eastAsia="Arial" w:hAnsi="Arial"/>
+                <w:sz w:val="18"/>
+                <w:szCs w:val="18"/>
+              </w:rPr>
+              <w:t xml:space="preserve"> add founding deadline badge (once date is set)</w:t>
             </w:r>
           </w:p>
         </w:tc>
@@ -6533,25 +8050,35 @@
               <w:bottom w:val="single" w:color="D9E1EC" w:sz="4"/>
               <w:right w:val="single" w:color="D9E1EC" w:sz="4"/>
             </w:tcBorders>
-            <w:shd w:fill="FFFFFF" w:color="auto" w:val="clear"/>
-            <w:tcMar>
-              <w:top w:type="dxa" w:w="60"/>
-              <w:left w:type="dxa" w:w="100"/>
-              <w:bottom w:type="dxa" w:w="60"/>
-              <w:right w:type="dxa" w:w="100"/>
-            </w:tcMar>
-          </w:tcPr>
-          <w:p>
-            <w:pPr>
-              <w:spacing w:after="30" w:line="250"/>
-            </w:pPr>
-            <w:r>
-              <w:rPr>
-                <w:rFonts w:ascii="Arial" w:cs="Arial" w:eastAsia="Arial" w:hAnsi="Arial"/>
-                <w:sz w:val="18"/>
-                <w:szCs w:val="18"/>
-              </w:rPr>
-              <w:t xml:space="preserve">Parent quote from Open Day (with consent)</w:t>
+            <w:shd w:fill="E3F6EF" w:color="auto" w:val="clear"/>
+            <w:tcMar>
+              <w:top w:type="dxa" w:w="60"/>
+              <w:left w:type="dxa" w:w="100"/>
+              <w:bottom w:type="dxa" w:w="60"/>
+              <w:right w:type="dxa" w:w="100"/>
+            </w:tcMar>
+          </w:tcPr>
+          <w:p>
+            <w:pPr>
+              <w:spacing w:after="30" w:line="250"/>
+            </w:pPr>
+            <w:r>
+              <w:rPr>
+                <w:rFonts w:ascii="Arial" w:cs="Arial" w:eastAsia="Arial" w:hAnsi="Arial"/>
+                <w:b/>
+                <w:bCs/>
+                <w:sz w:val="18"/>
+                <w:szCs w:val="18"/>
+              </w:rPr>
+              <w:t xml:space="preserve">Photo:</w:t>
+            </w:r>
+            <w:r>
+              <w:rPr>
+                <w:rFonts w:ascii="Arial" w:cs="Arial" w:eastAsia="Arial" w:hAnsi="Arial"/>
+                <w:sz w:val="18"/>
+                <w:szCs w:val="18"/>
+              </w:rPr>
+              <w:t xml:space="preserve"> parent quote from Open Day (with consent)</w:t>
             </w:r>
           </w:p>
         </w:tc>
@@ -6688,7 +8215,7 @@
                 <w:sz w:val="15"/>
                 <w:szCs w:val="15"/>
               </w:rPr>
-              <w:t xml:space="preserve">Language test (vs P4)</w:t>
+              <w:t xml:space="preserve">W3 · static · language test vs P4</w:t>
             </w:r>
           </w:p>
         </w:tc>
@@ -6783,7 +8310,7 @@
                 <w:sz w:val="15"/>
                 <w:szCs w:val="15"/>
               </w:rPr>
-              <w:t xml:space="preserve">Native story version (boy copy)</w:t>
+              <w:t xml:space="preserve">W1 → · static · P4 story version</w:t>
             </w:r>
           </w:p>
         </w:tc>
@@ -6878,7 +8405,7 @@
                 <w:sz w:val="15"/>
                 <w:szCs w:val="15"/>
               </w:rPr>
-              <w:t xml:space="preserve">Layout for real photo</w:t>
+              <w:t xml:space="preserve">W4 · real-photo layout</w:t>
             </w:r>
           </w:p>
         </w:tc>
@@ -7001,7 +8528,7 @@
                 <w:sz w:val="15"/>
                 <w:szCs w:val="15"/>
               </w:rPr>
-              <w:t xml:space="preserve">Hook + "Prevucite →"</w:t>
+              <w:t xml:space="preserve">W3 if B wins · hook</w:t>
             </w:r>
           </w:p>
         </w:tc>
@@ -7096,7 +8623,7 @@
                 <w:sz w:val="15"/>
                 <w:szCs w:val="15"/>
               </w:rPr>
-              <w:t xml:space="preserve">One skill per card</w:t>
+              <w:t xml:space="preserve">W3 · one skill per card</w:t>
             </w:r>
           </w:p>
         </w:tc>
@@ -7191,7 +8718,7 @@
                 <w:sz w:val="15"/>
                 <w:szCs w:val="15"/>
               </w:rPr>
-              <w:t xml:space="preserve">Founding offer + CTA</w:t>
+              <w:t xml:space="preserve">W3 · founding offer + CTA</w:t>
             </w:r>
           </w:p>
         </w:tc>
@@ -7206,7 +8733,7 @@
         <w:rPr>
           <w:rFonts w:ascii="Arial" w:cs="Arial" w:eastAsia="Arial" w:hAnsi="Arial"/>
         </w:rPr>
-        <w:t xml:space="preserve">R3 · 15 s Reel — storyboard (from the shoot)</w:t>
+        <w:t xml:space="preserve">W4 · Round 3 — 15 s Reel storyboard (from the shoot)</w:t>
       </w:r>
     </w:p>
     <w:tbl>
@@ -7815,6 +9342,424 @@
               <w:t xml:space="preserve">Job of the creatives: fill the Open Day (target 40–70 families) — the low-commitment first step for undecided parents.</w:t>
             </w:r>
           </w:p>
+          <w:p>
+            <w:pPr>
+              <w:spacing w:after="20"/>
+            </w:pPr>
+            <w:r>
+              <w:rPr>
+                <w:rFonts w:ascii="Arial" w:cs="Arial" w:eastAsia="Arial" w:hAnsi="Arial"/>
+                <w:color w:val="CBD5E1"/>
+                <w:sz w:val="18"/>
+                <w:szCs w:val="18"/>
+              </w:rPr>
+              <w:t xml:space="preserve">Angle: </w:t>
+            </w:r>
+            <w:r>
+              <w:rPr>
+                <w:rFonts w:ascii="Arial" w:cs="Arial" w:eastAsia="Arial" w:hAnsi="Arial"/>
+                <w:b/>
+                <w:bCs/>
+                <w:color w:val="CBD5E1"/>
+                <w:sz w:val="18"/>
+                <w:szCs w:val="18"/>
+              </w:rPr>
+              <w:t xml:space="preserve">D only</w:t>
+            </w:r>
+            <w:r>
+              <w:rPr>
+                <w:rFonts w:ascii="Arial" w:cs="Arial" w:eastAsia="Arial" w:hAnsi="Arial"/>
+                <w:color w:val="CBD5E1"/>
+                <w:sz w:val="18"/>
+                <w:szCs w:val="18"/>
+              </w:rPr>
+              <w:t xml:space="preserve"> · runs W2–W3 (12 → 23 Oct) · formats: static feed + story throughout</w:t>
+            </w:r>
+          </w:p>
+        </w:tc>
+      </w:tr>
+    </w:tbl>
+    <w:p>
+      <w:pPr>
+        <w:spacing w:after="100"/>
+      </w:pPr>
+    </w:p>
+    <w:tbl>
+      <w:tblPr>
+        <w:tblW w:type="dxa" w:w="9638"/>
+        <w:tblBorders>
+          <w:top w:val="single" w:color="auto" w:sz="4"/>
+          <w:left w:val="single" w:color="auto" w:sz="4"/>
+          <w:bottom w:val="single" w:color="auto" w:sz="4"/>
+          <w:right w:val="single" w:color="auto" w:sz="4"/>
+          <w:insideH w:val="single" w:color="auto" w:sz="4"/>
+          <w:insideV w:val="single" w:color="auto" w:sz="4"/>
+        </w:tblBorders>
+      </w:tblPr>
+      <w:tblGrid>
+        <w:gridCol w:w="1400"/>
+        <w:gridCol w:w="2059"/>
+        <w:gridCol w:w="2059"/>
+        <w:gridCol w:w="2059"/>
+        <w:gridCol w:w="2061"/>
+      </w:tblGrid>
+      <w:tr>
+        <w:tc>
+          <w:tcPr>
+            <w:tcW w:type="dxa" w:w="1400"/>
+            <w:tcBorders>
+              <w:top w:val="single" w:color="D9E1EC" w:sz="4"/>
+              <w:left w:val="single" w:color="D9E1EC" w:sz="4"/>
+              <w:bottom w:val="single" w:color="D9E1EC" w:sz="4"/>
+              <w:right w:val="single" w:color="D9E1EC" w:sz="4"/>
+            </w:tcBorders>
+            <w:shd w:fill="0F172A" w:color="auto" w:val="clear"/>
+            <w:tcMar>
+              <w:top w:type="dxa" w:w="60"/>
+              <w:left w:type="dxa" w:w="90"/>
+              <w:bottom w:type="dxa" w:w="60"/>
+              <w:right w:type="dxa" w:w="90"/>
+            </w:tcMar>
+            <w:vAlign w:val="center"/>
+          </w:tcPr>
+          <w:p>
+            <w:pPr>
+              <w:spacing w:after="30" w:line="250"/>
+            </w:pPr>
+          </w:p>
+        </w:tc>
+        <w:tc>
+          <w:tcPr>
+            <w:tcW w:type="dxa" w:w="2059"/>
+            <w:tcBorders>
+              <w:top w:val="single" w:color="D9E1EC" w:sz="4"/>
+              <w:left w:val="single" w:color="D9E1EC" w:sz="4"/>
+              <w:bottom w:val="single" w:color="D9E1EC" w:sz="4"/>
+              <w:right w:val="single" w:color="D9E1EC" w:sz="4"/>
+            </w:tcBorders>
+            <w:shd w:fill="0F172A" w:color="auto" w:val="clear"/>
+            <w:tcMar>
+              <w:top w:type="dxa" w:w="60"/>
+              <w:left w:type="dxa" w:w="90"/>
+              <w:bottom w:type="dxa" w:w="60"/>
+              <w:right w:type="dxa" w:w="90"/>
+            </w:tcMar>
+            <w:vAlign w:val="center"/>
+          </w:tcPr>
+          <w:p>
+            <w:pPr>
+              <w:spacing w:after="30" w:line="250"/>
+            </w:pPr>
+            <w:r>
+              <w:rPr>
+                <w:rFonts w:ascii="Arial" w:cs="Arial" w:eastAsia="Arial" w:hAnsi="Arial"/>
+                <w:b/>
+                <w:bCs/>
+                <w:color w:val="FFFFFF"/>
+                <w:sz w:val="16"/>
+                <w:szCs w:val="16"/>
+              </w:rPr>
+              <w:t xml:space="preserve">W1 · 6–11 Oct</w:t>
+            </w:r>
+          </w:p>
+        </w:tc>
+        <w:tc>
+          <w:tcPr>
+            <w:tcW w:type="dxa" w:w="2059"/>
+            <w:tcBorders>
+              <w:top w:val="single" w:color="D9E1EC" w:sz="4"/>
+              <w:left w:val="single" w:color="D9E1EC" w:sz="4"/>
+              <w:bottom w:val="single" w:color="D9E1EC" w:sz="4"/>
+              <w:right w:val="single" w:color="D9E1EC" w:sz="4"/>
+            </w:tcBorders>
+            <w:shd w:fill="0F172A" w:color="auto" w:val="clear"/>
+            <w:tcMar>
+              <w:top w:type="dxa" w:w="60"/>
+              <w:left w:type="dxa" w:w="90"/>
+              <w:bottom w:type="dxa" w:w="60"/>
+              <w:right w:type="dxa" w:w="90"/>
+            </w:tcMar>
+            <w:vAlign w:val="center"/>
+          </w:tcPr>
+          <w:p>
+            <w:pPr>
+              <w:spacing w:after="30" w:line="250"/>
+            </w:pPr>
+            <w:r>
+              <w:rPr>
+                <w:rFonts w:ascii="Arial" w:cs="Arial" w:eastAsia="Arial" w:hAnsi="Arial"/>
+                <w:b/>
+                <w:bCs/>
+                <w:color w:val="FFFFFF"/>
+                <w:sz w:val="16"/>
+                <w:szCs w:val="16"/>
+              </w:rPr>
+              <w:t xml:space="preserve">W2 · 12–18 Oct</w:t>
+            </w:r>
+          </w:p>
+        </w:tc>
+        <w:tc>
+          <w:tcPr>
+            <w:tcW w:type="dxa" w:w="2059"/>
+            <w:tcBorders>
+              <w:top w:val="single" w:color="D9E1EC" w:sz="4"/>
+              <w:left w:val="single" w:color="D9E1EC" w:sz="4"/>
+              <w:bottom w:val="single" w:color="D9E1EC" w:sz="4"/>
+              <w:right w:val="single" w:color="D9E1EC" w:sz="4"/>
+            </w:tcBorders>
+            <w:shd w:fill="0F172A" w:color="auto" w:val="clear"/>
+            <w:tcMar>
+              <w:top w:type="dxa" w:w="60"/>
+              <w:left w:type="dxa" w:w="90"/>
+              <w:bottom w:type="dxa" w:w="60"/>
+              <w:right w:type="dxa" w:w="90"/>
+            </w:tcMar>
+            <w:vAlign w:val="center"/>
+          </w:tcPr>
+          <w:p>
+            <w:pPr>
+              <w:spacing w:after="30" w:line="250"/>
+            </w:pPr>
+            <w:r>
+              <w:rPr>
+                <w:rFonts w:ascii="Arial" w:cs="Arial" w:eastAsia="Arial" w:hAnsi="Arial"/>
+                <w:b/>
+                <w:bCs/>
+                <w:color w:val="FFFFFF"/>
+                <w:sz w:val="16"/>
+                <w:szCs w:val="16"/>
+              </w:rPr>
+              <w:t xml:space="preserve">W3 · 19–25 Oct</w:t>
+            </w:r>
+          </w:p>
+        </w:tc>
+        <w:tc>
+          <w:tcPr>
+            <w:tcW w:type="dxa" w:w="2061"/>
+            <w:tcBorders>
+              <w:top w:val="single" w:color="D9E1EC" w:sz="4"/>
+              <w:left w:val="single" w:color="D9E1EC" w:sz="4"/>
+              <w:bottom w:val="single" w:color="D9E1EC" w:sz="4"/>
+              <w:right w:val="single" w:color="D9E1EC" w:sz="4"/>
+            </w:tcBorders>
+            <w:shd w:fill="0F172A" w:color="auto" w:val="clear"/>
+            <w:tcMar>
+              <w:top w:type="dxa" w:w="60"/>
+              <w:left w:type="dxa" w:w="90"/>
+              <w:bottom w:type="dxa" w:w="60"/>
+              <w:right w:type="dxa" w:w="90"/>
+            </w:tcMar>
+            <w:vAlign w:val="center"/>
+          </w:tcPr>
+          <w:p>
+            <w:pPr>
+              <w:spacing w:after="30" w:line="250"/>
+            </w:pPr>
+            <w:r>
+              <w:rPr>
+                <w:rFonts w:ascii="Arial" w:cs="Arial" w:eastAsia="Arial" w:hAnsi="Arial"/>
+                <w:b/>
+                <w:bCs/>
+                <w:color w:val="FFFFFF"/>
+                <w:sz w:val="16"/>
+                <w:szCs w:val="16"/>
+              </w:rPr>
+              <w:t xml:space="preserve">W4 · 26 Oct →</w:t>
+            </w:r>
+          </w:p>
+        </w:tc>
+      </w:tr>
+      <w:tr>
+        <w:trPr>
+          <w:cantSplit/>
+        </w:trPr>
+        <w:tc>
+          <w:tcPr>
+            <w:tcW w:type="dxa" w:w="1400"/>
+            <w:tcBorders>
+              <w:top w:val="single" w:color="D9E1EC" w:sz="4"/>
+              <w:left w:val="single" w:color="D9E1EC" w:sz="4"/>
+              <w:bottom w:val="single" w:color="D9E1EC" w:sz="4"/>
+              <w:right w:val="single" w:color="D9E1EC" w:sz="4"/>
+            </w:tcBorders>
+            <w:shd w:fill="FFFFFF" w:color="auto" w:val="clear"/>
+            <w:tcMar>
+              <w:top w:type="dxa" w:w="60"/>
+              <w:left w:type="dxa" w:w="90"/>
+              <w:bottom w:type="dxa" w:w="60"/>
+              <w:right w:type="dxa" w:w="90"/>
+            </w:tcMar>
+            <w:vAlign w:val="center"/>
+          </w:tcPr>
+          <w:p>
+            <w:pPr>
+              <w:spacing w:after="30" w:line="250"/>
+            </w:pPr>
+            <w:r>
+              <w:rPr>
+                <w:rFonts w:ascii="Arial" w:cs="Arial" w:eastAsia="Arial" w:hAnsi="Arial"/>
+                <w:b/>
+                <w:bCs/>
+                <w:sz w:val="16"/>
+                <w:szCs w:val="16"/>
+              </w:rPr>
+              <w:t xml:space="preserve">This ad set</w:t>
+            </w:r>
+          </w:p>
+        </w:tc>
+        <w:tc>
+          <w:tcPr>
+            <w:tcW w:type="dxa" w:w="2059"/>
+            <w:tcBorders>
+              <w:top w:val="single" w:color="D9E1EC" w:sz="4"/>
+              <w:left w:val="single" w:color="D9E1EC" w:sz="4"/>
+              <w:bottom w:val="single" w:color="D9E1EC" w:sz="4"/>
+              <w:right w:val="single" w:color="D9E1EC" w:sz="4"/>
+            </w:tcBorders>
+            <w:shd w:fill="F1F5F9" w:color="auto" w:val="clear"/>
+            <w:tcMar>
+              <w:top w:type="dxa" w:w="60"/>
+              <w:left w:type="dxa" w:w="90"/>
+              <w:bottom w:type="dxa" w:w="60"/>
+              <w:right w:type="dxa" w:w="90"/>
+            </w:tcMar>
+            <w:vAlign w:val="center"/>
+          </w:tcPr>
+          <w:p>
+            <w:pPr>
+              <w:spacing w:after="30" w:line="250"/>
+            </w:pPr>
+            <w:r>
+              <w:rPr>
+                <w:rFonts w:ascii="Arial" w:cs="Arial" w:eastAsia="Arial" w:hAnsi="Arial"/>
+                <w:sz w:val="16"/>
+                <w:szCs w:val="16"/>
+              </w:rPr>
+              <w:t xml:space="preserve">Off — design prep</w:t>
+            </w:r>
+          </w:p>
+        </w:tc>
+        <w:tc>
+          <w:tcPr>
+            <w:tcW w:type="dxa" w:w="2059"/>
+            <w:tcBorders>
+              <w:top w:val="single" w:color="D9E1EC" w:sz="4"/>
+              <w:left w:val="single" w:color="D9E1EC" w:sz="4"/>
+              <w:bottom w:val="single" w:color="D9E1EC" w:sz="4"/>
+              <w:right w:val="single" w:color="D9E1EC" w:sz="4"/>
+            </w:tcBorders>
+            <w:shd w:fill="E8F2FF" w:color="auto" w:val="clear"/>
+            <w:tcMar>
+              <w:top w:type="dxa" w:w="60"/>
+              <w:left w:type="dxa" w:w="90"/>
+              <w:bottom w:type="dxa" w:w="60"/>
+              <w:right w:type="dxa" w:w="90"/>
+            </w:tcMar>
+            <w:vAlign w:val="center"/>
+          </w:tcPr>
+          <w:p>
+            <w:pPr>
+              <w:spacing w:after="30" w:line="250"/>
+            </w:pPr>
+            <w:r>
+              <w:rPr>
+                <w:rFonts w:ascii="Arial" w:cs="Arial" w:eastAsia="Arial" w:hAnsi="Arial"/>
+                <w:sz w:val="16"/>
+                <w:szCs w:val="16"/>
+              </w:rPr>
+              <w:t xml:space="preserve">O1 live 12 Oct · O2 13 Oct</w:t>
+            </w:r>
+          </w:p>
+          <w:p>
+            <w:pPr>
+              <w:spacing w:after="30" w:line="250"/>
+            </w:pPr>
+            <w:r>
+              <w:rPr>
+                <w:rFonts w:ascii="Arial" w:cs="Arial" w:eastAsia="Arial" w:hAnsi="Arial"/>
+                <w:sz w:val="16"/>
+                <w:szCs w:val="16"/>
+              </w:rPr>
+              <w:t xml:space="preserve">Static feed + story</w:t>
+            </w:r>
+          </w:p>
+        </w:tc>
+        <w:tc>
+          <w:tcPr>
+            <w:tcW w:type="dxa" w:w="2059"/>
+            <w:tcBorders>
+              <w:top w:val="single" w:color="D9E1EC" w:sz="4"/>
+              <w:left w:val="single" w:color="D9E1EC" w:sz="4"/>
+              <w:bottom w:val="single" w:color="D9E1EC" w:sz="4"/>
+              <w:right w:val="single" w:color="D9E1EC" w:sz="4"/>
+            </w:tcBorders>
+            <w:shd w:fill="E8F2FF" w:color="auto" w:val="clear"/>
+            <w:tcMar>
+              <w:top w:type="dxa" w:w="60"/>
+              <w:left w:type="dxa" w:w="90"/>
+              <w:bottom w:type="dxa" w:w="60"/>
+              <w:right w:type="dxa" w:w="90"/>
+            </w:tcMar>
+            <w:vAlign w:val="center"/>
+          </w:tcPr>
+          <w:p>
+            <w:pPr>
+              <w:spacing w:after="30" w:line="250"/>
+            </w:pPr>
+            <w:r>
+              <w:rPr>
+                <w:rFonts w:ascii="Arial" w:cs="Arial" w:eastAsia="Arial" w:hAnsi="Arial"/>
+                <w:sz w:val="16"/>
+                <w:szCs w:val="16"/>
+              </w:rPr>
+              <w:t xml:space="preserve">O1 vs O3 countdown · ends 23 Oct</w:t>
+            </w:r>
+          </w:p>
+          <w:p>
+            <w:pPr>
+              <w:spacing w:after="30" w:line="250"/>
+            </w:pPr>
+            <w:r>
+              <w:rPr>
+                <w:rFonts w:ascii="Arial" w:cs="Arial" w:eastAsia="Arial" w:hAnsi="Arial"/>
+                <w:sz w:val="16"/>
+                <w:szCs w:val="16"/>
+              </w:rPr>
+              <w:t xml:space="preserve">Static</w:t>
+            </w:r>
+          </w:p>
+        </w:tc>
+        <w:tc>
+          <w:tcPr>
+            <w:tcW w:type="dxa" w:w="2061"/>
+            <w:tcBorders>
+              <w:top w:val="single" w:color="D9E1EC" w:sz="4"/>
+              <w:left w:val="single" w:color="D9E1EC" w:sz="4"/>
+              <w:bottom w:val="single" w:color="D9E1EC" w:sz="4"/>
+              <w:right w:val="single" w:color="D9E1EC" w:sz="4"/>
+            </w:tcBorders>
+            <w:shd w:fill="F1F5F9" w:color="auto" w:val="clear"/>
+            <w:tcMar>
+              <w:top w:type="dxa" w:w="60"/>
+              <w:left w:type="dxa" w:w="90"/>
+              <w:bottom w:type="dxa" w:w="60"/>
+              <w:right w:type="dxa" w:w="90"/>
+            </w:tcMar>
+            <w:vAlign w:val="center"/>
+          </w:tcPr>
+          <w:p>
+            <w:pPr>
+              <w:spacing w:after="30" w:line="250"/>
+            </w:pPr>
+            <w:r>
+              <w:rPr>
+                <w:rFonts w:ascii="Arial" w:cs="Arial" w:eastAsia="Arial" w:hAnsi="Arial"/>
+                <w:sz w:val="16"/>
+                <w:szCs w:val="16"/>
+              </w:rPr>
+              <w:t xml:space="preserve">Off — Open Day done (Sat 24)</w:t>
+            </w:r>
+          </w:p>
         </w:tc>
       </w:tr>
     </w:tbl>
@@ -7827,7 +9772,7 @@
         <w:rPr>
           <w:rFonts w:ascii="Arial" w:cs="Arial" w:eastAsia="Arial" w:hAnsi="Arial"/>
         </w:rPr>
-        <w:t xml:space="preserve">START</w:t>
+        <w:t xml:space="preserve">START — W2 (from 12 Oct) · angle D · static</w:t>
       </w:r>
     </w:p>
     <w:tbl>
@@ -7948,6 +9893,30 @@
           </w:p>
           <w:p>
             <w:pPr>
+              <w:shd w:fill="E8F2FF" w:color="auto" w:val="clear"/>
+              <w:spacing w:after="90"/>
+            </w:pPr>
+            <w:r>
+              <w:rPr>
+                <w:rFonts w:ascii="Arial" w:cs="Arial" w:eastAsia="Arial" w:hAnsi="Arial"/>
+                <w:b/>
+                <w:bCs/>
+                <w:sz w:val="18"/>
+                <w:szCs w:val="18"/>
+              </w:rPr>
+              <w:t xml:space="preserve">When · format:</w:t>
+            </w:r>
+            <w:r>
+              <w:rPr>
+                <w:rFonts w:ascii="Arial" w:cs="Arial" w:eastAsia="Arial" w:hAnsi="Arial"/>
+                <w:sz w:val="18"/>
+                <w:szCs w:val="18"/>
+              </w:rPr>
+              <w:t xml:space="preserve"> W2–W3 · 12 → 23 Oct · static feed + story (optional 6 s motion story)</w:t>
+            </w:r>
+          </w:p>
+          <w:p>
+            <w:pPr>
               <w:spacing w:after="55" w:line="250"/>
             </w:pPr>
             <w:r>
@@ -8210,6 +10179,30 @@
           </w:p>
           <w:p>
             <w:pPr>
+              <w:shd w:fill="E8F2FF" w:color="auto" w:val="clear"/>
+              <w:spacing w:after="90"/>
+            </w:pPr>
+            <w:r>
+              <w:rPr>
+                <w:rFonts w:ascii="Arial" w:cs="Arial" w:eastAsia="Arial" w:hAnsi="Arial"/>
+                <w:b/>
+                <w:bCs/>
+                <w:sz w:val="18"/>
+                <w:szCs w:val="18"/>
+              </w:rPr>
+              <w:t xml:space="preserve">When · format:</w:t>
+            </w:r>
+            <w:r>
+              <w:rPr>
+                <w:rFonts w:ascii="Arial" w:cs="Arial" w:eastAsia="Arial" w:hAnsi="Arial"/>
+                <w:sz w:val="18"/>
+                <w:szCs w:val="18"/>
+              </w:rPr>
+              <w:t xml:space="preserve"> W2–W3 · 13 → 23 Oct · static (recut of the winning P-ad)</w:t>
+            </w:r>
+          </w:p>
+          <w:p>
+            <w:pPr>
               <w:spacing w:after="55" w:line="250"/>
             </w:pPr>
             <w:r>
@@ -8312,7 +10305,7 @@
         <w:rPr>
           <w:rFonts w:ascii="Arial" w:cs="Arial" w:eastAsia="Arial" w:hAnsi="Arial"/>
         </w:rPr>
-        <w:t xml:space="preserve">TEST — last 5 days</w:t>
+        <w:t xml:space="preserve">TEST — W3 (19 → 23 Oct) · countdown vs experience · static</w:t>
       </w:r>
     </w:p>
     <w:p>
@@ -8451,7 +10444,7 @@
                 <w:sz w:val="15"/>
                 <w:szCs w:val="15"/>
               </w:rPr>
-              <w:t xml:space="preserve">O1 native story version</w:t>
+              <w:t xml:space="preserve">W2–W3 · static · O1 story</w:t>
             </w:r>
           </w:p>
         </w:tc>
@@ -8546,7 +10539,7 @@
                 <w:sz w:val="15"/>
                 <w:szCs w:val="15"/>
               </w:rPr>
-              <w:t xml:space="preserve">vs O1 from 19 Oct</w:t>
+              <w:t xml:space="preserve">W3 · static · vs O1</w:t>
             </w:r>
           </w:p>
         </w:tc>
@@ -8681,6 +10674,437 @@
               <w:t xml:space="preserve">Job of the creatives: remove the last doubt — price, "is this for my kid?", timing.</w:t>
             </w:r>
           </w:p>
+          <w:p>
+            <w:pPr>
+              <w:spacing w:after="20"/>
+            </w:pPr>
+            <w:r>
+              <w:rPr>
+                <w:rFonts w:ascii="Arial" w:cs="Arial" w:eastAsia="Arial" w:hAnsi="Arial"/>
+                <w:color w:val="CBD5E1"/>
+                <w:sz w:val="18"/>
+                <w:szCs w:val="18"/>
+              </w:rPr>
+              <w:t xml:space="preserve">Angles: </w:t>
+            </w:r>
+            <w:r>
+              <w:rPr>
+                <w:rFonts w:ascii="Arial" w:cs="Arial" w:eastAsia="Arial" w:hAnsi="Arial"/>
+                <w:b/>
+                <w:bCs/>
+                <w:color w:val="CBD5E1"/>
+                <w:sz w:val="18"/>
+                <w:szCs w:val="18"/>
+              </w:rPr>
+              <w:t xml:space="preserve">C (offer) + D (Open Day, until 23 Oct)</w:t>
+            </w:r>
+            <w:r>
+              <w:rPr>
+                <w:rFonts w:ascii="Arial" w:cs="Arial" w:eastAsia="Arial" w:hAnsi="Arial"/>
+                <w:color w:val="CBD5E1"/>
+                <w:sz w:val="18"/>
+                <w:szCs w:val="18"/>
+              </w:rPr>
+              <w:t xml:space="preserve"> · formats: static (W2–W3) → real photos after the Open Day (W4)</w:t>
+            </w:r>
+          </w:p>
+        </w:tc>
+      </w:tr>
+    </w:tbl>
+    <w:p>
+      <w:pPr>
+        <w:spacing w:after="100"/>
+      </w:pPr>
+    </w:p>
+    <w:tbl>
+      <w:tblPr>
+        <w:tblW w:type="dxa" w:w="9638"/>
+        <w:tblBorders>
+          <w:top w:val="single" w:color="auto" w:sz="4"/>
+          <w:left w:val="single" w:color="auto" w:sz="4"/>
+          <w:bottom w:val="single" w:color="auto" w:sz="4"/>
+          <w:right w:val="single" w:color="auto" w:sz="4"/>
+          <w:insideH w:val="single" w:color="auto" w:sz="4"/>
+          <w:insideV w:val="single" w:color="auto" w:sz="4"/>
+        </w:tblBorders>
+      </w:tblPr>
+      <w:tblGrid>
+        <w:gridCol w:w="1400"/>
+        <w:gridCol w:w="2059"/>
+        <w:gridCol w:w="2059"/>
+        <w:gridCol w:w="2059"/>
+        <w:gridCol w:w="2061"/>
+      </w:tblGrid>
+      <w:tr>
+        <w:tc>
+          <w:tcPr>
+            <w:tcW w:type="dxa" w:w="1400"/>
+            <w:tcBorders>
+              <w:top w:val="single" w:color="D9E1EC" w:sz="4"/>
+              <w:left w:val="single" w:color="D9E1EC" w:sz="4"/>
+              <w:bottom w:val="single" w:color="D9E1EC" w:sz="4"/>
+              <w:right w:val="single" w:color="D9E1EC" w:sz="4"/>
+            </w:tcBorders>
+            <w:shd w:fill="0F172A" w:color="auto" w:val="clear"/>
+            <w:tcMar>
+              <w:top w:type="dxa" w:w="60"/>
+              <w:left w:type="dxa" w:w="90"/>
+              <w:bottom w:type="dxa" w:w="60"/>
+              <w:right w:type="dxa" w:w="90"/>
+            </w:tcMar>
+            <w:vAlign w:val="center"/>
+          </w:tcPr>
+          <w:p>
+            <w:pPr>
+              <w:spacing w:after="30" w:line="250"/>
+            </w:pPr>
+          </w:p>
+        </w:tc>
+        <w:tc>
+          <w:tcPr>
+            <w:tcW w:type="dxa" w:w="2059"/>
+            <w:tcBorders>
+              <w:top w:val="single" w:color="D9E1EC" w:sz="4"/>
+              <w:left w:val="single" w:color="D9E1EC" w:sz="4"/>
+              <w:bottom w:val="single" w:color="D9E1EC" w:sz="4"/>
+              <w:right w:val="single" w:color="D9E1EC" w:sz="4"/>
+            </w:tcBorders>
+            <w:shd w:fill="0F172A" w:color="auto" w:val="clear"/>
+            <w:tcMar>
+              <w:top w:type="dxa" w:w="60"/>
+              <w:left w:type="dxa" w:w="90"/>
+              <w:bottom w:type="dxa" w:w="60"/>
+              <w:right w:type="dxa" w:w="90"/>
+            </w:tcMar>
+            <w:vAlign w:val="center"/>
+          </w:tcPr>
+          <w:p>
+            <w:pPr>
+              <w:spacing w:after="30" w:line="250"/>
+            </w:pPr>
+            <w:r>
+              <w:rPr>
+                <w:rFonts w:ascii="Arial" w:cs="Arial" w:eastAsia="Arial" w:hAnsi="Arial"/>
+                <w:b/>
+                <w:bCs/>
+                <w:color w:val="FFFFFF"/>
+                <w:sz w:val="16"/>
+                <w:szCs w:val="16"/>
+              </w:rPr>
+              <w:t xml:space="preserve">W1 · 6–11 Oct</w:t>
+            </w:r>
+          </w:p>
+        </w:tc>
+        <w:tc>
+          <w:tcPr>
+            <w:tcW w:type="dxa" w:w="2059"/>
+            <w:tcBorders>
+              <w:top w:val="single" w:color="D9E1EC" w:sz="4"/>
+              <w:left w:val="single" w:color="D9E1EC" w:sz="4"/>
+              <w:bottom w:val="single" w:color="D9E1EC" w:sz="4"/>
+              <w:right w:val="single" w:color="D9E1EC" w:sz="4"/>
+            </w:tcBorders>
+            <w:shd w:fill="0F172A" w:color="auto" w:val="clear"/>
+            <w:tcMar>
+              <w:top w:type="dxa" w:w="60"/>
+              <w:left w:type="dxa" w:w="90"/>
+              <w:bottom w:type="dxa" w:w="60"/>
+              <w:right w:type="dxa" w:w="90"/>
+            </w:tcMar>
+            <w:vAlign w:val="center"/>
+          </w:tcPr>
+          <w:p>
+            <w:pPr>
+              <w:spacing w:after="30" w:line="250"/>
+            </w:pPr>
+            <w:r>
+              <w:rPr>
+                <w:rFonts w:ascii="Arial" w:cs="Arial" w:eastAsia="Arial" w:hAnsi="Arial"/>
+                <w:b/>
+                <w:bCs/>
+                <w:color w:val="FFFFFF"/>
+                <w:sz w:val="16"/>
+                <w:szCs w:val="16"/>
+              </w:rPr>
+              <w:t xml:space="preserve">W2 · 12–18 Oct</w:t>
+            </w:r>
+          </w:p>
+        </w:tc>
+        <w:tc>
+          <w:tcPr>
+            <w:tcW w:type="dxa" w:w="2059"/>
+            <w:tcBorders>
+              <w:top w:val="single" w:color="D9E1EC" w:sz="4"/>
+              <w:left w:val="single" w:color="D9E1EC" w:sz="4"/>
+              <w:bottom w:val="single" w:color="D9E1EC" w:sz="4"/>
+              <w:right w:val="single" w:color="D9E1EC" w:sz="4"/>
+            </w:tcBorders>
+            <w:shd w:fill="0F172A" w:color="auto" w:val="clear"/>
+            <w:tcMar>
+              <w:top w:type="dxa" w:w="60"/>
+              <w:left w:type="dxa" w:w="90"/>
+              <w:bottom w:type="dxa" w:w="60"/>
+              <w:right w:type="dxa" w:w="90"/>
+            </w:tcMar>
+            <w:vAlign w:val="center"/>
+          </w:tcPr>
+          <w:p>
+            <w:pPr>
+              <w:spacing w:after="30" w:line="250"/>
+            </w:pPr>
+            <w:r>
+              <w:rPr>
+                <w:rFonts w:ascii="Arial" w:cs="Arial" w:eastAsia="Arial" w:hAnsi="Arial"/>
+                <w:b/>
+                <w:bCs/>
+                <w:color w:val="FFFFFF"/>
+                <w:sz w:val="16"/>
+                <w:szCs w:val="16"/>
+              </w:rPr>
+              <w:t xml:space="preserve">W3 · 19–25 Oct</w:t>
+            </w:r>
+          </w:p>
+        </w:tc>
+        <w:tc>
+          <w:tcPr>
+            <w:tcW w:type="dxa" w:w="2061"/>
+            <w:tcBorders>
+              <w:top w:val="single" w:color="D9E1EC" w:sz="4"/>
+              <w:left w:val="single" w:color="D9E1EC" w:sz="4"/>
+              <w:bottom w:val="single" w:color="D9E1EC" w:sz="4"/>
+              <w:right w:val="single" w:color="D9E1EC" w:sz="4"/>
+            </w:tcBorders>
+            <w:shd w:fill="0F172A" w:color="auto" w:val="clear"/>
+            <w:tcMar>
+              <w:top w:type="dxa" w:w="60"/>
+              <w:left w:type="dxa" w:w="90"/>
+              <w:bottom w:type="dxa" w:w="60"/>
+              <w:right w:type="dxa" w:w="90"/>
+            </w:tcMar>
+            <w:vAlign w:val="center"/>
+          </w:tcPr>
+          <w:p>
+            <w:pPr>
+              <w:spacing w:after="30" w:line="250"/>
+            </w:pPr>
+            <w:r>
+              <w:rPr>
+                <w:rFonts w:ascii="Arial" w:cs="Arial" w:eastAsia="Arial" w:hAnsi="Arial"/>
+                <w:b/>
+                <w:bCs/>
+                <w:color w:val="FFFFFF"/>
+                <w:sz w:val="16"/>
+                <w:szCs w:val="16"/>
+              </w:rPr>
+              <w:t xml:space="preserve">W4 · 26 Oct →</w:t>
+            </w:r>
+          </w:p>
+        </w:tc>
+      </w:tr>
+      <w:tr>
+        <w:trPr>
+          <w:cantSplit/>
+        </w:trPr>
+        <w:tc>
+          <w:tcPr>
+            <w:tcW w:type="dxa" w:w="1400"/>
+            <w:tcBorders>
+              <w:top w:val="single" w:color="D9E1EC" w:sz="4"/>
+              <w:left w:val="single" w:color="D9E1EC" w:sz="4"/>
+              <w:bottom w:val="single" w:color="D9E1EC" w:sz="4"/>
+              <w:right w:val="single" w:color="D9E1EC" w:sz="4"/>
+            </w:tcBorders>
+            <w:shd w:fill="FFFFFF" w:color="auto" w:val="clear"/>
+            <w:tcMar>
+              <w:top w:type="dxa" w:w="60"/>
+              <w:left w:type="dxa" w:w="90"/>
+              <w:bottom w:type="dxa" w:w="60"/>
+              <w:right w:type="dxa" w:w="90"/>
+            </w:tcMar>
+            <w:vAlign w:val="center"/>
+          </w:tcPr>
+          <w:p>
+            <w:pPr>
+              <w:spacing w:after="30" w:line="250"/>
+            </w:pPr>
+            <w:r>
+              <w:rPr>
+                <w:rFonts w:ascii="Arial" w:cs="Arial" w:eastAsia="Arial" w:hAnsi="Arial"/>
+                <w:b/>
+                <w:bCs/>
+                <w:sz w:val="16"/>
+                <w:szCs w:val="16"/>
+              </w:rPr>
+              <w:t xml:space="preserve">This ad set</w:t>
+            </w:r>
+          </w:p>
+        </w:tc>
+        <w:tc>
+          <w:tcPr>
+            <w:tcW w:type="dxa" w:w="2059"/>
+            <w:tcBorders>
+              <w:top w:val="single" w:color="D9E1EC" w:sz="4"/>
+              <w:left w:val="single" w:color="D9E1EC" w:sz="4"/>
+              <w:bottom w:val="single" w:color="D9E1EC" w:sz="4"/>
+              <w:right w:val="single" w:color="D9E1EC" w:sz="4"/>
+            </w:tcBorders>
+            <w:shd w:fill="F1F5F9" w:color="auto" w:val="clear"/>
+            <w:tcMar>
+              <w:top w:type="dxa" w:w="60"/>
+              <w:left w:type="dxa" w:w="90"/>
+              <w:bottom w:type="dxa" w:w="60"/>
+              <w:right w:type="dxa" w:w="90"/>
+            </w:tcMar>
+            <w:vAlign w:val="center"/>
+          </w:tcPr>
+          <w:p>
+            <w:pPr>
+              <w:spacing w:after="30" w:line="250"/>
+            </w:pPr>
+            <w:r>
+              <w:rPr>
+                <w:rFonts w:ascii="Arial" w:cs="Arial" w:eastAsia="Arial" w:hAnsi="Arial"/>
+                <w:sz w:val="16"/>
+                <w:szCs w:val="16"/>
+              </w:rPr>
+              <w:t xml:space="preserve">Off — audience building</w:t>
+            </w:r>
+          </w:p>
+        </w:tc>
+        <w:tc>
+          <w:tcPr>
+            <w:tcW w:type="dxa" w:w="2059"/>
+            <w:tcBorders>
+              <w:top w:val="single" w:color="D9E1EC" w:sz="4"/>
+              <w:left w:val="single" w:color="D9E1EC" w:sz="4"/>
+              <w:bottom w:val="single" w:color="D9E1EC" w:sz="4"/>
+              <w:right w:val="single" w:color="D9E1EC" w:sz="4"/>
+            </w:tcBorders>
+            <w:shd w:fill="E8F2FF" w:color="auto" w:val="clear"/>
+            <w:tcMar>
+              <w:top w:type="dxa" w:w="60"/>
+              <w:left w:type="dxa" w:w="90"/>
+              <w:bottom w:type="dxa" w:w="60"/>
+              <w:right w:type="dxa" w:w="90"/>
+            </w:tcMar>
+            <w:vAlign w:val="center"/>
+          </w:tcPr>
+          <w:p>
+            <w:pPr>
+              <w:spacing w:after="30" w:line="250"/>
+            </w:pPr>
+            <w:r>
+              <w:rPr>
+                <w:rFonts w:ascii="Arial" w:cs="Arial" w:eastAsia="Arial" w:hAnsi="Arial"/>
+                <w:sz w:val="16"/>
+                <w:szCs w:val="16"/>
+              </w:rPr>
+              <w:t xml:space="preserve">R1 + R2 (C) + R3 (D) live 13 Oct</w:t>
+            </w:r>
+          </w:p>
+          <w:p>
+            <w:pPr>
+              <w:spacing w:after="30" w:line="250"/>
+            </w:pPr>
+            <w:r>
+              <w:rPr>
+                <w:rFonts w:ascii="Arial" w:cs="Arial" w:eastAsia="Arial" w:hAnsi="Arial"/>
+                <w:sz w:val="16"/>
+                <w:szCs w:val="16"/>
+              </w:rPr>
+              <w:t xml:space="preserve">Static</w:t>
+            </w:r>
+          </w:p>
+        </w:tc>
+        <w:tc>
+          <w:tcPr>
+            <w:tcW w:type="dxa" w:w="2059"/>
+            <w:tcBorders>
+              <w:top w:val="single" w:color="D9E1EC" w:sz="4"/>
+              <w:left w:val="single" w:color="D9E1EC" w:sz="4"/>
+              <w:bottom w:val="single" w:color="D9E1EC" w:sz="4"/>
+              <w:right w:val="single" w:color="D9E1EC" w:sz="4"/>
+            </w:tcBorders>
+            <w:shd w:fill="E8F2FF" w:color="auto" w:val="clear"/>
+            <w:tcMar>
+              <w:top w:type="dxa" w:w="60"/>
+              <w:left w:type="dxa" w:w="90"/>
+              <w:bottom w:type="dxa" w:w="60"/>
+              <w:right w:type="dxa" w:w="90"/>
+            </w:tcMar>
+            <w:vAlign w:val="center"/>
+          </w:tcPr>
+          <w:p>
+            <w:pPr>
+              <w:spacing w:after="30" w:line="250"/>
+            </w:pPr>
+            <w:r>
+              <w:rPr>
+                <w:rFonts w:ascii="Arial" w:cs="Arial" w:eastAsia="Arial" w:hAnsi="Arial"/>
+                <w:sz w:val="16"/>
+                <w:szCs w:val="16"/>
+              </w:rPr>
+              <w:t xml:space="preserve">R1 vs R2 · R3 ends 23 Oct</w:t>
+            </w:r>
+          </w:p>
+          <w:p>
+            <w:pPr>
+              <w:spacing w:after="30" w:line="250"/>
+            </w:pPr>
+            <w:r>
+              <w:rPr>
+                <w:rFonts w:ascii="Arial" w:cs="Arial" w:eastAsia="Arial" w:hAnsi="Arial"/>
+                <w:sz w:val="16"/>
+                <w:szCs w:val="16"/>
+              </w:rPr>
+              <w:t xml:space="preserve">Static</w:t>
+            </w:r>
+          </w:p>
+        </w:tc>
+        <w:tc>
+          <w:tcPr>
+            <w:tcW w:type="dxa" w:w="2061"/>
+            <w:tcBorders>
+              <w:top w:val="single" w:color="D9E1EC" w:sz="4"/>
+              <w:left w:val="single" w:color="D9E1EC" w:sz="4"/>
+              <w:bottom w:val="single" w:color="D9E1EC" w:sz="4"/>
+              <w:right w:val="single" w:color="D9E1EC" w:sz="4"/>
+            </w:tcBorders>
+            <w:shd w:fill="E3F6EF" w:color="auto" w:val="clear"/>
+            <w:tcMar>
+              <w:top w:type="dxa" w:w="60"/>
+              <w:left w:type="dxa" w:w="90"/>
+              <w:bottom w:type="dxa" w:w="60"/>
+              <w:right w:type="dxa" w:w="90"/>
+            </w:tcMar>
+            <w:vAlign w:val="center"/>
+          </w:tcPr>
+          <w:p>
+            <w:pPr>
+              <w:spacing w:after="30" w:line="250"/>
+            </w:pPr>
+            <w:r>
+              <w:rPr>
+                <w:rFonts w:ascii="Arial" w:cs="Arial" w:eastAsia="Arial" w:hAnsi="Arial"/>
+                <w:sz w:val="16"/>
+                <w:szCs w:val="16"/>
+              </w:rPr>
+              <w:t xml:space="preserve">R4 last seats + R5 recap</w:t>
+            </w:r>
+          </w:p>
+          <w:p>
+            <w:pPr>
+              <w:spacing w:after="30" w:line="250"/>
+            </w:pPr>
+            <w:r>
+              <w:rPr>
+                <w:rFonts w:ascii="Arial" w:cs="Arial" w:eastAsia="Arial" w:hAnsi="Arial"/>
+                <w:sz w:val="16"/>
+                <w:szCs w:val="16"/>
+              </w:rPr>
+              <w:t xml:space="preserve">Real photos</w:t>
+            </w:r>
+          </w:p>
         </w:tc>
       </w:tr>
     </w:tbl>
@@ -8693,7 +11117,7 @@
         <w:rPr>
           <w:rFonts w:ascii="Arial" w:cs="Arial" w:eastAsia="Arial" w:hAnsi="Arial"/>
         </w:rPr>
-        <w:t xml:space="preserve">START</w:t>
+        <w:t xml:space="preserve">START — W2 (from 13 Oct) · angles C + D · static</w:t>
       </w:r>
     </w:p>
     <w:tbl>
@@ -8814,6 +11238,30 @@
           </w:p>
           <w:p>
             <w:pPr>
+              <w:shd w:fill="E8F2FF" w:color="auto" w:val="clear"/>
+              <w:spacing w:after="90"/>
+            </w:pPr>
+            <w:r>
+              <w:rPr>
+                <w:rFonts w:ascii="Arial" w:cs="Arial" w:eastAsia="Arial" w:hAnsi="Arial"/>
+                <w:b/>
+                <w:bCs/>
+                <w:sz w:val="18"/>
+                <w:szCs w:val="18"/>
+              </w:rPr>
+              <w:t xml:space="preserve">When · format:</w:t>
+            </w:r>
+            <w:r>
+              <w:rPr>
+                <w:rFonts w:ascii="Arial" w:cs="Arial" w:eastAsia="Arial" w:hAnsi="Arial"/>
+                <w:sz w:val="18"/>
+                <w:szCs w:val="18"/>
+              </w:rPr>
+              <w:t xml:space="preserve"> From W2 · from 13 Oct · static</w:t>
+            </w:r>
+          </w:p>
+          <w:p>
+            <w:pPr>
               <w:spacing w:after="55" w:line="250"/>
             </w:pPr>
             <w:r>
@@ -9025,6 +11473,30 @@
           </w:p>
           <w:p>
             <w:pPr>
+              <w:shd w:fill="E8F2FF" w:color="auto" w:val="clear"/>
+              <w:spacing w:after="90"/>
+            </w:pPr>
+            <w:r>
+              <w:rPr>
+                <w:rFonts w:ascii="Arial" w:cs="Arial" w:eastAsia="Arial" w:hAnsi="Arial"/>
+                <w:b/>
+                <w:bCs/>
+                <w:sz w:val="18"/>
+                <w:szCs w:val="18"/>
+              </w:rPr>
+              <w:t xml:space="preserve">When · format:</w:t>
+            </w:r>
+            <w:r>
+              <w:rPr>
+                <w:rFonts w:ascii="Arial" w:cs="Arial" w:eastAsia="Arial" w:hAnsi="Arial"/>
+                <w:sz w:val="18"/>
+                <w:szCs w:val="18"/>
+              </w:rPr>
+              <w:t xml:space="preserve"> From W2 · from 13 Oct · static · refresh when frequency &gt; 3/week</w:t>
+            </w:r>
+          </w:p>
+          <w:p>
+            <w:pPr>
               <w:spacing w:after="55" w:line="250"/>
             </w:pPr>
             <w:r>
@@ -9180,7 +11652,7 @@
         <w:rPr>
           <w:rFonts w:ascii="Arial" w:cs="Arial" w:eastAsia="Arial" w:hAnsi="Arial"/>
         </w:rPr>
-        <w:t xml:space="preserve"> — same asset as O1, shown to warm parents until 23 Oct (people who visited but didn't apply are the best Open Day guests).</w:t>
+        <w:t xml:space="preserve"> (angle D · W2–W3 · static) — same asset as O1, shown to warm parents until 23 Oct (people who visited but didn't apply are the best Open Day guests).</w:t>
       </w:r>
     </w:p>
     <w:p>
@@ -9192,7 +11664,7 @@
         <w:rPr>
           <w:rFonts w:ascii="Arial" w:cs="Arial" w:eastAsia="Arial" w:hAnsi="Arial"/>
         </w:rPr>
-        <w:t xml:space="preserve">TEST</w:t>
+        <w:t xml:space="preserve">TEST — W2–W3 · price-led vs objection-led · static</w:t>
       </w:r>
     </w:p>
     <w:p>
@@ -9223,7 +11695,7 @@
         <w:rPr>
           <w:rFonts w:ascii="Arial" w:cs="Arial" w:eastAsia="Arial" w:hAnsi="Arial"/>
         </w:rPr>
-        <w:t xml:space="preserve">SWAP IN after the Open Day (from 26 Oct)</w:t>
+        <w:t xml:space="preserve">SWAP IN — W4 (from 26 Oct) · real photos</w:t>
       </w:r>
     </w:p>
     <w:tbl>
@@ -9337,7 +11809,7 @@
                 <w:sz w:val="15"/>
                 <w:szCs w:val="15"/>
               </w:rPr>
-              <w:t xml:space="preserve">Only with a REAL seat count per group</w:t>
+              <w:t xml:space="preserve">W4 · only with a REAL seat count</w:t>
             </w:r>
           </w:p>
         </w:tc>
@@ -9432,7 +11904,7 @@
                 <w:sz w:val="15"/>
                 <w:szCs w:val="15"/>
               </w:rPr>
-              <w:t xml:space="preserve">Real photos from 24 Oct (consent!)</w:t>
+              <w:t xml:space="preserve">W4 · real photos from 24 Oct (consent!)</w:t>
             </w:r>
           </w:p>
         </w:tc>
@@ -9463,10 +11935,11 @@
         </w:tblBorders>
       </w:tblPr>
       <w:tblGrid>
-        <w:gridCol w:w="1700"/>
-        <w:gridCol w:w="3100"/>
-        <w:gridCol w:w="2500"/>
-        <w:gridCol w:w="2338"/>
+        <w:gridCol w:w="1500"/>
+        <w:gridCol w:w="1550"/>
+        <w:gridCol w:w="2700"/>
+        <w:gridCol w:w="1950"/>
+        <w:gridCol w:w="1938"/>
       </w:tblGrid>
       <w:tr>
         <w:trPr>
@@ -9474,7 +11947,7 @@
         </w:trPr>
         <w:tc>
           <w:tcPr>
-            <w:tcW w:type="dxa" w:w="1700"/>
+            <w:tcW w:type="dxa" w:w="1500"/>
             <w:tcBorders>
               <w:top w:val="single" w:color="D9E1EC" w:sz="4"/>
               <w:left w:val="single" w:color="D9E1EC" w:sz="4"/>
@@ -9508,7 +11981,7 @@
         </w:tc>
         <w:tc>
           <w:tcPr>
-            <w:tcW w:type="dxa" w:w="3100"/>
+            <w:tcW w:type="dxa" w:w="1550"/>
             <w:tcBorders>
               <w:top w:val="single" w:color="D9E1EC" w:sz="4"/>
               <w:left w:val="single" w:color="D9E1EC" w:sz="4"/>
@@ -9536,13 +12009,47 @@
                 <w:sz w:val="18"/>
                 <w:szCs w:val="18"/>
               </w:rPr>
+              <w:t xml:space="preserve">Formats live</w:t>
+            </w:r>
+          </w:p>
+        </w:tc>
+        <w:tc>
+          <w:tcPr>
+            <w:tcW w:type="dxa" w:w="2700"/>
+            <w:tcBorders>
+              <w:top w:val="single" w:color="D9E1EC" w:sz="4"/>
+              <w:left w:val="single" w:color="D9E1EC" w:sz="4"/>
+              <w:bottom w:val="single" w:color="D9E1EC" w:sz="4"/>
+              <w:right w:val="single" w:color="D9E1EC" w:sz="4"/>
+            </w:tcBorders>
+            <w:shd w:fill="0F172A" w:color="auto" w:val="clear"/>
+            <w:tcMar>
+              <w:top w:type="dxa" w:w="70"/>
+              <w:left w:type="dxa" w:w="100"/>
+              <w:bottom w:type="dxa" w:w="70"/>
+              <w:right w:type="dxa" w:w="100"/>
+            </w:tcMar>
+          </w:tcPr>
+          <w:p>
+            <w:pPr>
+              <w:spacing w:after="30" w:line="250"/>
+            </w:pPr>
+            <w:r>
+              <w:rPr>
+                <w:rFonts w:ascii="Arial" w:cs="Arial" w:eastAsia="Arial" w:hAnsi="Arial"/>
+                <w:b/>
+                <w:bCs/>
+                <w:color w:val="FFFFFF"/>
+                <w:sz w:val="18"/>
+                <w:szCs w:val="18"/>
+              </w:rPr>
               <w:t xml:space="preserve">Prospecting (1.1)</w:t>
             </w:r>
           </w:p>
         </w:tc>
         <w:tc>
           <w:tcPr>
-            <w:tcW w:type="dxa" w:w="2500"/>
+            <w:tcW w:type="dxa" w:w="1950"/>
             <w:tcBorders>
               <w:top w:val="single" w:color="D9E1EC" w:sz="4"/>
               <w:left w:val="single" w:color="D9E1EC" w:sz="4"/>
@@ -9576,7 +12083,7 @@
         </w:tc>
         <w:tc>
           <w:tcPr>
-            <w:tcW w:type="dxa" w:w="2338"/>
+            <w:tcW w:type="dxa" w:w="1938"/>
             <w:tcBorders>
               <w:top w:val="single" w:color="D9E1EC" w:sz="4"/>
               <w:left w:val="single" w:color="D9E1EC" w:sz="4"/>
@@ -9615,7 +12122,7 @@
         </w:trPr>
         <w:tc>
           <w:tcPr>
-            <w:tcW w:type="dxa" w:w="1700"/>
+            <w:tcW w:type="dxa" w:w="1500"/>
             <w:tcBorders>
               <w:top w:val="single" w:color="D9E1EC" w:sz="4"/>
               <w:left w:val="single" w:color="D9E1EC" w:sz="4"/>
@@ -9648,7 +12155,38 @@
         </w:tc>
         <w:tc>
           <w:tcPr>
-            <w:tcW w:type="dxa" w:w="3100"/>
+            <w:tcW w:type="dxa" w:w="1550"/>
+            <w:tcBorders>
+              <w:top w:val="single" w:color="D9E1EC" w:sz="4"/>
+              <w:left w:val="single" w:color="D9E1EC" w:sz="4"/>
+              <w:bottom w:val="single" w:color="D9E1EC" w:sz="4"/>
+              <w:right w:val="single" w:color="D9E1EC" w:sz="4"/>
+            </w:tcBorders>
+            <w:shd w:fill="E8F2FF" w:color="auto" w:val="clear"/>
+            <w:tcMar>
+              <w:top w:type="dxa" w:w="60"/>
+              <w:left w:type="dxa" w:w="100"/>
+              <w:bottom w:type="dxa" w:w="60"/>
+              <w:right w:type="dxa" w:w="100"/>
+            </w:tcMar>
+          </w:tcPr>
+          <w:p>
+            <w:pPr>
+              <w:spacing w:after="30" w:line="250"/>
+            </w:pPr>
+            <w:r>
+              <w:rPr>
+                <w:rFonts w:ascii="Arial" w:cs="Arial" w:eastAsia="Arial" w:hAnsi="Arial"/>
+                <w:sz w:val="18"/>
+                <w:szCs w:val="18"/>
+              </w:rPr>
+              <w:t xml:space="preserve">Static (feed + story)</w:t>
+            </w:r>
+          </w:p>
+        </w:tc>
+        <w:tc>
+          <w:tcPr>
+            <w:tcW w:type="dxa" w:w="2700"/>
             <w:tcBorders>
               <w:top w:val="single" w:color="D9E1EC" w:sz="4"/>
               <w:left w:val="single" w:color="D9E1EC" w:sz="4"/>
@@ -9673,13 +12211,31 @@
                 <w:sz w:val="18"/>
                 <w:szCs w:val="18"/>
               </w:rPr>
-              <w:t xml:space="preserve">P1–P6 live. No edits for 72 h. Daily QA only.</w:t>
-            </w:r>
-          </w:p>
-        </w:tc>
-        <w:tc>
-          <w:tcPr>
-            <w:tcW w:type="dxa" w:w="2500"/>
+              <w:t xml:space="preserve">P1–P6 live — </w:t>
+            </w:r>
+            <w:r>
+              <w:rPr>
+                <w:rFonts w:ascii="Arial" w:cs="Arial" w:eastAsia="Arial" w:hAnsi="Arial"/>
+                <w:b/>
+                <w:bCs/>
+                <w:sz w:val="18"/>
+                <w:szCs w:val="18"/>
+              </w:rPr>
+              <w:t xml:space="preserve">angles A + B + C side by side</w:t>
+            </w:r>
+            <w:r>
+              <w:rPr>
+                <w:rFonts w:ascii="Arial" w:cs="Arial" w:eastAsia="Arial" w:hAnsi="Arial"/>
+                <w:sz w:val="18"/>
+                <w:szCs w:val="18"/>
+              </w:rPr>
+              <w:t xml:space="preserve">. No edits for 72 h.</w:t>
+            </w:r>
+          </w:p>
+        </w:tc>
+        <w:tc>
+          <w:tcPr>
+            <w:tcW w:type="dxa" w:w="1950"/>
             <w:tcBorders>
               <w:top w:val="single" w:color="D9E1EC" w:sz="4"/>
               <w:left w:val="single" w:color="D9E1EC" w:sz="4"/>
@@ -9704,13 +12260,13 @@
                 <w:sz w:val="18"/>
                 <w:szCs w:val="18"/>
               </w:rPr>
-              <w:t xml:space="preserve">Prep C6 + story</w:t>
-            </w:r>
-          </w:p>
-        </w:tc>
-        <w:tc>
-          <w:tcPr>
-            <w:tcW w:type="dxa" w:w="2338"/>
+              <w:t xml:space="preserve">Off · prep C6 + story</w:t>
+            </w:r>
+          </w:p>
+        </w:tc>
+        <w:tc>
+          <w:tcPr>
+            <w:tcW w:type="dxa" w:w="1938"/>
             <w:tcBorders>
               <w:top w:val="single" w:color="D9E1EC" w:sz="4"/>
               <w:left w:val="single" w:color="D9E1EC" w:sz="4"/>
@@ -9735,7 +12291,7 @@
                 <w:sz w:val="18"/>
                 <w:szCs w:val="18"/>
               </w:rPr>
-              <w:t xml:space="preserve">Audience building</w:t>
+              <w:t xml:space="preserve">Off · audience building</w:t>
             </w:r>
           </w:p>
         </w:tc>
@@ -9746,7 +12302,7 @@
         </w:trPr>
         <w:tc>
           <w:tcPr>
-            <w:tcW w:type="dxa" w:w="1700"/>
+            <w:tcW w:type="dxa" w:w="1500"/>
             <w:tcBorders>
               <w:top w:val="single" w:color="D9E1EC" w:sz="4"/>
               <w:left w:val="single" w:color="D9E1EC" w:sz="4"/>
@@ -9779,7 +12335,38 @@
         </w:tc>
         <w:tc>
           <w:tcPr>
-            <w:tcW w:type="dxa" w:w="3100"/>
+            <w:tcW w:type="dxa" w:w="1550"/>
+            <w:tcBorders>
+              <w:top w:val="single" w:color="D9E1EC" w:sz="4"/>
+              <w:left w:val="single" w:color="D9E1EC" w:sz="4"/>
+              <w:bottom w:val="single" w:color="D9E1EC" w:sz="4"/>
+              <w:right w:val="single" w:color="D9E1EC" w:sz="4"/>
+            </w:tcBorders>
+            <w:shd w:fill="E8F2FF" w:color="auto" w:val="clear"/>
+            <w:tcMar>
+              <w:top w:type="dxa" w:w="60"/>
+              <w:left w:type="dxa" w:w="100"/>
+              <w:bottom w:type="dxa" w:w="60"/>
+              <w:right w:type="dxa" w:w="100"/>
+            </w:tcMar>
+          </w:tcPr>
+          <w:p>
+            <w:pPr>
+              <w:spacing w:after="30" w:line="250"/>
+            </w:pPr>
+            <w:r>
+              <w:rPr>
+                <w:rFonts w:ascii="Arial" w:cs="Arial" w:eastAsia="Arial" w:hAnsi="Arial"/>
+                <w:sz w:val="18"/>
+                <w:szCs w:val="18"/>
+              </w:rPr>
+              <w:t xml:space="preserve">Static</w:t>
+            </w:r>
+          </w:p>
+        </w:tc>
+        <w:tc>
+          <w:tcPr>
+            <w:tcW w:type="dxa" w:w="2700"/>
             <w:tcBorders>
               <w:top w:val="single" w:color="D9E1EC" w:sz="4"/>
               <w:left w:val="single" w:color="D9E1EC" w:sz="4"/>
@@ -9810,7 +12397,7 @@
         </w:tc>
         <w:tc>
           <w:tcPr>
-            <w:tcW w:type="dxa" w:w="2500"/>
+            <w:tcW w:type="dxa" w:w="1950"/>
             <w:tcBorders>
               <w:top w:val="single" w:color="D9E1EC" w:sz="4"/>
               <w:left w:val="single" w:color="D9E1EC" w:sz="4"/>
@@ -9832,16 +12419,26 @@
             <w:r>
               <w:rPr>
                 <w:rFonts w:ascii="Arial" w:cs="Arial" w:eastAsia="Arial" w:hAnsi="Arial"/>
-                <w:sz w:val="18"/>
-                <w:szCs w:val="18"/>
-              </w:rPr>
-              <w:t xml:space="preserve">O1 live 12 Oct · O2 (winner + band) 13 Oct</w:t>
-            </w:r>
-          </w:p>
-        </w:tc>
-        <w:tc>
-          <w:tcPr>
-            <w:tcW w:type="dxa" w:w="2338"/>
+                <w:b/>
+                <w:bCs/>
+                <w:sz w:val="18"/>
+                <w:szCs w:val="18"/>
+              </w:rPr>
+              <w:t xml:space="preserve">Angle D:</w:t>
+            </w:r>
+            <w:r>
+              <w:rPr>
+                <w:rFonts w:ascii="Arial" w:cs="Arial" w:eastAsia="Arial" w:hAnsi="Arial"/>
+                <w:sz w:val="18"/>
+                <w:szCs w:val="18"/>
+              </w:rPr>
+              <w:t xml:space="preserve"> O1 live 12 Oct · O2 13 Oct</w:t>
+            </w:r>
+          </w:p>
+        </w:tc>
+        <w:tc>
+          <w:tcPr>
+            <w:tcW w:type="dxa" w:w="1938"/>
             <w:tcBorders>
               <w:top w:val="single" w:color="D9E1EC" w:sz="4"/>
               <w:left w:val="single" w:color="D9E1EC" w:sz="4"/>
@@ -9863,10 +12460,20 @@
             <w:r>
               <w:rPr>
                 <w:rFonts w:ascii="Arial" w:cs="Arial" w:eastAsia="Arial" w:hAnsi="Arial"/>
-                <w:sz w:val="18"/>
-                <w:szCs w:val="18"/>
-              </w:rPr>
-              <w:t xml:space="preserve">R1, R2, R3 live 13 Oct</w:t>
+                <w:b/>
+                <w:bCs/>
+                <w:sz w:val="18"/>
+                <w:szCs w:val="18"/>
+              </w:rPr>
+              <w:t xml:space="preserve">Angles C + D:</w:t>
+            </w:r>
+            <w:r>
+              <w:rPr>
+                <w:rFonts w:ascii="Arial" w:cs="Arial" w:eastAsia="Arial" w:hAnsi="Arial"/>
+                <w:sz w:val="18"/>
+                <w:szCs w:val="18"/>
+              </w:rPr>
+              <w:t xml:space="preserve"> R1, R2, R3 live 13 Oct</w:t>
             </w:r>
           </w:p>
         </w:tc>
@@ -9877,7 +12484,7 @@
         </w:trPr>
         <w:tc>
           <w:tcPr>
-            <w:tcW w:type="dxa" w:w="1700"/>
+            <w:tcW w:type="dxa" w:w="1500"/>
             <w:tcBorders>
               <w:top w:val="single" w:color="D9E1EC" w:sz="4"/>
               <w:left w:val="single" w:color="D9E1EC" w:sz="4"/>
@@ -9910,7 +12517,38 @@
         </w:tc>
         <w:tc>
           <w:tcPr>
-            <w:tcW w:type="dxa" w:w="3100"/>
+            <w:tcW w:type="dxa" w:w="1550"/>
+            <w:tcBorders>
+              <w:top w:val="single" w:color="D9E1EC" w:sz="4"/>
+              <w:left w:val="single" w:color="D9E1EC" w:sz="4"/>
+              <w:bottom w:val="single" w:color="D9E1EC" w:sz="4"/>
+              <w:right w:val="single" w:color="D9E1EC" w:sz="4"/>
+            </w:tcBorders>
+            <w:shd w:fill="EDE8FF" w:color="auto" w:val="clear"/>
+            <w:tcMar>
+              <w:top w:type="dxa" w:w="60"/>
+              <w:left w:type="dxa" w:w="100"/>
+              <w:bottom w:type="dxa" w:w="60"/>
+              <w:right w:type="dxa" w:w="100"/>
+            </w:tcMar>
+          </w:tcPr>
+          <w:p>
+            <w:pPr>
+              <w:spacing w:after="30" w:line="250"/>
+            </w:pPr>
+            <w:r>
+              <w:rPr>
+                <w:rFonts w:ascii="Arial" w:cs="Arial" w:eastAsia="Arial" w:hAnsi="Arial"/>
+                <w:sz w:val="18"/>
+                <w:szCs w:val="18"/>
+              </w:rPr>
+              <w:t xml:space="preserve">Static + motion / carousel (winner only)</w:t>
+            </w:r>
+          </w:p>
+        </w:tc>
+        <w:tc>
+          <w:tcPr>
+            <w:tcW w:type="dxa" w:w="2700"/>
             <w:tcBorders>
               <w:top w:val="single" w:color="D9E1EC" w:sz="4"/>
               <w:left w:val="single" w:color="D9E1EC" w:sz="4"/>
@@ -9935,13 +12573,13 @@
                 <w:sz w:val="18"/>
                 <w:szCs w:val="18"/>
               </w:rPr>
-              <w:t xml:space="preserve">R2 iterations of winner live (1 change each).</w:t>
-            </w:r>
-          </w:p>
-        </w:tc>
-        <w:tc>
-          <w:tcPr>
-            <w:tcW w:type="dxa" w:w="2500"/>
+              <w:t xml:space="preserve">Round 2: winner iterations (1 change each).</w:t>
+            </w:r>
+          </w:p>
+        </w:tc>
+        <w:tc>
+          <w:tcPr>
+            <w:tcW w:type="dxa" w:w="1950"/>
             <w:tcBorders>
               <w:top w:val="single" w:color="D9E1EC" w:sz="4"/>
               <w:left w:val="single" w:color="D9E1EC" w:sz="4"/>
@@ -9972,7 +12610,7 @@
         </w:tc>
         <w:tc>
           <w:tcPr>
-            <w:tcW w:type="dxa" w:w="2338"/>
+            <w:tcW w:type="dxa" w:w="1938"/>
             <w:tcBorders>
               <w:top w:val="single" w:color="D9E1EC" w:sz="4"/>
               <w:left w:val="single" w:color="D9E1EC" w:sz="4"/>
@@ -9997,7 +12635,7 @@
                 <w:sz w:val="18"/>
                 <w:szCs w:val="18"/>
               </w:rPr>
-              <w:t xml:space="preserve">R3 ends 23 Oct · Open Day Sat 24</w:t>
+              <w:t xml:space="preserve">R1 vs R2 · R3 ends 23 Oct · Open Day Sat 24</w:t>
             </w:r>
           </w:p>
         </w:tc>
@@ -10008,7 +12646,7 @@
         </w:trPr>
         <w:tc>
           <w:tcPr>
-            <w:tcW w:type="dxa" w:w="1700"/>
+            <w:tcW w:type="dxa" w:w="1500"/>
             <w:tcBorders>
               <w:top w:val="single" w:color="D9E1EC" w:sz="4"/>
               <w:left w:val="single" w:color="D9E1EC" w:sz="4"/>
@@ -10041,7 +12679,38 @@
         </w:tc>
         <w:tc>
           <w:tcPr>
-            <w:tcW w:type="dxa" w:w="3100"/>
+            <w:tcW w:type="dxa" w:w="1550"/>
+            <w:tcBorders>
+              <w:top w:val="single" w:color="D9E1EC" w:sz="4"/>
+              <w:left w:val="single" w:color="D9E1EC" w:sz="4"/>
+              <w:bottom w:val="single" w:color="D9E1EC" w:sz="4"/>
+              <w:right w:val="single" w:color="D9E1EC" w:sz="4"/>
+            </w:tcBorders>
+            <w:shd w:fill="E3F6EF" w:color="auto" w:val="clear"/>
+            <w:tcMar>
+              <w:top w:type="dxa" w:w="60"/>
+              <w:left w:type="dxa" w:w="100"/>
+              <w:bottom w:type="dxa" w:w="60"/>
+              <w:right w:type="dxa" w:w="100"/>
+            </w:tcMar>
+          </w:tcPr>
+          <w:p>
+            <w:pPr>
+              <w:spacing w:after="30" w:line="250"/>
+            </w:pPr>
+            <w:r>
+              <w:rPr>
+                <w:rFonts w:ascii="Arial" w:cs="Arial" w:eastAsia="Arial" w:hAnsi="Arial"/>
+                <w:sz w:val="18"/>
+                <w:szCs w:val="18"/>
+              </w:rPr>
+              <w:t xml:space="preserve">Real photo + 15 s video</w:t>
+            </w:r>
+          </w:p>
+        </w:tc>
+        <w:tc>
+          <w:tcPr>
+            <w:tcW w:type="dxa" w:w="2700"/>
             <w:tcBorders>
               <w:top w:val="single" w:color="D9E1EC" w:sz="4"/>
               <w:left w:val="single" w:color="D9E1EC" w:sz="4"/>
@@ -10066,13 +12735,13 @@
                 <w:sz w:val="18"/>
                 <w:szCs w:val="18"/>
               </w:rPr>
-              <w:t xml:space="preserve">Real-photo versions + 15 s Reel. 60/30/10 budget on winners.</w:t>
-            </w:r>
-          </w:p>
-        </w:tc>
-        <w:tc>
-          <w:tcPr>
-            <w:tcW w:type="dxa" w:w="2500"/>
+              <w:t xml:space="preserve">Round 3: real-photo versions + 15 s Reel · 60/30/10 on winners.</w:t>
+            </w:r>
+          </w:p>
+        </w:tc>
+        <w:tc>
+          <w:tcPr>
+            <w:tcW w:type="dxa" w:w="1950"/>
             <w:tcBorders>
               <w:top w:val="single" w:color="D9E1EC" w:sz="4"/>
               <w:left w:val="single" w:color="D9E1EC" w:sz="4"/>
@@ -10103,7 +12772,7 @@
         </w:tc>
         <w:tc>
           <w:tcPr>
-            <w:tcW w:type="dxa" w:w="2338"/>
+            <w:tcW w:type="dxa" w:w="1938"/>
             <w:tcBorders>
               <w:top w:val="single" w:color="D9E1EC" w:sz="4"/>
               <w:left w:val="single" w:color="D9E1EC" w:sz="4"/>
@@ -10128,7 +12797,7 @@
                 <w:sz w:val="18"/>
                 <w:szCs w:val="18"/>
               </w:rPr>
-              <w:t xml:space="preserve">R4 last seats + R5 recap live</w:t>
+              <w:t xml:space="preserve">R4 last seats + R5 recap</w:t>
             </w:r>
           </w:p>
         </w:tc>
@@ -10480,7 +13149,7 @@
                 <w:sz w:val="18"/>
                 <w:szCs w:val="18"/>
               </w:rPr>
-              <w:t xml:space="preserve">C1 Hero, C2 Future Skills, C3 Less scrolling, C4 English + AI, C5 Founding</w:t>
+              <w:t xml:space="preserve">C1 Hero, C2 Future Skills, C3 Less scrolling, C4 English + AI, C5 Founding (angles A/B/C)</w:t>
             </w:r>
           </w:p>
         </w:tc>
@@ -10511,7 +13180,7 @@
                 <w:sz w:val="18"/>
                 <w:szCs w:val="18"/>
               </w:rPr>
-              <w:t xml:space="preserve">4:5 + 9:16 each</w:t>
+              <w:t xml:space="preserve">Static 4:5 + 9:16 each</w:t>
             </w:r>
           </w:p>
         </w:tc>

--- a/nxt-school-launch/NXT_Meta_Creative_Plan.docx
+++ b/nxt-school-launch/NXT_Meta_Creative_Plan.docx
@@ -198,7 +198,7 @@
                 <w:sz w:val="18"/>
                 <w:szCs w:val="18"/>
               </w:rPr>
-              <w:t xml:space="preserve">Launch Tue 6 / Wed 7 Oct · Open Day Sat 24 Oct (proposed) · </w:t>
+              <w:t xml:space="preserve">Launch Tue 6 / Wed 7 Oct · Open Day Mon 26 Oct, 18–20 h · </w:t>
             </w:r>
             <w:r>
               <w:rPr>
@@ -382,7 +382,7 @@
                 <w:sz w:val="18"/>
                 <w:szCs w:val="18"/>
               </w:rPr>
-              <w:t xml:space="preserve"> (that is the test) · angle D (Open Day) runs 12–23 Oct · </w:t>
+              <w:t xml:space="preserve"> (that is the test) · angle D (Open Day) runs 12–26 Oct · </w:t>
             </w:r>
             <w:r>
               <w:rPr>
@@ -1233,7 +1233,7 @@
                 <w:sz w:val="18"/>
                 <w:szCs w:val="18"/>
               </w:rPr>
-              <w:t xml:space="preserve">23k · 12–23 Oct</w:t>
+              <w:t xml:space="preserve">23k · 12–26 Oct</w:t>
             </w:r>
           </w:p>
         </w:tc>
@@ -1323,7 +1323,7 @@
                 <w:sz w:val="18"/>
                 <w:szCs w:val="18"/>
               </w:rPr>
-              <w:t xml:space="preserve">From 19 Oct: O1 vs O3 countdown — both static</w:t>
+              <w:t xml:space="preserve">From 21 Oct: O1 vs O3 countdown — both static</w:t>
             </w:r>
           </w:p>
         </w:tc>
@@ -1354,7 +1354,7 @@
                 <w:sz w:val="18"/>
                 <w:szCs w:val="18"/>
               </w:rPr>
-              <w:t xml:space="preserve">Campaign ends 23 Oct · Open Day Sat 24</w:t>
+              <w:t xml:space="preserve">Campaign ends Mon 26 Oct, 17 h · Open Day 18–20 h</w:t>
             </w:r>
           </w:p>
         </w:tc>
@@ -1490,7 +1490,7 @@
                 <w:sz w:val="18"/>
                 <w:szCs w:val="18"/>
               </w:rPr>
-              <w:t xml:space="preserve">R3 C6 Open Day (until 23 Oct)</w:t>
+              <w:t xml:space="preserve">R3 C6 Open Day (until 26 Oct)</w:t>
             </w:r>
           </w:p>
           <w:p>
@@ -2220,7 +2220,7 @@
                 <w:sz w:val="17"/>
                 <w:szCs w:val="17"/>
               </w:rPr>
-              <w:t xml:space="preserve">If 1 wins: kid-photo C1, "6 veština" carousel</w:t>
+              <w:t xml:space="preserve">If 1 wins: kid-photo C1, "6 oblasti" carousel</w:t>
             </w:r>
           </w:p>
         </w:tc>
@@ -3237,7 +3237,7 @@
                 <w:sz w:val="17"/>
                 <w:szCs w:val="17"/>
               </w:rPr>
-              <w:t xml:space="preserve">O1 vs O3 countdown · ends 23 Oct · Open Day Sat 24</w:t>
+              <w:t xml:space="preserve">O1 vs O3 countdown · ends 26 Oct · Open Day Mon 26</w:t>
             </w:r>
           </w:p>
         </w:tc>
@@ -7889,7 +7889,7 @@
                 <w:sz w:val="18"/>
                 <w:szCs w:val="18"/>
               </w:rPr>
-              <w:t xml:space="preserve"> badge "Founding generacija · početak 9. novembra" · "Upisujemo prvu generaciju NXT School." · price card 5.900 RSD/mes (regularna 6.400) · 1–8. razred · 4 nivoa · grupe 8–10 · 24 nedelje · Portfolio + NXT Showcase.</w:t>
+              <w:t xml:space="preserve"> badge "Founding generacija · početak 9. novembra" · "Upisujemo prvu generaciju NXT School." · price card 5.900 RSD/mes (regularna 7.200) · 1–8. razred · 4 nivoa · grupe 8–10 · 24 nedelje · Portfolio + NXT Showcase.</w:t>
             </w:r>
           </w:p>
           <w:p>
@@ -7953,7 +7953,7 @@
                 <w:sz w:val="18"/>
                 <w:szCs w:val="18"/>
               </w:rPr>
-              <w:t xml:space="preserve"> 4:5 · 9:16 · ⚠ confirm the founding price is locked for all 24 weeks</w:t>
+              <w:t xml:space="preserve"> 4:5 · 9:16 · founding price covers the whole program, 6 payments (site)</w:t>
             </w:r>
           </w:p>
         </w:tc>
@@ -8992,7 +8992,7 @@
                 <w:sz w:val="18"/>
                 <w:szCs w:val="18"/>
               </w:rPr>
-              <w:t xml:space="preserve"> "6 veština" — one skill per card</w:t>
+              <w:t xml:space="preserve"> "6 oblasti" — one area per card</w:t>
             </w:r>
           </w:p>
         </w:tc>
@@ -11208,7 +11208,7 @@
                 <w:sz w:val="18"/>
                 <w:szCs w:val="18"/>
               </w:rPr>
-              <w:t xml:space="preserve">Objective: Leads · conversion: Open Day registration (separate thank-you page) · Budget 23,000 RSD (~1,900/day) · 12 → 23 Oct</w:t>
+              <w:t xml:space="preserve">Objective: Leads · conversion: Open Day registration (separate thank-you page) · Budget 23,000 RSD (~1,550/day) · 12 → 26 Oct</w:t>
             </w:r>
           </w:p>
           <w:p>
@@ -11270,7 +11270,7 @@
                 <w:sz w:val="18"/>
                 <w:szCs w:val="18"/>
               </w:rPr>
-              <w:t xml:space="preserve">The day (~90–120 min): kids do an NXT mini challenge while parents hear what NXT is + Q&amp;A → kids show their result → space, talks, applications on the spot.</w:t>
+              <w:t xml:space="preserve">The day (Mon 26 Oct, 18–20 h): kids do an NXT mini challenge while parents hear what NXT is + Q&amp;A → kids show their result → space, talks, applications on the spot.</w:t>
             </w:r>
           </w:p>
         </w:tc>
@@ -11609,7 +11609,7 @@
                 <w:sz w:val="16"/>
                 <w:szCs w:val="16"/>
               </w:rPr>
-              <w:t xml:space="preserve">O1 vs O3 countdown · ends 23 Oct</w:t>
+              <w:t xml:space="preserve">O1 vs O3 countdown · ends 26 Oct</w:t>
             </w:r>
           </w:p>
           <w:p>
@@ -11654,7 +11654,7 @@
                 <w:sz w:val="16"/>
                 <w:szCs w:val="16"/>
               </w:rPr>
-              <w:t xml:space="preserve">Off — Open Day done (Sat 24) → R7 recap in RT</w:t>
+              <w:t xml:space="preserve">Off — Open Day done (Mon 26) → R7 recap in RT</w:t>
             </w:r>
           </w:p>
         </w:tc>
@@ -11809,7 +11809,7 @@
                 <w:sz w:val="18"/>
                 <w:szCs w:val="18"/>
               </w:rPr>
-              <w:t xml:space="preserve"> W2–W3 · 12 → 23 Oct · static feed + story</w:t>
+              <w:t xml:space="preserve"> W2–W3 · 12 → 26 Oct · static feed + story</w:t>
             </w:r>
           </w:p>
           <w:p>
@@ -11878,7 +11878,7 @@
                 <w:sz w:val="18"/>
                 <w:szCs w:val="18"/>
               </w:rPr>
-              <w:t xml:space="preserve"> badge "NXT Open Day · besplatno" · date + address · 3 steps: Deca: NXT mini challenge · Roditelji: upoznajte NXT · Na kraju: Show &amp; Tell · "~90 min · besplatno, uz prijavu".</w:t>
+              <w:t xml:space="preserve"> badge "NXT Open Day · dođite sa detetom" · date + address · 3 steps: Deca: NXT mini challenge · Roditelji: upoznajte NXT · Na kraju: Show &amp; Tell · "dođite sa detetom · uz prijavu".</w:t>
             </w:r>
           </w:p>
           <w:p>
@@ -11919,7 +11919,7 @@
                 <w:sz w:val="18"/>
                 <w:szCs w:val="18"/>
               </w:rPr>
-              <w:t xml:space="preserve"> NXT Open Day · Subota, 24. oktobar</w:t>
+              <w:t xml:space="preserve"> NXT Open Day · Ponedeljak, 26. oktobar</w:t>
             </w:r>
           </w:p>
           <w:p>
@@ -12090,7 +12090,7 @@
                 <w:sz w:val="18"/>
                 <w:szCs w:val="18"/>
               </w:rPr>
-              <w:t xml:space="preserve"> W2–W3 · 13 → 23 Oct · static (recut of the winning P-ad)</w:t>
+              <w:t xml:space="preserve"> W2–W3 · 13 → 26 Oct · static (recut of the winning P-ad)</w:t>
             </w:r>
           </w:p>
           <w:p>
@@ -12197,7 +12197,7 @@
         <w:rPr>
           <w:rFonts w:ascii="Arial" w:cs="Arial" w:eastAsia="Arial" w:hAnsi="Arial"/>
         </w:rPr>
-        <w:t xml:space="preserve">TEST — W3 (19 → 23 Oct) · countdown vs experience · static</w:t>
+        <w:t xml:space="preserve">TEST — W3 (21 → 26 Oct) · countdown vs experience · static</w:t>
       </w:r>
     </w:p>
     <w:p>
@@ -12216,13 +12216,13 @@
           <w:b/>
           <w:bCs/>
         </w:rPr>
-        <w:t xml:space="preserve">19 Oct</w:t>
+        <w:t xml:space="preserve">21 Oct</w:t>
       </w:r>
       <w:r>
         <w:rPr>
           <w:rFonts w:ascii="Arial" w:cs="Arial" w:eastAsia="Arial" w:hAnsi="Arial"/>
         </w:rPr>
-        <w:t xml:space="preserve">, add O3 countdown next to O1. Urgency usually wins in the final days; we check that rather than assume it. Two quick versions: "Još 5 dana" (19–21 Oct) and "Ove subote!" (22–23 Oct).</w:t>
+        <w:t xml:space="preserve">, add O3 countdown next to O1. Urgency usually wins in the final days; we check that rather than assume it. Two quick versions: "Još 5 dana" (21–23 Oct) and "U ponedeljak!" (24–26 Oct).</w:t>
       </w:r>
     </w:p>
     <w:tbl>
@@ -12597,7 +12597,7 @@
                 <w:sz w:val="18"/>
                 <w:szCs w:val="18"/>
               </w:rPr>
-              <w:t xml:space="preserve">, plus D (Open Day) until 23 Oct · max 4 ads live at once · formats: static → real team / Open Day photos</w:t>
+              <w:t xml:space="preserve">, plus D (Open Day) until 26 Oct · max 4 ads live at once · formats: static → real team / Open Day photos</w:t>
             </w:r>
           </w:p>
         </w:tc>
@@ -12936,7 +12936,7 @@
                 <w:sz w:val="16"/>
                 <w:szCs w:val="16"/>
               </w:rPr>
-              <w:t xml:space="preserve">R5 team (real photos) replaces the weakest · R3 ends 23 Oct</w:t>
+              <w:t xml:space="preserve">R5 team (real photos) replaces the weakest · R3 ends 26 Oct</w:t>
             </w:r>
           </w:p>
         </w:tc>
@@ -13789,7 +13789,7 @@
         <w:rPr>
           <w:rFonts w:ascii="Arial" w:cs="Arial" w:eastAsia="Arial" w:hAnsi="Arial"/>
         </w:rPr>
-        <w:t xml:space="preserve"> (angle D · W2–W3 · static) — same asset as O1, shown to warm parents until 23 Oct (people who visited but didn’t apply are the best Open Day guests).</w:t>
+        <w:t xml:space="preserve"> (angle D · W2–W3 · static) — same asset as O1, shown to warm parents until 26 Oct (people who visited but didn’t apply are the best Open Day guests).</w:t>
       </w:r>
     </w:p>
     <w:p>
@@ -14306,7 +14306,7 @@
                 <w:sz w:val="15"/>
                 <w:szCs w:val="15"/>
               </w:rPr>
-              <w:t xml:space="preserve">W4 · real photos from 24 Oct (consent!)</w:t>
+              <w:t xml:space="preserve">W4 · real photos from 26 Oct (consent!)</w:t>
             </w:r>
           </w:p>
         </w:tc>
@@ -15022,17 +15022,17 @@
                 <w:sz w:val="18"/>
                 <w:szCs w:val="18"/>
               </w:rPr>
-              <w:t xml:space="preserve">O1 vs O3 countdown · ends 23 Oct · </w:t>
-            </w:r>
-            <w:r>
-              <w:rPr>
-                <w:rFonts w:ascii="Arial" w:cs="Arial" w:eastAsia="Arial" w:hAnsi="Arial"/>
-                <w:b/>
-                <w:bCs/>
-                <w:sz w:val="18"/>
-                <w:szCs w:val="18"/>
-              </w:rPr>
-              <w:t xml:space="preserve">Open Day Sat 24</w:t>
+              <w:t xml:space="preserve">O1 vs O3 countdown · ends 26 Oct · </w:t>
+            </w:r>
+            <w:r>
+              <w:rPr>
+                <w:rFonts w:ascii="Arial" w:cs="Arial" w:eastAsia="Arial" w:hAnsi="Arial"/>
+                <w:b/>
+                <w:bCs/>
+                <w:sz w:val="18"/>
+                <w:szCs w:val="18"/>
+              </w:rPr>
+              <w:t xml:space="preserve">Open Day Mon 26</w:t>
             </w:r>
           </w:p>
         </w:tc>
@@ -15063,7 +15063,7 @@
                 <w:sz w:val="18"/>
                 <w:szCs w:val="18"/>
               </w:rPr>
-              <w:t xml:space="preserve">R5 team · R3 ends 23 Oct</w:t>
+              <w:t xml:space="preserve">R5 team · R3 ends 26 Oct</w:t>
             </w:r>
           </w:p>
         </w:tc>
@@ -16701,7 +16701,7 @@
                 <w:sz w:val="18"/>
                 <w:szCs w:val="18"/>
               </w:rPr>
-              <w:t xml:space="preserve">O3 countdown ("Još 5 dana" + "Ove subote!")</w:t>
+              <w:t xml:space="preserve">O3 countdown ("Još 5 dana" + "U ponedeljak!")</w:t>
             </w:r>
           </w:p>
         </w:tc>
@@ -17934,7 +17934,7 @@
                 <w:sz w:val="19"/>
                 <w:szCs w:val="19"/>
               </w:rPr>
-              <w:t xml:space="preserve">Founding cena: 5.900 RSD mesečno (regularna 6.400 RSD)</w:t>
+              <w:t xml:space="preserve">Founding cena: 5.900 RSD mesečno (regularna 7.200 RSD)</w:t>
             </w:r>
           </w:p>
           <w:p>
@@ -18255,7 +18255,7 @@
                 <w:sz w:val="19"/>
                 <w:szCs w:val="19"/>
               </w:rPr>
-              <w:t xml:space="preserve">Founding cena: 5.900 RSD mesečno (regularna 6.400 RSD)</w:t>
+              <w:t xml:space="preserve">Founding cena: 5.900 RSD mesečno (regularna 7.200 RSD)</w:t>
             </w:r>
           </w:p>
           <w:p>
@@ -19204,7 +19204,7 @@
                 <w:sz w:val="19"/>
                 <w:szCs w:val="19"/>
               </w:rPr>
-              <w:t xml:space="preserve">Šta dobijate vi: founding cenu od 5.900 RSD mesečno umesto 6.400 RSD [za ceo program] i stalan uvid u to šta dete radi.</w:t>
+              <w:t xml:space="preserve">Šta dobijate vi: founding cenu od 5.900 RSD mesečno umesto 7.200 RSD [za ceo program] i stalan uvid u to šta dete radi.</w:t>
             </w:r>
           </w:p>
           <w:p>
@@ -19277,7 +19277,7 @@
                 <w:sz w:val="19"/>
                 <w:szCs w:val="19"/>
               </w:rPr>
-              <w:t xml:space="preserve">Founding generacija NXT School: 5.900 RSD mesečno umesto 6.400. 1–8. razred, grupe 8–10, početak 9. novembra. Upoznavanje nije prijemni test.</w:t>
+              <w:t xml:space="preserve">Founding generacija NXT School: 5.900 RSD mesečno umesto 7.200. 1–8. razred, grupe 8–10, početak 9. novembra. Upoznavanje nije prijemni test.</w:t>
             </w:r>
           </w:p>
           <w:p>
@@ -19413,7 +19413,7 @@
                 <w:sz w:val="19"/>
                 <w:szCs w:val="19"/>
               </w:rPr>
-              <w:t xml:space="preserve">Dođite na NXT Open Day — [subota, 24. oktobar], Cara Dušana 49.</w:t>
+              <w:t xml:space="preserve">Dođite na NXT Open Day — ponedeljak, 26. oktobar, 18–20 h, Cara Dušana 49.</w:t>
             </w:r>
           </w:p>
           <w:p>
@@ -19469,7 +19469,7 @@
                 <w:sz w:val="19"/>
                 <w:szCs w:val="19"/>
               </w:rPr>
-              <w:t xml:space="preserve">Traje oko 90 minuta. Besplatno, uz prijavu.</w:t>
+              <w:t xml:space="preserve">Ponedeljak, 26. oktobar, 18–20 h. Dođite sa detetom — potrebna je prijava.</w:t>
             </w:r>
           </w:p>
           <w:p>
@@ -19514,7 +19514,7 @@
                 <w:sz w:val="19"/>
                 <w:szCs w:val="19"/>
               </w:rPr>
-              <w:t xml:space="preserve">Još 5 dana do NXT Open Day-a. / Ove subote je NXT Open Day.</w:t>
+              <w:t xml:space="preserve">Još 5 dana do NXT Open Day-a. / U ponedeljak je NXT Open Day.</w:t>
             </w:r>
           </w:p>
           <w:p>
@@ -19545,7 +19545,7 @@
                 <w:sz w:val="19"/>
                 <w:szCs w:val="19"/>
               </w:rPr>
-              <w:t xml:space="preserve">NXT Open Day · [Subota, 24. oktobar]</w:t>
+              <w:t xml:space="preserve">NXT Open Day · Ponedeljak, 26. oktobar, 18–20 h</w:t>
             </w:r>
           </w:p>
         </w:tc>
@@ -19748,7 +19748,7 @@
                 <w:sz w:val="19"/>
                 <w:szCs w:val="19"/>
               </w:rPr>
-              <w:t xml:space="preserve">Founding cena: 5.900 RSD mesečno (regularna 6.400). Početak 9. novembra. 👉 Prijavi dete</w:t>
+              <w:t xml:space="preserve">Founding cena: 5.900 RSD mesečno (regularna 7.200). Početak 9. novembra. 👉 Prijavi dete</w:t>
             </w:r>
           </w:p>
           <w:p>
@@ -19912,7 +19912,7 @@
                 <w:sz w:val="19"/>
                 <w:szCs w:val="19"/>
               </w:rPr>
-              <w:t xml:space="preserve">NXT Explore (1–2. razred, 60 min) — radoznalost, pitanja, pravljenje rukama i digitalno, Show &amp; Tell.</w:t>
+              <w:t xml:space="preserve">NXT Explore (1–2. razred, 60 min) — radoznalost, prvi alati, rad rukama i u grupi.</w:t>
             </w:r>
           </w:p>
           <w:p>
@@ -19926,7 +19926,7 @@
                 <w:sz w:val="19"/>
                 <w:szCs w:val="19"/>
               </w:rPr>
-              <w:t xml:space="preserve">NXT Create (3–4. razred, 60 min) — posteri, video, Scratch igre, mini website; AI uz proveru.</w:t>
+              <w:t xml:space="preserve">NXT Create (3–4. razred, 60 min) — od ideje do postera, priče, igre i prve stranice.</w:t>
             </w:r>
           </w:p>
           <w:p>
@@ -19940,7 +19940,7 @@
                 <w:sz w:val="19"/>
                 <w:szCs w:val="19"/>
               </w:rPr>
-              <w:t xml:space="preserve">NXT Build (5–6. razred, 90 min) — istraživanje, plan, website ili mala aplikacija, feedback i nova verzija.</w:t>
+              <w:t xml:space="preserve">NXT Build (5–6. razred, 90 min) — istraživanje, plan, sajt ili igra i nova verzija posle feedbacka.</w:t>
             </w:r>
           </w:p>
           <w:p>
@@ -19954,7 +19954,7 @@
                 <w:sz w:val="19"/>
                 <w:szCs w:val="19"/>
               </w:rPr>
-              <w:t xml:space="preserve">NXT Lead (7–8. razred, 90 min) — mali kreativni i digitalni studio: podcast, web aplikacija, kampanja, istraživački projekat.</w:t>
+              <w:t xml:space="preserve">NXT Lead (7–8. razred, 90 min) — mali kreativni i digitalni studio: sopstveni projekti i nastupi.</w:t>
             </w:r>
           </w:p>
           <w:p>
@@ -20380,7 +20380,7 @@
                 <w:sz w:val="19"/>
                 <w:szCs w:val="19"/>
               </w:rPr>
-              <w:t xml:space="preserve">Founding cena od 5.900 RSD mesečno (regularna 6.400) važi za prvu generaciju [— upis do početka programa].</w:t>
+              <w:t xml:space="preserve">Founding cena od 5.900 RSD mesečno (regularna 7.200) važi za porodice koje upišu dete u prvu generaciju, za ceo program: 6 mesečnih uplata. Grupe kreću zajedno, pa se dete ne može priključiti usred programa.</w:t>
             </w:r>
           </w:p>
           <w:p>

--- a/nxt-school-launch/NXT_Meta_Creative_Plan.docx
+++ b/nxt-school-launch/NXT_Meta_Creative_Plan.docx
@@ -11942,7 +11942,7 @@
                 <w:sz w:val="18"/>
                 <w:szCs w:val="18"/>
               </w:rPr>
-              <w:t xml:space="preserve"> 4:5 + 9:16 (story mock below) · date to confirm before production</w:t>
+              <w:t xml:space="preserve"> 4:5 + 9:16 (story mock below) · date confirmed by the website (Mon 26 Oct, 18–20 h)</w:t>
             </w:r>
           </w:p>
         </w:tc>

--- a/nxt-school-launch/NXT_Meta_Creative_Plan.docx
+++ b/nxt-school-launch/NXT_Meta_Creative_Plan.docx
@@ -2510,7 +2510,7 @@
                 <w:sz w:val="17"/>
                 <w:szCs w:val="17"/>
               </w:rPr>
-              <w:t xml:space="preserve">"English is not a subject here."</w:t>
+              <w:t xml:space="preserve">"Engleski bez straha."</w:t>
             </w:r>
           </w:p>
         </w:tc>
@@ -2632,7 +2632,7 @@
                 <w:sz w:val="17"/>
                 <w:szCs w:val="17"/>
               </w:rPr>
-              <w:t xml:space="preserve">If 3 wins: kid presenting in English (photo), SR-first headline</w:t>
+              <w:t xml:space="preserve">If 3 wins: kid presenting in English (photo), chat as 6 s motion</w:t>
             </w:r>
           </w:p>
         </w:tc>
@@ -4141,7 +4141,7 @@
                 <w:sz w:val="18"/>
                 <w:szCs w:val="18"/>
               </w:rPr>
-              <w:t xml:space="preserve">English is not a subject here. It’s the language we use. · Engleski raste sa samopouzdanjem grupe.</w:t>
+              <w:t xml:space="preserve">Engleski bez straha — kroz projekte. · Engleski raste sa samopouzdanjem grupe.</w:t>
             </w:r>
           </w:p>
         </w:tc>
@@ -7304,7 +7304,7 @@
                 <w:sz w:val="18"/>
                 <w:szCs w:val="18"/>
               </w:rPr>
-              <w:t xml:space="preserve"> English as the working language — our edge vs English schools.</w:t>
+              <w:t xml:space="preserve"> English confidence for the “zna reči, ali ne priča” parent — kids speak through projects.</w:t>
             </w:r>
           </w:p>
           <w:p>
@@ -7327,7 +7327,7 @@
                 <w:sz w:val="18"/>
                 <w:szCs w:val="18"/>
               </w:rPr>
-              <w:t xml:space="preserve"> "English is not a subject here. It’s the language we use." + chat: "Can I show my project first?" → "Of course! Tell us why you made it." + "Raste sa samopouzdanjem grupe."</w:t>
+              <w:t xml:space="preserve"> "Engleski bez straha." + chat: "Can I show my project first?" → "Of course! Tell us why you made it." + "Kroz projekte deca pitaju, istražuju i predstavljaju na engleskom — u skladu sa nivoom grupe. Kad treba, pređemo na srpski."</w:t>
             </w:r>
           </w:p>
           <w:p>
@@ -7350,7 +7350,7 @@
                 <w:sz w:val="18"/>
                 <w:szCs w:val="18"/>
               </w:rPr>
-              <w:t xml:space="preserve"> Angle 3 — opens "English is not a subject here. It’s the language we use."</w:t>
+              <w:t xml:space="preserve"> Angle 3 — opens "Zna reči, ali se ne usuđuje da priča?"</w:t>
             </w:r>
           </w:p>
           <w:p>
@@ -7373,7 +7373,7 @@
                 <w:sz w:val="18"/>
                 <w:szCs w:val="18"/>
               </w:rPr>
-              <w:t xml:space="preserve"> Engleski je ovde jezik rada · </w:t>
+              <w:t xml:space="preserve"> Engleski bez straha — kroz projekte · </w:t>
             </w:r>
             <w:r>
               <w:rPr>
@@ -18399,7 +18399,7 @@
                 <w:sz w:val="19"/>
                 <w:szCs w:val="19"/>
               </w:rPr>
-              <w:t xml:space="preserve">ANGLE 3 — "English is not a subject here."  ·  P3</w:t>
+              <w:t xml:space="preserve">ANGLE 3 — "Engleski bez straha."  ·  P3</w:t>
             </w:r>
           </w:p>
         </w:tc>
@@ -18450,7 +18450,7 @@
                 <w:sz w:val="19"/>
                 <w:szCs w:val="19"/>
               </w:rPr>
-              <w:t xml:space="preserve">English is not a subject here. It’s the language we use.</w:t>
+              <w:t xml:space="preserve">Zna reči, ali se ne usuđuje da priča?</w:t>
             </w:r>
           </w:p>
           <w:p>
@@ -18478,7 +18478,7 @@
                 <w:sz w:val="19"/>
                 <w:szCs w:val="19"/>
               </w:rPr>
-              <w:t xml:space="preserve">U NXT School engleski nije čas gramatike — to je jezik kojim deca rade: postavljaju pitanja, istražuju, koriste AI i predstavljaju svoje projekte.</w:t>
+              <w:t xml:space="preserve">U NXT School engleski se koristi prirodno, kroz projekte: deca postavljaju pitanja, istražuju, koriste AI i predstavljaju svoje radove na engleskom.</w:t>
             </w:r>
           </w:p>
           <w:p>
@@ -18607,7 +18607,7 @@
                 <w:sz w:val="19"/>
                 <w:szCs w:val="19"/>
               </w:rPr>
-              <w:t xml:space="preserve">Engleski ovde nije predmet — to je jezik kojim deca rade, pitaju i predstavljaju. Raste sa samopouzdanjem grupe. 1–8. razred, Novi Sad, početak 9. novembra.</w:t>
+              <w:t xml:space="preserve">Zna reči, ali ne priča? Kroz projekte deca pitaju, istražuju i predstavljaju na engleskom. Engleski raste zajedno sa samopouzdanjem grupe. 1–8. razred, Novi Sad, početak 9. novembra.</w:t>
             </w:r>
           </w:p>
           <w:p>
@@ -18638,7 +18638,7 @@
                 <w:sz w:val="19"/>
                 <w:szCs w:val="19"/>
               </w:rPr>
-              <w:t xml:space="preserve">Engleski je ovde jezik rada · English is the language we use · Hrabrost da pričaju engleski</w:t>
+              <w:t xml:space="preserve">Engleski bez straha — kroz projekte · Zna reči, ali ne priča? · Hrabrost da pričaju engleski</w:t>
             </w:r>
           </w:p>
         </w:tc>

--- a/nxt-school-launch/NXT_Meta_Creative_Plan.docx
+++ b/nxt-school-launch/NXT_Meta_Creative_Plan.docx
@@ -1292,7 +1292,7 @@
                 <w:sz w:val="18"/>
                 <w:szCs w:val="18"/>
               </w:rPr>
-              <w:t xml:space="preserve">O2 best P-ad + Open Day band (13 Oct)</w:t>
+              <w:t xml:space="preserve">O2 Open Day + winning P-ad hook (13 Oct)</w:t>
             </w:r>
           </w:p>
         </w:tc>
@@ -3192,7 +3192,7 @@
                 <w:sz w:val="17"/>
                 <w:szCs w:val="17"/>
               </w:rPr>
-              <w:t xml:space="preserve">O1 (feed + story), O2 recut, R3</w:t>
+              <w:t xml:space="preserve">O1 (feed + story), O2 winner hook, R3</w:t>
             </w:r>
           </w:p>
           <w:p>
@@ -12066,7 +12066,7 @@
                 <w:sz w:val="22"/>
                 <w:szCs w:val="22"/>
               </w:rPr>
-              <w:t xml:space="preserve">O2 · Best prospecting ad + Open Day band</w:t>
+              <w:t xml:space="preserve">O2 · Open Day invite with the winning P-ad hook</w:t>
             </w:r>
           </w:p>
           <w:p>
@@ -12090,7 +12090,7 @@
                 <w:sz w:val="18"/>
                 <w:szCs w:val="18"/>
               </w:rPr>
-              <w:t xml:space="preserve"> W2–W3 · 13 → 26 Oct · static (recut of the winning P-ad)</w:t>
+              <w:t xml:space="preserve"> W2–W3 · 13 → 26 Oct · static (Open Day + winner’s hook)</w:t>
             </w:r>
           </w:p>
           <w:p>
@@ -12136,7 +12136,7 @@
                 <w:sz w:val="18"/>
                 <w:szCs w:val="18"/>
               </w:rPr>
-              <w:t xml:space="preserve"> reuses the visual parents already responded to; swaps the footer for an Open Day band (date + "Prijavi se"). Mock uses C3 — use whichever P-ad leads on day 6–7.</w:t>
+              <w:t xml:space="preserve"> Open Day first — kicker with the date on top, the winner’s hook turned into an invitation (“Less scrolling? Dođite da vidite kako deca stvaraju.”), the P-ad visual kept small so people recognize it. Mock uses C3 — use whichever P-ad leads on day 6–7.</w:t>
             </w:r>
           </w:p>
           <w:p>
@@ -16314,7 +16314,7 @@
                 <w:sz w:val="18"/>
                 <w:szCs w:val="18"/>
               </w:rPr>
-              <w:t xml:space="preserve">O2 = winning P-ad + Open Day band</w:t>
+              <w:t xml:space="preserve">O2 = Open Day invite on the winning P-ad hook</w:t>
             </w:r>
           </w:p>
         </w:tc>

--- a/nxt-school-launch/NXT_Meta_Creative_Plan.docx
+++ b/nxt-school-launch/NXT_Meta_Creative_Plan.docx
@@ -1292,7 +1292,7 @@
                 <w:sz w:val="18"/>
                 <w:szCs w:val="18"/>
               </w:rPr>
-              <w:t xml:space="preserve">O2 Open Day + winning P-ad hook (13 Oct)</w:t>
+              <w:t xml:space="preserve">O2 best P-ad + Open Day framing (13 Oct)</w:t>
             </w:r>
           </w:p>
         </w:tc>
@@ -3192,7 +3192,7 @@
                 <w:sz w:val="17"/>
                 <w:szCs w:val="17"/>
               </w:rPr>
-              <w:t xml:space="preserve">O1 (feed + story), O2 winner hook, R3</w:t>
+              <w:t xml:space="preserve">O1 (feed + story), O2 winner + Open Day, R3</w:t>
             </w:r>
           </w:p>
           <w:p>
@@ -12066,7 +12066,7 @@
                 <w:sz w:val="22"/>
                 <w:szCs w:val="22"/>
               </w:rPr>
-              <w:t xml:space="preserve">O2 · Open Day invite with the winning P-ad hook</w:t>
+              <w:t xml:space="preserve">O2 · Best prospecting ad + Open Day framing</w:t>
             </w:r>
           </w:p>
           <w:p>
@@ -12090,7 +12090,7 @@
                 <w:sz w:val="18"/>
                 <w:szCs w:val="18"/>
               </w:rPr>
-              <w:t xml:space="preserve"> W2–W3 · 13 → 26 Oct · static (Open Day + winner’s hook)</w:t>
+              <w:t xml:space="preserve"> W2–W3 · 13 → 26 Oct · static (winner + Open Day framing)</w:t>
             </w:r>
           </w:p>
           <w:p>
@@ -12136,7 +12136,7 @@
                 <w:sz w:val="18"/>
                 <w:szCs w:val="18"/>
               </w:rPr>
-              <w:t xml:space="preserve"> Open Day first — kicker with the date on top, the winner’s hook turned into an invitation (“Less scrolling? Dođite da vidite kako deca stvaraju.”), the P-ad visual kept small so people recognize it. Mock uses C3 — use whichever P-ad leads on day 6–7.</w:t>
+              <w:t xml:space="preserve"> keeps the winning P-ad intact (headline + visual parents already responded to) and frames it as Open Day: kicker “NXT Open Day · dođite da vidite uživo” on top, invitation as the subline, gradient band with date + “Prijavi se” at the bottom. Mock uses C3 — use whichever P-ad leads on day 6–7.</w:t>
             </w:r>
           </w:p>
           <w:p>
@@ -16314,7 +16314,7 @@
                 <w:sz w:val="18"/>
                 <w:szCs w:val="18"/>
               </w:rPr>
-              <w:t xml:space="preserve">O2 = Open Day invite on the winning P-ad hook</w:t>
+              <w:t xml:space="preserve">O2 = winning P-ad + Open Day framing</w:t>
             </w:r>
           </w:p>
         </w:tc>
